--- a/6-过程管理/流程制度规范类文件/060111-信息安全管理程序.docx
+++ b/6-过程管理/流程制度规范类文件/060111-信息安全管理程序.docx
@@ -1,11 +1,10 @@
 
 <file path=word/document.xml><?xml version="1.0" encoding="utf-8"?>
-<w:document xmlns:wpc="http://schemas.microsoft.com/office/word/2010/wordprocessingCanvas" xmlns:mc="http://schemas.openxmlformats.org/markup-compatibility/2006" xmlns:o="urn:schemas-microsoft-com:office:office" xmlns:r="http://schemas.openxmlformats.org/officeDocument/2006/relationships" xmlns:m="http://schemas.openxmlformats.org/officeDocument/2006/math" xmlns:v="urn:schemas-microsoft-com:vml" xmlns:wp14="http://schemas.microsoft.com/office/word/2010/wordprocessingDrawing" xmlns:wp="http://schemas.openxmlformats.org/drawingml/2006/wordprocessingDrawing" xmlns:w10="urn:schemas-microsoft-com:office:word" xmlns:w="http://schemas.openxmlformats.org/wordprocessingml/2006/main" xmlns:w14="http://schemas.microsoft.com/office/word/2010/wordml" xmlns:w15="http://schemas.microsoft.com/office/word/2012/wordml" xmlns:wne="http://schemas.microsoft.com/office/word/2006/wordml" xmlns:wpg="http://schemas.microsoft.com/office/word/2010/wordprocessingGroup" xmlns:wpi="http://schemas.microsoft.com/office/word/2010/wordprocessingInk" xmlns:wps="http://schemas.microsoft.com/office/word/2010/wordprocessingShape" mc:Ignorable="w14 w15 wp14">
-  <!-- Generated by Aspose.Words for .NET 13.3.0.1 -->
+<w:document xmlns:wpc="http://schemas.microsoft.com/office/word/2010/wordprocessingCanvas" xmlns:mc="http://schemas.openxmlformats.org/markup-compatibility/2006" xmlns:o="urn:schemas-microsoft-com:office:office" xmlns:r="http://schemas.openxmlformats.org/officeDocument/2006/relationships" xmlns:m="http://schemas.openxmlformats.org/officeDocument/2006/math" xmlns:v="urn:schemas-microsoft-com:vml" xmlns:wp14="http://schemas.microsoft.com/office/word/2010/wordprocessingDrawing" xmlns:wp="http://schemas.openxmlformats.org/drawingml/2006/wordprocessingDrawing" xmlns:w="http://schemas.openxmlformats.org/wordprocessingml/2006/main" xmlns:w14="http://schemas.microsoft.com/office/word/2010/wordml" xmlns:w10="urn:schemas-microsoft-com:office:word" xmlns:w15="http://schemas.microsoft.com/office/word/2012/wordml" xmlns:wpg="http://schemas.microsoft.com/office/word/2010/wordprocessingGroup" xmlns:wpi="http://schemas.microsoft.com/office/word/2010/wordprocessingInk" xmlns:wne="http://schemas.microsoft.com/office/word/2006/wordml" xmlns:wps="http://schemas.microsoft.com/office/word/2010/wordprocessingShape" xmlns:wpsCustomData="http://www.wps.cn/officeDocument/2013/wpsCustomData" mc:Ignorable="w14 w15 wp14">
   <w:body>
     <w:p>
       <w:pPr>
-        <w:pStyle w:val="a1"/>
+        <w:pStyle w:val="31"/>
         <w:keepNext w:val="0"/>
         <w:keepLines w:val="0"/>
         <w:pageBreakBefore w:val="0"/>
@@ -25,7 +24,7 @@
     </w:p>
     <w:p>
       <w:pPr>
-        <w:pStyle w:val="a1"/>
+        <w:pStyle w:val="31"/>
         <w:keepNext w:val="0"/>
         <w:keepLines w:val="0"/>
         <w:pageBreakBefore w:val="0"/>
@@ -48,7 +47,7 @@
     </w:p>
     <w:p>
       <w:pPr>
-        <w:pStyle w:val="a2"/>
+        <w:pStyle w:val="32"/>
         <w:keepNext w:val="0"/>
         <w:keepLines w:val="0"/>
         <w:pageBreakBefore w:val="0"/>
@@ -85,23 +84,23 @@
         <w:bidi w:val="0"/>
         <w:adjustRightInd w:val="0"/>
         <w:snapToGrid w:val="0"/>
-        <w:ind w:left="0" w:right="0" w:firstLine="0" w:leftChars="0" w:rightChars="0" w:firstLineChars="0"/>
+        <w:ind w:left="0" w:leftChars="0" w:right="0" w:rightChars="0" w:firstLine="0" w:firstLineChars="0"/>
         <w:jc w:val="center"/>
         <w:textAlignment w:val="baseline"/>
         <w:rPr>
-          <w:rFonts w:ascii="宋体" w:eastAsia="宋体" w:hAnsi="宋体" w:cs="宋体"/>
+          <w:rFonts w:ascii="宋体" w:hAnsi="宋体" w:eastAsia="宋体" w:cs="宋体"/>
           <w:sz w:val="30"/>
           <w:szCs w:val="30"/>
         </w:rPr>
         <w:sectPr>
           <w:pgSz w:w="11906" w:h="16839"/>
           <w:pgMar w:top="1431" w:right="1785" w:bottom="0" w:left="1785" w:header="0" w:footer="0" w:gutter="0"/>
-          <w:cols w:num="1" w:space="720"/>
+          <w:cols w:space="720" w:num="1"/>
         </w:sectPr>
       </w:pPr>
       <w:r>
         <w:rPr>
-          <w:rFonts w:ascii="宋体" w:eastAsia="宋体" w:hAnsi="宋体" w:cs="宋体"/>
+          <w:rFonts w:ascii="宋体" w:hAnsi="宋体" w:eastAsia="宋体" w:cs="宋体"/>
           <w:spacing w:val="-2"/>
           <w:sz w:val="36"/>
           <w:szCs w:val="36"/>
@@ -110,7 +109,7 @@
       </w:r>
       <w:r>
         <w:rPr>
-          <w:rFonts w:ascii="宋体" w:hAnsi="宋体" w:cs="宋体" w:hint="eastAsia"/>
+          <w:rFonts w:hint="eastAsia" w:ascii="宋体" w:hAnsi="宋体" w:cs="宋体"/>
           <w:spacing w:val="-2"/>
           <w:sz w:val="36"/>
           <w:szCs w:val="36"/>
@@ -120,7 +119,7 @@
       </w:r>
       <w:r>
         <w:rPr>
-          <w:rFonts w:ascii="宋体" w:eastAsia="宋体" w:hAnsi="宋体" w:cs="宋体"/>
+          <w:rFonts w:ascii="宋体" w:hAnsi="宋体" w:eastAsia="宋体" w:cs="宋体"/>
           <w:spacing w:val="-2"/>
           <w:sz w:val="36"/>
           <w:szCs w:val="36"/>
@@ -148,7 +147,7 @@
         <w:textAlignment w:val="baseline"/>
         <w:outlineLvl w:val="1"/>
         <w:rPr>
-          <w:rFonts w:ascii="宋体" w:eastAsia="宋体" w:hAnsi="宋体" w:cs="宋体"/>
+          <w:rFonts w:ascii="宋体" w:hAnsi="宋体" w:eastAsia="宋体" w:cs="宋体"/>
           <w:sz w:val="28"/>
           <w:szCs w:val="28"/>
         </w:rPr>
@@ -156,7 +155,7 @@
       <w:bookmarkStart w:id="2" w:name="_Toc22475"/>
       <w:r>
         <w:rPr>
-          <w:rFonts w:ascii="宋体" w:eastAsia="宋体" w:hAnsi="宋体" w:cs="宋体"/>
+          <w:rFonts w:ascii="宋体" w:hAnsi="宋体" w:eastAsia="宋体" w:cs="宋体"/>
           <w:spacing w:val="-3"/>
           <w:sz w:val="28"/>
           <w:szCs w:val="28"/>
@@ -167,16 +166,16 @@
     </w:p>
     <w:tbl>
       <w:tblPr>
-        <w:tblStyle w:val="TableNormal0"/>
+        <w:tblStyle w:val="24"/>
         <w:tblW w:w="9071" w:type="dxa"/>
         <w:tblInd w:w="14" w:type="dxa"/>
         <w:tblBorders>
-          <w:top w:val="single" w:sz="4" w:space="0" w:color="000000"/>
-          <w:left w:val="single" w:sz="4" w:space="0" w:color="000000"/>
-          <w:bottom w:val="single" w:sz="4" w:space="0" w:color="000000"/>
-          <w:right w:val="single" w:sz="4" w:space="0" w:color="000000"/>
-          <w:insideH w:val="single" w:sz="4" w:space="0" w:color="000000"/>
-          <w:insideV w:val="single" w:sz="4" w:space="0" w:color="000000"/>
+          <w:top w:val="single" w:color="000000" w:sz="4" w:space="0"/>
+          <w:left w:val="single" w:color="000000" w:sz="4" w:space="0"/>
+          <w:bottom w:val="single" w:color="000000" w:sz="4" w:space="0"/>
+          <w:right w:val="single" w:color="000000" w:sz="4" w:space="0"/>
+          <w:insideH w:val="single" w:color="000000" w:sz="4" w:space="0"/>
+          <w:insideV w:val="single" w:color="000000" w:sz="4" w:space="0"/>
         </w:tblBorders>
         <w:tblLayout w:type="fixed"/>
         <w:tblCellMar>
@@ -195,17 +194,14 @@
       </w:tblGrid>
       <w:tr>
         <w:tblPrEx>
-          <w:tblW w:w="9071" w:type="dxa"/>
-          <w:tblInd w:w="14" w:type="dxa"/>
           <w:tblBorders>
-            <w:top w:val="single" w:sz="4" w:space="0" w:color="000000"/>
-            <w:left w:val="single" w:sz="4" w:space="0" w:color="000000"/>
-            <w:bottom w:val="single" w:sz="4" w:space="0" w:color="000000"/>
-            <w:right w:val="single" w:sz="4" w:space="0" w:color="000000"/>
-            <w:insideH w:val="single" w:sz="4" w:space="0" w:color="000000"/>
-            <w:insideV w:val="single" w:sz="4" w:space="0" w:color="000000"/>
+            <w:top w:val="single" w:color="000000" w:sz="4" w:space="0"/>
+            <w:left w:val="single" w:color="000000" w:sz="4" w:space="0"/>
+            <w:bottom w:val="single" w:color="000000" w:sz="4" w:space="0"/>
+            <w:right w:val="single" w:color="000000" w:sz="4" w:space="0"/>
+            <w:insideH w:val="single" w:color="000000" w:sz="4" w:space="0"/>
+            <w:insideV w:val="single" w:color="000000" w:sz="4" w:space="0"/>
           </w:tblBorders>
-          <w:tblLayout w:type="fixed"/>
           <w:tblCellMar>
             <w:top w:w="0" w:type="dxa"/>
             <w:left w:w="0" w:type="dxa"/>
@@ -214,7 +210,7 @@
           </w:tblCellMar>
         </w:tblPrEx>
         <w:trPr>
-          <w:trHeight w:val="611"/>
+          <w:trHeight w:val="611" w:hRule="atLeast"/>
         </w:trPr>
         <w:tc>
           <w:tcPr>
@@ -239,14 +235,14 @@
               <w:ind w:left="207"/>
               <w:textAlignment w:val="baseline"/>
               <w:rPr>
-                <w:rFonts w:ascii="宋体" w:eastAsia="宋体" w:hAnsi="宋体" w:cs="宋体"/>
+                <w:rFonts w:ascii="宋体" w:hAnsi="宋体" w:eastAsia="宋体" w:cs="宋体"/>
                 <w:sz w:val="24"/>
                 <w:szCs w:val="24"/>
               </w:rPr>
             </w:pPr>
             <w:r>
               <w:rPr>
-                <w:rFonts w:ascii="宋体" w:eastAsia="宋体" w:hAnsi="宋体" w:cs="宋体"/>
+                <w:rFonts w:ascii="宋体" w:hAnsi="宋体" w:eastAsia="宋体" w:cs="宋体"/>
                 <w:spacing w:val="-2"/>
                 <w:sz w:val="24"/>
                 <w:szCs w:val="24"/>
@@ -279,14 +275,14 @@
               <w:ind w:left="109"/>
               <w:textAlignment w:val="baseline"/>
               <w:rPr>
-                <w:rFonts w:ascii="宋体" w:eastAsia="宋体" w:hAnsi="宋体" w:cs="宋体"/>
+                <w:rFonts w:ascii="宋体" w:hAnsi="宋体" w:eastAsia="宋体" w:cs="宋体"/>
                 <w:sz w:val="24"/>
                 <w:szCs w:val="24"/>
               </w:rPr>
             </w:pPr>
             <w:r>
               <w:rPr>
-                <w:rFonts w:ascii="宋体" w:eastAsia="宋体" w:hAnsi="宋体" w:cs="宋体"/>
+                <w:rFonts w:ascii="宋体" w:hAnsi="宋体" w:eastAsia="宋体" w:cs="宋体"/>
                 <w:spacing w:val="-1"/>
                 <w:sz w:val="24"/>
                 <w:szCs w:val="24"/>
@@ -298,9 +294,14 @@
       </w:tr>
       <w:tr>
         <w:tblPrEx>
-          <w:tblW w:w="9071" w:type="dxa"/>
-          <w:tblInd w:w="14" w:type="dxa"/>
-          <w:tblLayout w:type="fixed"/>
+          <w:tblBorders>
+            <w:top w:val="single" w:color="000000" w:sz="4" w:space="0"/>
+            <w:left w:val="single" w:color="000000" w:sz="4" w:space="0"/>
+            <w:bottom w:val="single" w:color="000000" w:sz="4" w:space="0"/>
+            <w:right w:val="single" w:color="000000" w:sz="4" w:space="0"/>
+            <w:insideH w:val="single" w:color="000000" w:sz="4" w:space="0"/>
+            <w:insideV w:val="single" w:color="000000" w:sz="4" w:space="0"/>
+          </w:tblBorders>
           <w:tblCellMar>
             <w:top w:w="0" w:type="dxa"/>
             <w:left w:w="0" w:type="dxa"/>
@@ -309,7 +310,7 @@
           </w:tblCellMar>
         </w:tblPrEx>
         <w:trPr>
-          <w:trHeight w:val="607"/>
+          <w:trHeight w:val="607" w:hRule="atLeast"/>
         </w:trPr>
         <w:tc>
           <w:tcPr>
@@ -334,14 +335,14 @@
               <w:ind w:left="447"/>
               <w:textAlignment w:val="baseline"/>
               <w:rPr>
-                <w:rFonts w:ascii="宋体" w:eastAsia="宋体" w:hAnsi="宋体" w:cs="宋体"/>
+                <w:rFonts w:ascii="宋体" w:hAnsi="宋体" w:eastAsia="宋体" w:cs="宋体"/>
                 <w:sz w:val="24"/>
                 <w:szCs w:val="24"/>
               </w:rPr>
             </w:pPr>
             <w:r>
               <w:rPr>
-                <w:rFonts w:ascii="宋体" w:eastAsia="宋体" w:hAnsi="宋体" w:cs="宋体"/>
+                <w:rFonts w:ascii="宋体" w:hAnsi="宋体" w:eastAsia="宋体" w:cs="宋体"/>
                 <w:spacing w:val="-3"/>
                 <w:sz w:val="24"/>
                 <w:szCs w:val="24"/>
@@ -374,14 +375,14 @@
               <w:ind w:left="109"/>
               <w:textAlignment w:val="baseline"/>
               <w:rPr>
-                <w:rFonts w:ascii="宋体" w:eastAsia="宋体" w:hAnsi="宋体" w:cs="宋体"/>
+                <w:rFonts w:ascii="宋体" w:hAnsi="宋体" w:eastAsia="宋体" w:cs="宋体"/>
                 <w:sz w:val="24"/>
                 <w:szCs w:val="24"/>
               </w:rPr>
             </w:pPr>
             <w:r>
               <w:rPr>
-                <w:rFonts w:ascii="宋体" w:eastAsia="宋体" w:hAnsi="宋体" w:cs="宋体"/>
+                <w:rFonts w:ascii="宋体" w:hAnsi="宋体" w:eastAsia="宋体" w:cs="宋体"/>
                 <w:spacing w:val="-1"/>
                 <w:sz w:val="24"/>
                 <w:szCs w:val="24"/>
@@ -393,9 +394,14 @@
       </w:tr>
       <w:tr>
         <w:tblPrEx>
-          <w:tblW w:w="9071" w:type="dxa"/>
-          <w:tblInd w:w="14" w:type="dxa"/>
-          <w:tblLayout w:type="fixed"/>
+          <w:tblBorders>
+            <w:top w:val="single" w:color="000000" w:sz="4" w:space="0"/>
+            <w:left w:val="single" w:color="000000" w:sz="4" w:space="0"/>
+            <w:bottom w:val="single" w:color="000000" w:sz="4" w:space="0"/>
+            <w:right w:val="single" w:color="000000" w:sz="4" w:space="0"/>
+            <w:insideH w:val="single" w:color="000000" w:sz="4" w:space="0"/>
+            <w:insideV w:val="single" w:color="000000" w:sz="4" w:space="0"/>
+          </w:tblBorders>
           <w:tblCellMar>
             <w:top w:w="0" w:type="dxa"/>
             <w:left w:w="0" w:type="dxa"/>
@@ -404,7 +410,7 @@
           </w:tblCellMar>
         </w:tblPrEx>
         <w:trPr>
-          <w:trHeight w:val="607"/>
+          <w:trHeight w:val="607" w:hRule="atLeast"/>
         </w:trPr>
         <w:tc>
           <w:tcPr>
@@ -429,14 +435,14 @@
               <w:ind w:left="447"/>
               <w:textAlignment w:val="baseline"/>
               <w:rPr>
-                <w:rFonts w:ascii="宋体" w:eastAsia="宋体" w:hAnsi="宋体" w:cs="宋体"/>
+                <w:rFonts w:ascii="宋体" w:hAnsi="宋体" w:eastAsia="宋体" w:cs="宋体"/>
                 <w:sz w:val="24"/>
                 <w:szCs w:val="24"/>
               </w:rPr>
             </w:pPr>
             <w:r>
               <w:rPr>
-                <w:rFonts w:ascii="宋体" w:eastAsia="宋体" w:hAnsi="宋体" w:cs="宋体"/>
+                <w:rFonts w:ascii="宋体" w:hAnsi="宋体" w:eastAsia="宋体" w:cs="宋体"/>
                 <w:spacing w:val="-3"/>
                 <w:sz w:val="24"/>
                 <w:szCs w:val="24"/>
@@ -468,14 +474,14 @@
               <w:ind w:left="229"/>
               <w:textAlignment w:val="baseline"/>
               <w:rPr>
-                <w:rFonts w:ascii="宋体" w:eastAsia="宋体" w:hAnsi="宋体" w:cs="宋体"/>
+                <w:rFonts w:ascii="宋体" w:hAnsi="宋体" w:eastAsia="宋体" w:cs="宋体"/>
                 <w:sz w:val="24"/>
                 <w:szCs w:val="24"/>
               </w:rPr>
             </w:pPr>
             <w:r>
               <w:rPr>
-                <w:rFonts w:ascii="宋体" w:eastAsia="宋体" w:hAnsi="宋体" w:cs="宋体"/>
+                <w:rFonts w:ascii="宋体" w:hAnsi="宋体" w:eastAsia="宋体" w:cs="宋体"/>
                 <w:spacing w:val="-2"/>
                 <w:sz w:val="24"/>
                 <w:szCs w:val="24"/>
@@ -507,14 +513,14 @@
               <w:ind w:left="676"/>
               <w:textAlignment w:val="baseline"/>
               <w:rPr>
-                <w:rFonts w:ascii="宋体" w:eastAsia="宋体" w:hAnsi="宋体" w:cs="宋体"/>
+                <w:rFonts w:ascii="宋体" w:hAnsi="宋体" w:eastAsia="宋体" w:cs="宋体"/>
                 <w:sz w:val="24"/>
                 <w:szCs w:val="24"/>
               </w:rPr>
             </w:pPr>
             <w:r>
               <w:rPr>
-                <w:rFonts w:ascii="宋体" w:eastAsia="宋体" w:hAnsi="宋体" w:cs="宋体"/>
+                <w:rFonts w:ascii="宋体" w:hAnsi="宋体" w:eastAsia="宋体" w:cs="宋体"/>
                 <w:spacing w:val="-2"/>
                 <w:sz w:val="24"/>
                 <w:szCs w:val="24"/>
@@ -546,14 +552,14 @@
               <w:ind w:left="546"/>
               <w:textAlignment w:val="baseline"/>
               <w:rPr>
-                <w:rFonts w:ascii="宋体" w:eastAsia="宋体" w:hAnsi="宋体" w:cs="宋体"/>
+                <w:rFonts w:ascii="宋体" w:hAnsi="宋体" w:eastAsia="宋体" w:cs="宋体"/>
                 <w:sz w:val="24"/>
                 <w:szCs w:val="24"/>
               </w:rPr>
             </w:pPr>
             <w:r>
               <w:rPr>
-                <w:rFonts w:ascii="宋体" w:eastAsia="宋体" w:hAnsi="宋体" w:cs="宋体"/>
+                <w:rFonts w:ascii="宋体" w:hAnsi="宋体" w:eastAsia="宋体" w:cs="宋体"/>
                 <w:spacing w:val="-3"/>
                 <w:sz w:val="24"/>
                 <w:szCs w:val="24"/>
@@ -585,14 +591,14 @@
               <w:ind w:left="755"/>
               <w:textAlignment w:val="baseline"/>
               <w:rPr>
-                <w:rFonts w:ascii="宋体" w:eastAsia="宋体" w:hAnsi="宋体" w:cs="宋体"/>
+                <w:rFonts w:ascii="宋体" w:hAnsi="宋体" w:eastAsia="宋体" w:cs="宋体"/>
                 <w:sz w:val="24"/>
                 <w:szCs w:val="24"/>
               </w:rPr>
             </w:pPr>
             <w:r>
               <w:rPr>
-                <w:rFonts w:ascii="宋体" w:eastAsia="宋体" w:hAnsi="宋体" w:cs="宋体"/>
+                <w:rFonts w:ascii="宋体" w:hAnsi="宋体" w:eastAsia="宋体" w:cs="宋体"/>
                 <w:spacing w:val="-6"/>
                 <w:sz w:val="24"/>
                 <w:szCs w:val="24"/>
@@ -604,9 +610,14 @@
       </w:tr>
       <w:tr>
         <w:tblPrEx>
-          <w:tblW w:w="9071" w:type="dxa"/>
-          <w:tblInd w:w="14" w:type="dxa"/>
-          <w:tblLayout w:type="fixed"/>
+          <w:tblBorders>
+            <w:top w:val="single" w:color="000000" w:sz="4" w:space="0"/>
+            <w:left w:val="single" w:color="000000" w:sz="4" w:space="0"/>
+            <w:bottom w:val="single" w:color="000000" w:sz="4" w:space="0"/>
+            <w:right w:val="single" w:color="000000" w:sz="4" w:space="0"/>
+            <w:insideH w:val="single" w:color="000000" w:sz="4" w:space="0"/>
+            <w:insideV w:val="single" w:color="000000" w:sz="4" w:space="0"/>
+          </w:tblBorders>
           <w:tblCellMar>
             <w:top w:w="0" w:type="dxa"/>
             <w:left w:w="0" w:type="dxa"/>
@@ -615,7 +626,7 @@
           </w:tblCellMar>
         </w:tblPrEx>
         <w:trPr>
-          <w:trHeight w:val="474"/>
+          <w:trHeight w:val="474" w:hRule="atLeast"/>
         </w:trPr>
         <w:tc>
           <w:tcPr>
@@ -640,14 +651,14 @@
               <w:ind w:left="709"/>
               <w:textAlignment w:val="baseline"/>
               <w:rPr>
-                <w:rFonts w:ascii="宋体" w:eastAsia="宋体" w:hAnsi="宋体" w:cs="宋体"/>
+                <w:rFonts w:ascii="宋体" w:hAnsi="宋体" w:eastAsia="宋体" w:cs="宋体"/>
                 <w:sz w:val="21"/>
                 <w:szCs w:val="21"/>
               </w:rPr>
             </w:pPr>
             <w:r>
               <w:rPr>
-                <w:rFonts w:ascii="宋体" w:eastAsia="宋体" w:hAnsi="宋体" w:cs="宋体"/>
+                <w:rFonts w:ascii="宋体" w:hAnsi="宋体" w:eastAsia="宋体" w:cs="宋体"/>
                 <w:spacing w:val="-1"/>
                 <w:sz w:val="21"/>
                 <w:szCs w:val="21"/>
@@ -679,14 +690,14 @@
               <w:ind w:left="290"/>
               <w:textAlignment w:val="baseline"/>
               <w:rPr>
-                <w:rFonts w:ascii="宋体" w:eastAsia="宋体" w:hAnsi="宋体" w:cs="宋体"/>
+                <w:rFonts w:ascii="宋体" w:hAnsi="宋体" w:eastAsia="宋体" w:cs="宋体"/>
                 <w:sz w:val="21"/>
                 <w:szCs w:val="21"/>
               </w:rPr>
             </w:pPr>
             <w:r>
               <w:rPr>
-                <w:rFonts w:ascii="宋体" w:eastAsia="宋体" w:hAnsi="宋体" w:cs="宋体"/>
+                <w:rFonts w:ascii="宋体" w:hAnsi="宋体" w:eastAsia="宋体" w:cs="宋体"/>
                 <w:spacing w:val="-2"/>
                 <w:sz w:val="21"/>
                 <w:szCs w:val="21"/>
@@ -718,14 +729,14 @@
               <w:ind w:left="738"/>
               <w:textAlignment w:val="baseline"/>
               <w:rPr>
-                <w:rFonts w:ascii="宋体" w:eastAsia="宋体" w:hAnsi="宋体" w:cs="宋体"/>
+                <w:rFonts w:ascii="宋体" w:hAnsi="宋体" w:eastAsia="宋体" w:cs="宋体"/>
                 <w:sz w:val="21"/>
                 <w:szCs w:val="21"/>
               </w:rPr>
             </w:pPr>
             <w:r>
               <w:rPr>
-                <w:rFonts w:ascii="宋体" w:eastAsia="宋体" w:hAnsi="宋体" w:cs="宋体"/>
+                <w:rFonts w:ascii="宋体" w:hAnsi="宋体" w:eastAsia="宋体" w:cs="宋体"/>
                 <w:spacing w:val="-3"/>
                 <w:sz w:val="21"/>
                 <w:szCs w:val="21"/>
@@ -757,7 +768,7 @@
               <w:ind w:left="480"/>
               <w:textAlignment w:val="baseline"/>
               <w:rPr>
-                <w:rFonts w:ascii="宋体" w:eastAsia="宋体" w:hAnsi="宋体" w:cs="宋体" w:hint="eastAsia"/>
+                <w:rFonts w:hint="eastAsia" w:ascii="宋体" w:hAnsi="宋体" w:eastAsia="宋体" w:cs="宋体"/>
                 <w:sz w:val="21"/>
                 <w:szCs w:val="21"/>
                 <w:lang w:val="en-US" w:eastAsia="zh-CN"/>
@@ -765,7 +776,7 @@
             </w:pPr>
             <w:r>
               <w:rPr>
-                <w:rFonts w:ascii="宋体" w:eastAsia="宋体" w:hAnsi="宋体" w:cs="宋体" w:hint="eastAsia"/>
+                <w:rFonts w:hint="eastAsia" w:ascii="宋体" w:hAnsi="宋体" w:eastAsia="宋体" w:cs="宋体"/>
                 <w:sz w:val="21"/>
                 <w:szCs w:val="21"/>
                 <w:lang w:val="en-US" w:eastAsia="zh-CN"/>
@@ -797,14 +808,14 @@
               <w:ind w:left="672"/>
               <w:textAlignment w:val="baseline"/>
               <w:rPr>
-                <w:rFonts w:ascii="宋体" w:eastAsia="宋体" w:hAnsi="宋体" w:cs="宋体"/>
+                <w:rFonts w:ascii="宋体" w:hAnsi="宋体" w:eastAsia="宋体" w:cs="宋体"/>
                 <w:sz w:val="21"/>
                 <w:szCs w:val="21"/>
               </w:rPr>
             </w:pPr>
             <w:r>
               <w:rPr>
-                <w:rFonts w:ascii="宋体" w:eastAsia="宋体" w:hAnsi="宋体" w:cs="宋体"/>
+                <w:rFonts w:ascii="宋体" w:hAnsi="宋体" w:eastAsia="宋体" w:cs="宋体"/>
                 <w:spacing w:val="-3"/>
                 <w:sz w:val="21"/>
                 <w:szCs w:val="21"/>
@@ -816,9 +827,14 @@
       </w:tr>
       <w:tr>
         <w:tblPrEx>
-          <w:tblW w:w="9071" w:type="dxa"/>
-          <w:tblInd w:w="14" w:type="dxa"/>
-          <w:tblLayout w:type="fixed"/>
+          <w:tblBorders>
+            <w:top w:val="single" w:color="000000" w:sz="4" w:space="0"/>
+            <w:left w:val="single" w:color="000000" w:sz="4" w:space="0"/>
+            <w:bottom w:val="single" w:color="000000" w:sz="4" w:space="0"/>
+            <w:right w:val="single" w:color="000000" w:sz="4" w:space="0"/>
+            <w:insideH w:val="single" w:color="000000" w:sz="4" w:space="0"/>
+            <w:insideV w:val="single" w:color="000000" w:sz="4" w:space="0"/>
+          </w:tblBorders>
           <w:tblCellMar>
             <w:top w:w="0" w:type="dxa"/>
             <w:left w:w="0" w:type="dxa"/>
@@ -827,7 +843,7 @@
           </w:tblCellMar>
         </w:tblPrEx>
         <w:trPr>
-          <w:trHeight w:val="474"/>
+          <w:trHeight w:val="474" w:hRule="atLeast"/>
         </w:trPr>
         <w:tc>
           <w:tcPr>
@@ -835,7 +851,7 @@
           </w:tcPr>
           <w:p>
             <w:pPr>
-              <w:pStyle w:val="TableText"/>
+              <w:pStyle w:val="25"/>
               <w:keepNext w:val="0"/>
               <w:keepLines w:val="0"/>
               <w:pageBreakBefore w:val="0"/>
@@ -859,7 +875,7 @@
           </w:tcPr>
           <w:p>
             <w:pPr>
-              <w:pStyle w:val="TableText"/>
+              <w:pStyle w:val="25"/>
               <w:keepNext w:val="0"/>
               <w:keepLines w:val="0"/>
               <w:pageBreakBefore w:val="0"/>
@@ -883,7 +899,7 @@
           </w:tcPr>
           <w:p>
             <w:pPr>
-              <w:pStyle w:val="TableText"/>
+              <w:pStyle w:val="25"/>
               <w:keepNext w:val="0"/>
               <w:keepLines w:val="0"/>
               <w:pageBreakBefore w:val="0"/>
@@ -907,7 +923,7 @@
           </w:tcPr>
           <w:p>
             <w:pPr>
-              <w:pStyle w:val="TableText"/>
+              <w:pStyle w:val="25"/>
               <w:keepNext w:val="0"/>
               <w:keepLines w:val="0"/>
               <w:pageBreakBefore w:val="0"/>
@@ -931,7 +947,7 @@
           </w:tcPr>
           <w:p>
             <w:pPr>
-              <w:pStyle w:val="TableText"/>
+              <w:pStyle w:val="25"/>
               <w:keepNext w:val="0"/>
               <w:keepLines w:val="0"/>
               <w:pageBreakBefore w:val="0"/>
@@ -952,9 +968,14 @@
       </w:tr>
       <w:tr>
         <w:tblPrEx>
-          <w:tblW w:w="9071" w:type="dxa"/>
-          <w:tblInd w:w="14" w:type="dxa"/>
-          <w:tblLayout w:type="fixed"/>
+          <w:tblBorders>
+            <w:top w:val="single" w:color="000000" w:sz="4" w:space="0"/>
+            <w:left w:val="single" w:color="000000" w:sz="4" w:space="0"/>
+            <w:bottom w:val="single" w:color="000000" w:sz="4" w:space="0"/>
+            <w:right w:val="single" w:color="000000" w:sz="4" w:space="0"/>
+            <w:insideH w:val="single" w:color="000000" w:sz="4" w:space="0"/>
+            <w:insideV w:val="single" w:color="000000" w:sz="4" w:space="0"/>
+          </w:tblBorders>
           <w:tblCellMar>
             <w:top w:w="0" w:type="dxa"/>
             <w:left w:w="0" w:type="dxa"/>
@@ -963,7 +984,7 @@
           </w:tblCellMar>
         </w:tblPrEx>
         <w:trPr>
-          <w:trHeight w:val="474"/>
+          <w:trHeight w:val="474" w:hRule="atLeast"/>
         </w:trPr>
         <w:tc>
           <w:tcPr>
@@ -971,7 +992,7 @@
           </w:tcPr>
           <w:p>
             <w:pPr>
-              <w:pStyle w:val="TableText"/>
+              <w:pStyle w:val="25"/>
               <w:keepNext w:val="0"/>
               <w:keepLines w:val="0"/>
               <w:pageBreakBefore w:val="0"/>
@@ -995,7 +1016,7 @@
           </w:tcPr>
           <w:p>
             <w:pPr>
-              <w:pStyle w:val="TableText"/>
+              <w:pStyle w:val="25"/>
               <w:keepNext w:val="0"/>
               <w:keepLines w:val="0"/>
               <w:pageBreakBefore w:val="0"/>
@@ -1019,7 +1040,7 @@
           </w:tcPr>
           <w:p>
             <w:pPr>
-              <w:pStyle w:val="TableText"/>
+              <w:pStyle w:val="25"/>
               <w:keepNext w:val="0"/>
               <w:keepLines w:val="0"/>
               <w:pageBreakBefore w:val="0"/>
@@ -1043,7 +1064,7 @@
           </w:tcPr>
           <w:p>
             <w:pPr>
-              <w:pStyle w:val="TableText"/>
+              <w:pStyle w:val="25"/>
               <w:keepNext w:val="0"/>
               <w:keepLines w:val="0"/>
               <w:pageBreakBefore w:val="0"/>
@@ -1067,7 +1088,7 @@
           </w:tcPr>
           <w:p>
             <w:pPr>
-              <w:pStyle w:val="TableText"/>
+              <w:pStyle w:val="25"/>
               <w:keepNext w:val="0"/>
               <w:keepLines w:val="0"/>
               <w:pageBreakBefore w:val="0"/>
@@ -1088,9 +1109,14 @@
       </w:tr>
       <w:tr>
         <w:tblPrEx>
-          <w:tblW w:w="9071" w:type="dxa"/>
-          <w:tblInd w:w="14" w:type="dxa"/>
-          <w:tblLayout w:type="fixed"/>
+          <w:tblBorders>
+            <w:top w:val="single" w:color="000000" w:sz="4" w:space="0"/>
+            <w:left w:val="single" w:color="000000" w:sz="4" w:space="0"/>
+            <w:bottom w:val="single" w:color="000000" w:sz="4" w:space="0"/>
+            <w:right w:val="single" w:color="000000" w:sz="4" w:space="0"/>
+            <w:insideH w:val="single" w:color="000000" w:sz="4" w:space="0"/>
+            <w:insideV w:val="single" w:color="000000" w:sz="4" w:space="0"/>
+          </w:tblBorders>
           <w:tblCellMar>
             <w:top w:w="0" w:type="dxa"/>
             <w:left w:w="0" w:type="dxa"/>
@@ -1099,7 +1125,7 @@
           </w:tblCellMar>
         </w:tblPrEx>
         <w:trPr>
-          <w:trHeight w:val="474"/>
+          <w:trHeight w:val="474" w:hRule="atLeast"/>
         </w:trPr>
         <w:tc>
           <w:tcPr>
@@ -1107,7 +1133,7 @@
           </w:tcPr>
           <w:p>
             <w:pPr>
-              <w:pStyle w:val="TableText"/>
+              <w:pStyle w:val="25"/>
               <w:keepNext w:val="0"/>
               <w:keepLines w:val="0"/>
               <w:pageBreakBefore w:val="0"/>
@@ -1131,7 +1157,7 @@
           </w:tcPr>
           <w:p>
             <w:pPr>
-              <w:pStyle w:val="TableText"/>
+              <w:pStyle w:val="25"/>
               <w:keepNext w:val="0"/>
               <w:keepLines w:val="0"/>
               <w:pageBreakBefore w:val="0"/>
@@ -1155,7 +1181,7 @@
           </w:tcPr>
           <w:p>
             <w:pPr>
-              <w:pStyle w:val="TableText"/>
+              <w:pStyle w:val="25"/>
               <w:keepNext w:val="0"/>
               <w:keepLines w:val="0"/>
               <w:pageBreakBefore w:val="0"/>
@@ -1179,7 +1205,7 @@
           </w:tcPr>
           <w:p>
             <w:pPr>
-              <w:pStyle w:val="TableText"/>
+              <w:pStyle w:val="25"/>
               <w:keepNext w:val="0"/>
               <w:keepLines w:val="0"/>
               <w:pageBreakBefore w:val="0"/>
@@ -1203,7 +1229,7 @@
           </w:tcPr>
           <w:p>
             <w:pPr>
-              <w:pStyle w:val="TableText"/>
+              <w:pStyle w:val="25"/>
               <w:keepNext w:val="0"/>
               <w:keepLines w:val="0"/>
               <w:pageBreakBefore w:val="0"/>
@@ -1224,9 +1250,14 @@
       </w:tr>
       <w:tr>
         <w:tblPrEx>
-          <w:tblW w:w="9071" w:type="dxa"/>
-          <w:tblInd w:w="14" w:type="dxa"/>
-          <w:tblLayout w:type="fixed"/>
+          <w:tblBorders>
+            <w:top w:val="single" w:color="000000" w:sz="4" w:space="0"/>
+            <w:left w:val="single" w:color="000000" w:sz="4" w:space="0"/>
+            <w:bottom w:val="single" w:color="000000" w:sz="4" w:space="0"/>
+            <w:right w:val="single" w:color="000000" w:sz="4" w:space="0"/>
+            <w:insideH w:val="single" w:color="000000" w:sz="4" w:space="0"/>
+            <w:insideV w:val="single" w:color="000000" w:sz="4" w:space="0"/>
+          </w:tblBorders>
           <w:tblCellMar>
             <w:top w:w="0" w:type="dxa"/>
             <w:left w:w="0" w:type="dxa"/>
@@ -1235,7 +1266,7 @@
           </w:tblCellMar>
         </w:tblPrEx>
         <w:trPr>
-          <w:trHeight w:val="528"/>
+          <w:trHeight w:val="528" w:hRule="atLeast"/>
         </w:trPr>
         <w:tc>
           <w:tcPr>
@@ -1243,7 +1274,7 @@
           </w:tcPr>
           <w:p>
             <w:pPr>
-              <w:pStyle w:val="TableText"/>
+              <w:pStyle w:val="25"/>
               <w:keepNext w:val="0"/>
               <w:keepLines w:val="0"/>
               <w:pageBreakBefore w:val="0"/>
@@ -1267,7 +1298,7 @@
           </w:tcPr>
           <w:p>
             <w:pPr>
-              <w:pStyle w:val="TableText"/>
+              <w:pStyle w:val="25"/>
               <w:keepNext w:val="0"/>
               <w:keepLines w:val="0"/>
               <w:pageBreakBefore w:val="0"/>
@@ -1291,7 +1322,7 @@
           </w:tcPr>
           <w:p>
             <w:pPr>
-              <w:pStyle w:val="TableText"/>
+              <w:pStyle w:val="25"/>
               <w:keepNext w:val="0"/>
               <w:keepLines w:val="0"/>
               <w:pageBreakBefore w:val="0"/>
@@ -1315,7 +1346,7 @@
           </w:tcPr>
           <w:p>
             <w:pPr>
-              <w:pStyle w:val="TableText"/>
+              <w:pStyle w:val="25"/>
               <w:keepNext w:val="0"/>
               <w:keepLines w:val="0"/>
               <w:pageBreakBefore w:val="0"/>
@@ -1339,7 +1370,7 @@
           </w:tcPr>
           <w:p>
             <w:pPr>
-              <w:pStyle w:val="TableText"/>
+              <w:pStyle w:val="25"/>
               <w:keepNext w:val="0"/>
               <w:keepLines w:val="0"/>
               <w:pageBreakBefore w:val="0"/>
@@ -1360,9 +1391,14 @@
       </w:tr>
       <w:tr>
         <w:tblPrEx>
-          <w:tblW w:w="9071" w:type="dxa"/>
-          <w:tblInd w:w="14" w:type="dxa"/>
-          <w:tblLayout w:type="fixed"/>
+          <w:tblBorders>
+            <w:top w:val="single" w:color="000000" w:sz="4" w:space="0"/>
+            <w:left w:val="single" w:color="000000" w:sz="4" w:space="0"/>
+            <w:bottom w:val="single" w:color="000000" w:sz="4" w:space="0"/>
+            <w:right w:val="single" w:color="000000" w:sz="4" w:space="0"/>
+            <w:insideH w:val="single" w:color="000000" w:sz="4" w:space="0"/>
+            <w:insideV w:val="single" w:color="000000" w:sz="4" w:space="0"/>
+          </w:tblBorders>
           <w:tblCellMar>
             <w:top w:w="0" w:type="dxa"/>
             <w:left w:w="0" w:type="dxa"/>
@@ -1371,7 +1407,7 @@
           </w:tblCellMar>
         </w:tblPrEx>
         <w:trPr>
-          <w:trHeight w:val="589"/>
+          <w:trHeight w:val="589" w:hRule="atLeast"/>
         </w:trPr>
         <w:tc>
           <w:tcPr>
@@ -1379,7 +1415,7 @@
           </w:tcPr>
           <w:p>
             <w:pPr>
-              <w:pStyle w:val="TableText"/>
+              <w:pStyle w:val="25"/>
               <w:keepNext w:val="0"/>
               <w:keepLines w:val="0"/>
               <w:pageBreakBefore w:val="0"/>
@@ -1403,7 +1439,7 @@
           </w:tcPr>
           <w:p>
             <w:pPr>
-              <w:pStyle w:val="TableText"/>
+              <w:pStyle w:val="25"/>
               <w:keepNext w:val="0"/>
               <w:keepLines w:val="0"/>
               <w:pageBreakBefore w:val="0"/>
@@ -1427,7 +1463,7 @@
           </w:tcPr>
           <w:p>
             <w:pPr>
-              <w:pStyle w:val="TableText"/>
+              <w:pStyle w:val="25"/>
               <w:keepNext w:val="0"/>
               <w:keepLines w:val="0"/>
               <w:pageBreakBefore w:val="0"/>
@@ -1451,7 +1487,7 @@
           </w:tcPr>
           <w:p>
             <w:pPr>
-              <w:pStyle w:val="TableText"/>
+              <w:pStyle w:val="25"/>
               <w:keepNext w:val="0"/>
               <w:keepLines w:val="0"/>
               <w:pageBreakBefore w:val="0"/>
@@ -1475,7 +1511,7 @@
           </w:tcPr>
           <w:p>
             <w:pPr>
-              <w:pStyle w:val="TableText"/>
+              <w:pStyle w:val="25"/>
               <w:keepNext w:val="0"/>
               <w:keepLines w:val="0"/>
               <w:pageBreakBefore w:val="0"/>
@@ -1497,7 +1533,7 @@
     </w:tbl>
     <w:p>
       <w:pPr>
-        <w:pStyle w:val="BodyText"/>
+        <w:pStyle w:val="12"/>
         <w:keepNext w:val="0"/>
         <w:keepLines w:val="0"/>
         <w:pageBreakBefore w:val="0"/>
@@ -1531,17 +1567,17 @@
         <w:snapToGrid w:val="0"/>
         <w:textAlignment w:val="baseline"/>
         <w:sectPr>
-          <w:footerReference w:type="default" r:id="rId4"/>
+          <w:footerReference r:id="rId5" w:type="default"/>
           <w:pgSz w:w="11906" w:h="16839"/>
           <w:pgMar w:top="1431" w:right="1029" w:bottom="1374" w:left="1785" w:header="0" w:footer="1211" w:gutter="0"/>
-          <w:cols w:num="1" w:space="720"/>
+          <w:cols w:space="720" w:num="1"/>
         </w:sectPr>
       </w:pPr>
     </w:p>
     <w:sdt>
       <w:sdtPr>
         <w:rPr>
-          <w:rFonts w:ascii="宋体" w:eastAsia="宋体" w:hAnsi="宋体" w:cs="Arial"/>
+          <w:rFonts w:ascii="宋体" w:hAnsi="宋体" w:eastAsia="宋体" w:cs="Arial"/>
           <w:snapToGrid w:val="0"/>
           <w:color w:val="000000"/>
           <w:kern w:val="0"/>
@@ -1557,7 +1593,7 @@
       </w:sdtPr>
       <w:sdtEndPr>
         <w:rPr>
-          <w:rFonts w:ascii="Microsoft JhengHei" w:eastAsia="Microsoft JhengHei" w:hAnsi="Microsoft JhengHei" w:cs="Microsoft JhengHei" w:hint="eastAsia"/>
+          <w:rFonts w:hint="eastAsia" w:ascii="Microsoft JhengHei" w:hAnsi="Microsoft JhengHei" w:eastAsia="Microsoft JhengHei" w:cs="Microsoft JhengHei"/>
           <w:snapToGrid w:val="0"/>
           <w:color w:val="000000"/>
           <w:kern w:val="0"/>
@@ -1583,13 +1619,13 @@
             <w:adjustRightInd w:val="0"/>
             <w:snapToGrid w:val="0"/>
             <w:spacing w:before="0" w:beforeLines="0" w:after="0" w:afterLines="0" w:line="240" w:lineRule="auto"/>
-            <w:ind w:left="0" w:right="0" w:firstLine="0" w:leftChars="0" w:rightChars="0" w:firstLineChars="0"/>
+            <w:ind w:left="0" w:leftChars="0" w:right="0" w:rightChars="0" w:firstLine="0" w:firstLineChars="0"/>
             <w:jc w:val="center"/>
             <w:textAlignment w:val="baseline"/>
           </w:pPr>
           <w:r>
             <w:rPr>
-              <w:rFonts w:ascii="宋体" w:eastAsia="宋体" w:hAnsi="宋体"/>
+              <w:rFonts w:ascii="宋体" w:hAnsi="宋体" w:eastAsia="宋体"/>
               <w:sz w:val="21"/>
             </w:rPr>
             <w:t>目录</w:t>
@@ -1597,14 +1633,14 @@
         </w:p>
         <w:p>
           <w:pPr>
-            <w:pStyle w:val="TOC1"/>
+            <w:pStyle w:val="16"/>
             <w:tabs>
               <w:tab w:val="right" w:leader="dot" w:pos="8336"/>
             </w:tabs>
           </w:pPr>
           <w:r>
             <w:rPr>
-              <w:rFonts w:ascii="Microsoft JhengHei" w:eastAsia="Microsoft JhengHei" w:hAnsi="Microsoft JhengHei" w:cs="Microsoft JhengHei" w:hint="eastAsia"/>
+              <w:rFonts w:hint="eastAsia" w:ascii="Microsoft JhengHei" w:hAnsi="Microsoft JhengHei" w:eastAsia="Microsoft JhengHei" w:cs="Microsoft JhengHei"/>
               <w:sz w:val="24"/>
               <w:szCs w:val="24"/>
             </w:rPr>
@@ -1612,7 +1648,7 @@
           </w:r>
           <w:r>
             <w:rPr>
-              <w:rFonts w:ascii="Microsoft JhengHei" w:eastAsia="Microsoft JhengHei" w:hAnsi="Microsoft JhengHei" w:cs="Microsoft JhengHei" w:hint="eastAsia"/>
+              <w:rFonts w:hint="eastAsia" w:ascii="Microsoft JhengHei" w:hAnsi="Microsoft JhengHei" w:eastAsia="Microsoft JhengHei" w:cs="Microsoft JhengHei"/>
               <w:sz w:val="24"/>
               <w:szCs w:val="24"/>
             </w:rPr>
@@ -1620,7 +1656,7 @@
           </w:r>
           <w:r>
             <w:rPr>
-              <w:rFonts w:ascii="Microsoft JhengHei" w:eastAsia="Microsoft JhengHei" w:hAnsi="Microsoft JhengHei" w:cs="Microsoft JhengHei" w:hint="eastAsia"/>
+              <w:rFonts w:hint="eastAsia" w:ascii="Microsoft JhengHei" w:hAnsi="Microsoft JhengHei" w:eastAsia="Microsoft JhengHei" w:cs="Microsoft JhengHei"/>
               <w:sz w:val="24"/>
               <w:szCs w:val="24"/>
             </w:rPr>
@@ -1628,21 +1664,21 @@
           </w:r>
           <w:r>
             <w:rPr>
-              <w:rFonts w:ascii="Microsoft JhengHei" w:eastAsia="Microsoft JhengHei" w:hAnsi="Microsoft JhengHei" w:cs="Microsoft JhengHei" w:hint="eastAsia"/>
+              <w:rFonts w:hint="eastAsia" w:ascii="Microsoft JhengHei" w:hAnsi="Microsoft JhengHei" w:eastAsia="Microsoft JhengHei" w:cs="Microsoft JhengHei"/>
               <w:szCs w:val="24"/>
             </w:rPr>
             <w:fldChar w:fldCharType="begin"/>
           </w:r>
           <w:r>
             <w:rPr>
-              <w:rFonts w:ascii="Microsoft JhengHei" w:eastAsia="Microsoft JhengHei" w:hAnsi="Microsoft JhengHei" w:cs="Microsoft JhengHei" w:hint="eastAsia"/>
+              <w:rFonts w:hint="eastAsia" w:ascii="Microsoft JhengHei" w:hAnsi="Microsoft JhengHei" w:eastAsia="Microsoft JhengHei" w:cs="Microsoft JhengHei"/>
               <w:szCs w:val="24"/>
             </w:rPr>
             <w:instrText xml:space="preserve"> HYPERLINK \l _Toc26963 </w:instrText>
           </w:r>
           <w:r>
             <w:rPr>
-              <w:rFonts w:ascii="Microsoft JhengHei" w:eastAsia="Microsoft JhengHei" w:hAnsi="Microsoft JhengHei" w:cs="Microsoft JhengHei" w:hint="eastAsia"/>
+              <w:rFonts w:hint="eastAsia" w:ascii="Microsoft JhengHei" w:hAnsi="Microsoft JhengHei" w:eastAsia="Microsoft JhengHei" w:cs="Microsoft JhengHei"/>
               <w:szCs w:val="24"/>
             </w:rPr>
             <w:fldChar w:fldCharType="separate"/>
@@ -1670,7 +1706,7 @@
           </w:r>
           <w:r>
             <w:rPr>
-              <w:rFonts w:ascii="Microsoft JhengHei" w:eastAsia="Microsoft JhengHei" w:hAnsi="Microsoft JhengHei" w:cs="Microsoft JhengHei" w:hint="eastAsia"/>
+              <w:rFonts w:hint="eastAsia" w:ascii="Microsoft JhengHei" w:hAnsi="Microsoft JhengHei" w:eastAsia="Microsoft JhengHei" w:cs="Microsoft JhengHei"/>
               <w:szCs w:val="24"/>
             </w:rPr>
             <w:fldChar w:fldCharType="end"/>
@@ -1678,28 +1714,28 @@
         </w:p>
         <w:p>
           <w:pPr>
-            <w:pStyle w:val="TOC1"/>
+            <w:pStyle w:val="16"/>
             <w:tabs>
               <w:tab w:val="right" w:leader="dot" w:pos="8336"/>
             </w:tabs>
           </w:pPr>
           <w:r>
             <w:rPr>
-              <w:rFonts w:ascii="Microsoft JhengHei" w:eastAsia="Microsoft JhengHei" w:hAnsi="Microsoft JhengHei" w:cs="Microsoft JhengHei" w:hint="eastAsia"/>
+              <w:rFonts w:hint="eastAsia" w:ascii="Microsoft JhengHei" w:hAnsi="Microsoft JhengHei" w:eastAsia="Microsoft JhengHei" w:cs="Microsoft JhengHei"/>
               <w:szCs w:val="24"/>
             </w:rPr>
             <w:fldChar w:fldCharType="begin"/>
           </w:r>
           <w:r>
             <w:rPr>
-              <w:rFonts w:ascii="Microsoft JhengHei" w:eastAsia="Microsoft JhengHei" w:hAnsi="Microsoft JhengHei" w:cs="Microsoft JhengHei" w:hint="eastAsia"/>
+              <w:rFonts w:hint="eastAsia" w:ascii="Microsoft JhengHei" w:hAnsi="Microsoft JhengHei" w:eastAsia="Microsoft JhengHei" w:cs="Microsoft JhengHei"/>
               <w:szCs w:val="24"/>
             </w:rPr>
             <w:instrText xml:space="preserve"> HYPERLINK \l _Toc23114 </w:instrText>
           </w:r>
           <w:r>
             <w:rPr>
-              <w:rFonts w:ascii="Microsoft JhengHei" w:eastAsia="Microsoft JhengHei" w:hAnsi="Microsoft JhengHei" w:cs="Microsoft JhengHei" w:hint="eastAsia"/>
+              <w:rFonts w:hint="eastAsia" w:ascii="Microsoft JhengHei" w:hAnsi="Microsoft JhengHei" w:eastAsia="Microsoft JhengHei" w:cs="Microsoft JhengHei"/>
               <w:szCs w:val="24"/>
             </w:rPr>
             <w:fldChar w:fldCharType="separate"/>
@@ -1727,7 +1763,7 @@
           </w:r>
           <w:r>
             <w:rPr>
-              <w:rFonts w:ascii="Microsoft JhengHei" w:eastAsia="Microsoft JhengHei" w:hAnsi="Microsoft JhengHei" w:cs="Microsoft JhengHei" w:hint="eastAsia"/>
+              <w:rFonts w:hint="eastAsia" w:ascii="Microsoft JhengHei" w:hAnsi="Microsoft JhengHei" w:eastAsia="Microsoft JhengHei" w:cs="Microsoft JhengHei"/>
               <w:szCs w:val="24"/>
             </w:rPr>
             <w:fldChar w:fldCharType="end"/>
@@ -1735,35 +1771,35 @@
         </w:p>
         <w:p>
           <w:pPr>
-            <w:pStyle w:val="TOC2"/>
+            <w:pStyle w:val="17"/>
             <w:tabs>
               <w:tab w:val="right" w:leader="dot" w:pos="8336"/>
             </w:tabs>
           </w:pPr>
           <w:r>
             <w:rPr>
-              <w:rFonts w:ascii="Microsoft JhengHei" w:eastAsia="Microsoft JhengHei" w:hAnsi="Microsoft JhengHei" w:cs="Microsoft JhengHei" w:hint="eastAsia"/>
+              <w:rFonts w:hint="eastAsia" w:ascii="Microsoft JhengHei" w:hAnsi="Microsoft JhengHei" w:eastAsia="Microsoft JhengHei" w:cs="Microsoft JhengHei"/>
               <w:szCs w:val="24"/>
             </w:rPr>
             <w:fldChar w:fldCharType="begin"/>
           </w:r>
           <w:r>
             <w:rPr>
-              <w:rFonts w:ascii="Microsoft JhengHei" w:eastAsia="Microsoft JhengHei" w:hAnsi="Microsoft JhengHei" w:cs="Microsoft JhengHei" w:hint="eastAsia"/>
+              <w:rFonts w:hint="eastAsia" w:ascii="Microsoft JhengHei" w:hAnsi="Microsoft JhengHei" w:eastAsia="Microsoft JhengHei" w:cs="Microsoft JhengHei"/>
               <w:szCs w:val="24"/>
             </w:rPr>
             <w:instrText xml:space="preserve"> HYPERLINK \l _Toc22475 </w:instrText>
           </w:r>
           <w:r>
             <w:rPr>
-              <w:rFonts w:ascii="Microsoft JhengHei" w:eastAsia="Microsoft JhengHei" w:hAnsi="Microsoft JhengHei" w:cs="Microsoft JhengHei" w:hint="eastAsia"/>
+              <w:rFonts w:hint="eastAsia" w:ascii="Microsoft JhengHei" w:hAnsi="Microsoft JhengHei" w:eastAsia="Microsoft JhengHei" w:cs="Microsoft JhengHei"/>
               <w:szCs w:val="24"/>
             </w:rPr>
             <w:fldChar w:fldCharType="separate"/>
           </w:r>
           <w:r>
             <w:rPr>
-              <w:rFonts w:ascii="宋体" w:eastAsia="宋体" w:hAnsi="宋体" w:cs="宋体"/>
+              <w:rFonts w:ascii="宋体" w:hAnsi="宋体" w:eastAsia="宋体" w:cs="宋体"/>
               <w:spacing w:val="-3"/>
               <w:szCs w:val="28"/>
             </w:rPr>
@@ -1789,7 +1825,7 @@
           </w:r>
           <w:r>
             <w:rPr>
-              <w:rFonts w:ascii="Microsoft JhengHei" w:eastAsia="Microsoft JhengHei" w:hAnsi="Microsoft JhengHei" w:cs="Microsoft JhengHei" w:hint="eastAsia"/>
+              <w:rFonts w:hint="eastAsia" w:ascii="Microsoft JhengHei" w:hAnsi="Microsoft JhengHei" w:eastAsia="Microsoft JhengHei" w:cs="Microsoft JhengHei"/>
               <w:szCs w:val="24"/>
             </w:rPr>
             <w:fldChar w:fldCharType="end"/>
@@ -1797,28 +1833,28 @@
         </w:p>
         <w:p>
           <w:pPr>
-            <w:pStyle w:val="TOC1"/>
+            <w:pStyle w:val="16"/>
             <w:tabs>
               <w:tab w:val="right" w:leader="dot" w:pos="8336"/>
             </w:tabs>
           </w:pPr>
           <w:r>
             <w:rPr>
-              <w:rFonts w:ascii="Microsoft JhengHei" w:eastAsia="Microsoft JhengHei" w:hAnsi="Microsoft JhengHei" w:cs="Microsoft JhengHei" w:hint="eastAsia"/>
+              <w:rFonts w:hint="eastAsia" w:ascii="Microsoft JhengHei" w:hAnsi="Microsoft JhengHei" w:eastAsia="Microsoft JhengHei" w:cs="Microsoft JhengHei"/>
               <w:szCs w:val="24"/>
             </w:rPr>
             <w:fldChar w:fldCharType="begin"/>
           </w:r>
           <w:r>
             <w:rPr>
-              <w:rFonts w:ascii="Microsoft JhengHei" w:eastAsia="Microsoft JhengHei" w:hAnsi="Microsoft JhengHei" w:cs="Microsoft JhengHei" w:hint="eastAsia"/>
+              <w:rFonts w:hint="eastAsia" w:ascii="Microsoft JhengHei" w:hAnsi="Microsoft JhengHei" w:eastAsia="Microsoft JhengHei" w:cs="Microsoft JhengHei"/>
               <w:szCs w:val="24"/>
             </w:rPr>
             <w:instrText xml:space="preserve"> HYPERLINK \l _Toc28296 </w:instrText>
           </w:r>
           <w:r>
             <w:rPr>
-              <w:rFonts w:ascii="Microsoft JhengHei" w:eastAsia="Microsoft JhengHei" w:hAnsi="Microsoft JhengHei" w:cs="Microsoft JhengHei" w:hint="eastAsia"/>
+              <w:rFonts w:hint="eastAsia" w:ascii="Microsoft JhengHei" w:hAnsi="Microsoft JhengHei" w:eastAsia="Microsoft JhengHei" w:cs="Microsoft JhengHei"/>
               <w:szCs w:val="24"/>
             </w:rPr>
             <w:fldChar w:fldCharType="separate"/>
@@ -1852,7 +1888,7 @@
           </w:r>
           <w:r>
             <w:rPr>
-              <w:rFonts w:ascii="Microsoft JhengHei" w:eastAsia="Microsoft JhengHei" w:hAnsi="Microsoft JhengHei" w:cs="Microsoft JhengHei" w:hint="eastAsia"/>
+              <w:rFonts w:hint="eastAsia" w:ascii="Microsoft JhengHei" w:hAnsi="Microsoft JhengHei" w:eastAsia="Microsoft JhengHei" w:cs="Microsoft JhengHei"/>
               <w:szCs w:val="24"/>
             </w:rPr>
             <w:fldChar w:fldCharType="end"/>
@@ -1860,28 +1896,28 @@
         </w:p>
         <w:p>
           <w:pPr>
-            <w:pStyle w:val="TOC2"/>
+            <w:pStyle w:val="17"/>
             <w:tabs>
               <w:tab w:val="right" w:leader="dot" w:pos="8336"/>
             </w:tabs>
           </w:pPr>
           <w:r>
             <w:rPr>
-              <w:rFonts w:ascii="Microsoft JhengHei" w:eastAsia="Microsoft JhengHei" w:hAnsi="Microsoft JhengHei" w:cs="Microsoft JhengHei" w:hint="eastAsia"/>
+              <w:rFonts w:hint="eastAsia" w:ascii="Microsoft JhengHei" w:hAnsi="Microsoft JhengHei" w:eastAsia="Microsoft JhengHei" w:cs="Microsoft JhengHei"/>
               <w:szCs w:val="24"/>
             </w:rPr>
             <w:fldChar w:fldCharType="begin"/>
           </w:r>
           <w:r>
             <w:rPr>
-              <w:rFonts w:ascii="Microsoft JhengHei" w:eastAsia="Microsoft JhengHei" w:hAnsi="Microsoft JhengHei" w:cs="Microsoft JhengHei" w:hint="eastAsia"/>
+              <w:rFonts w:hint="eastAsia" w:ascii="Microsoft JhengHei" w:hAnsi="Microsoft JhengHei" w:eastAsia="Microsoft JhengHei" w:cs="Microsoft JhengHei"/>
               <w:szCs w:val="24"/>
             </w:rPr>
             <w:instrText xml:space="preserve"> HYPERLINK \l _Toc15170 </w:instrText>
           </w:r>
           <w:r>
             <w:rPr>
-              <w:rFonts w:ascii="Microsoft JhengHei" w:eastAsia="Microsoft JhengHei" w:hAnsi="Microsoft JhengHei" w:cs="Microsoft JhengHei" w:hint="eastAsia"/>
+              <w:rFonts w:hint="eastAsia" w:ascii="Microsoft JhengHei" w:hAnsi="Microsoft JhengHei" w:eastAsia="Microsoft JhengHei" w:cs="Microsoft JhengHei"/>
               <w:szCs w:val="24"/>
             </w:rPr>
             <w:fldChar w:fldCharType="separate"/>
@@ -1915,7 +1951,7 @@
           </w:r>
           <w:r>
             <w:rPr>
-              <w:rFonts w:ascii="Microsoft JhengHei" w:eastAsia="Microsoft JhengHei" w:hAnsi="Microsoft JhengHei" w:cs="Microsoft JhengHei" w:hint="eastAsia"/>
+              <w:rFonts w:hint="eastAsia" w:ascii="Microsoft JhengHei" w:hAnsi="Microsoft JhengHei" w:eastAsia="Microsoft JhengHei" w:cs="Microsoft JhengHei"/>
               <w:szCs w:val="24"/>
             </w:rPr>
             <w:fldChar w:fldCharType="end"/>
@@ -1923,28 +1959,28 @@
         </w:p>
         <w:p>
           <w:pPr>
-            <w:pStyle w:val="TOC2"/>
+            <w:pStyle w:val="17"/>
             <w:tabs>
               <w:tab w:val="right" w:leader="dot" w:pos="8336"/>
             </w:tabs>
           </w:pPr>
           <w:r>
             <w:rPr>
-              <w:rFonts w:ascii="Microsoft JhengHei" w:eastAsia="Microsoft JhengHei" w:hAnsi="Microsoft JhengHei" w:cs="Microsoft JhengHei" w:hint="eastAsia"/>
+              <w:rFonts w:hint="eastAsia" w:ascii="Microsoft JhengHei" w:hAnsi="Microsoft JhengHei" w:eastAsia="Microsoft JhengHei" w:cs="Microsoft JhengHei"/>
               <w:szCs w:val="24"/>
             </w:rPr>
             <w:fldChar w:fldCharType="begin"/>
           </w:r>
           <w:r>
             <w:rPr>
-              <w:rFonts w:ascii="Microsoft JhengHei" w:eastAsia="Microsoft JhengHei" w:hAnsi="Microsoft JhengHei" w:cs="Microsoft JhengHei" w:hint="eastAsia"/>
+              <w:rFonts w:hint="eastAsia" w:ascii="Microsoft JhengHei" w:hAnsi="Microsoft JhengHei" w:eastAsia="Microsoft JhengHei" w:cs="Microsoft JhengHei"/>
               <w:szCs w:val="24"/>
             </w:rPr>
             <w:instrText xml:space="preserve"> HYPERLINK \l _Toc9779 </w:instrText>
           </w:r>
           <w:r>
             <w:rPr>
-              <w:rFonts w:ascii="Microsoft JhengHei" w:eastAsia="Microsoft JhengHei" w:hAnsi="Microsoft JhengHei" w:cs="Microsoft JhengHei" w:hint="eastAsia"/>
+              <w:rFonts w:hint="eastAsia" w:ascii="Microsoft JhengHei" w:hAnsi="Microsoft JhengHei" w:eastAsia="Microsoft JhengHei" w:cs="Microsoft JhengHei"/>
               <w:szCs w:val="24"/>
             </w:rPr>
             <w:fldChar w:fldCharType="separate"/>
@@ -1978,7 +2014,7 @@
           </w:r>
           <w:r>
             <w:rPr>
-              <w:rFonts w:ascii="Microsoft JhengHei" w:eastAsia="Microsoft JhengHei" w:hAnsi="Microsoft JhengHei" w:cs="Microsoft JhengHei" w:hint="eastAsia"/>
+              <w:rFonts w:hint="eastAsia" w:ascii="Microsoft JhengHei" w:hAnsi="Microsoft JhengHei" w:eastAsia="Microsoft JhengHei" w:cs="Microsoft JhengHei"/>
               <w:szCs w:val="24"/>
             </w:rPr>
             <w:fldChar w:fldCharType="end"/>
@@ -1986,28 +2022,28 @@
         </w:p>
         <w:p>
           <w:pPr>
-            <w:pStyle w:val="TOC1"/>
+            <w:pStyle w:val="16"/>
             <w:tabs>
               <w:tab w:val="right" w:leader="dot" w:pos="8336"/>
             </w:tabs>
           </w:pPr>
           <w:r>
             <w:rPr>
-              <w:rFonts w:ascii="Microsoft JhengHei" w:eastAsia="Microsoft JhengHei" w:hAnsi="Microsoft JhengHei" w:cs="Microsoft JhengHei" w:hint="eastAsia"/>
+              <w:rFonts w:hint="eastAsia" w:ascii="Microsoft JhengHei" w:hAnsi="Microsoft JhengHei" w:eastAsia="Microsoft JhengHei" w:cs="Microsoft JhengHei"/>
               <w:szCs w:val="24"/>
             </w:rPr>
             <w:fldChar w:fldCharType="begin"/>
           </w:r>
           <w:r>
             <w:rPr>
-              <w:rFonts w:ascii="Microsoft JhengHei" w:eastAsia="Microsoft JhengHei" w:hAnsi="Microsoft JhengHei" w:cs="Microsoft JhengHei" w:hint="eastAsia"/>
+              <w:rFonts w:hint="eastAsia" w:ascii="Microsoft JhengHei" w:hAnsi="Microsoft JhengHei" w:eastAsia="Microsoft JhengHei" w:cs="Microsoft JhengHei"/>
               <w:szCs w:val="24"/>
             </w:rPr>
             <w:instrText xml:space="preserve"> HYPERLINK \l _Toc1835 </w:instrText>
           </w:r>
           <w:r>
             <w:rPr>
-              <w:rFonts w:ascii="Microsoft JhengHei" w:eastAsia="Microsoft JhengHei" w:hAnsi="Microsoft JhengHei" w:cs="Microsoft JhengHei" w:hint="eastAsia"/>
+              <w:rFonts w:hint="eastAsia" w:ascii="Microsoft JhengHei" w:hAnsi="Microsoft JhengHei" w:eastAsia="Microsoft JhengHei" w:cs="Microsoft JhengHei"/>
               <w:szCs w:val="24"/>
             </w:rPr>
             <w:fldChar w:fldCharType="separate"/>
@@ -2041,7 +2077,7 @@
           </w:r>
           <w:r>
             <w:rPr>
-              <w:rFonts w:ascii="Microsoft JhengHei" w:eastAsia="Microsoft JhengHei" w:hAnsi="Microsoft JhengHei" w:cs="Microsoft JhengHei" w:hint="eastAsia"/>
+              <w:rFonts w:hint="eastAsia" w:ascii="Microsoft JhengHei" w:hAnsi="Microsoft JhengHei" w:eastAsia="Microsoft JhengHei" w:cs="Microsoft JhengHei"/>
               <w:szCs w:val="24"/>
             </w:rPr>
             <w:fldChar w:fldCharType="end"/>
@@ -2049,28 +2085,28 @@
         </w:p>
         <w:p>
           <w:pPr>
-            <w:pStyle w:val="TOC2"/>
+            <w:pStyle w:val="17"/>
             <w:tabs>
               <w:tab w:val="right" w:leader="dot" w:pos="8336"/>
             </w:tabs>
           </w:pPr>
           <w:r>
             <w:rPr>
-              <w:rFonts w:ascii="Microsoft JhengHei" w:eastAsia="Microsoft JhengHei" w:hAnsi="Microsoft JhengHei" w:cs="Microsoft JhengHei" w:hint="eastAsia"/>
+              <w:rFonts w:hint="eastAsia" w:ascii="Microsoft JhengHei" w:hAnsi="Microsoft JhengHei" w:eastAsia="Microsoft JhengHei" w:cs="Microsoft JhengHei"/>
               <w:szCs w:val="24"/>
             </w:rPr>
             <w:fldChar w:fldCharType="begin"/>
           </w:r>
           <w:r>
             <w:rPr>
-              <w:rFonts w:ascii="Microsoft JhengHei" w:eastAsia="Microsoft JhengHei" w:hAnsi="Microsoft JhengHei" w:cs="Microsoft JhengHei" w:hint="eastAsia"/>
+              <w:rFonts w:hint="eastAsia" w:ascii="Microsoft JhengHei" w:hAnsi="Microsoft JhengHei" w:eastAsia="Microsoft JhengHei" w:cs="Microsoft JhengHei"/>
               <w:szCs w:val="24"/>
             </w:rPr>
             <w:instrText xml:space="preserve"> HYPERLINK \l _Toc5895 </w:instrText>
           </w:r>
           <w:r>
             <w:rPr>
-              <w:rFonts w:ascii="Microsoft JhengHei" w:eastAsia="Microsoft JhengHei" w:hAnsi="Microsoft JhengHei" w:cs="Microsoft JhengHei" w:hint="eastAsia"/>
+              <w:rFonts w:hint="eastAsia" w:ascii="Microsoft JhengHei" w:hAnsi="Microsoft JhengHei" w:eastAsia="Microsoft JhengHei" w:cs="Microsoft JhengHei"/>
               <w:szCs w:val="24"/>
             </w:rPr>
             <w:fldChar w:fldCharType="separate"/>
@@ -2104,7 +2140,7 @@
           </w:r>
           <w:r>
             <w:rPr>
-              <w:rFonts w:ascii="Microsoft JhengHei" w:eastAsia="Microsoft JhengHei" w:hAnsi="Microsoft JhengHei" w:cs="Microsoft JhengHei" w:hint="eastAsia"/>
+              <w:rFonts w:hint="eastAsia" w:ascii="Microsoft JhengHei" w:hAnsi="Microsoft JhengHei" w:eastAsia="Microsoft JhengHei" w:cs="Microsoft JhengHei"/>
               <w:szCs w:val="24"/>
             </w:rPr>
             <w:fldChar w:fldCharType="end"/>
@@ -2112,28 +2148,28 @@
         </w:p>
         <w:p>
           <w:pPr>
-            <w:pStyle w:val="TOC1"/>
+            <w:pStyle w:val="16"/>
             <w:tabs>
               <w:tab w:val="right" w:leader="dot" w:pos="8336"/>
             </w:tabs>
           </w:pPr>
           <w:r>
             <w:rPr>
-              <w:rFonts w:ascii="Microsoft JhengHei" w:eastAsia="Microsoft JhengHei" w:hAnsi="Microsoft JhengHei" w:cs="Microsoft JhengHei" w:hint="eastAsia"/>
+              <w:rFonts w:hint="eastAsia" w:ascii="Microsoft JhengHei" w:hAnsi="Microsoft JhengHei" w:eastAsia="Microsoft JhengHei" w:cs="Microsoft JhengHei"/>
               <w:szCs w:val="24"/>
             </w:rPr>
             <w:fldChar w:fldCharType="begin"/>
           </w:r>
           <w:r>
             <w:rPr>
-              <w:rFonts w:ascii="Microsoft JhengHei" w:eastAsia="Microsoft JhengHei" w:hAnsi="Microsoft JhengHei" w:cs="Microsoft JhengHei" w:hint="eastAsia"/>
+              <w:rFonts w:hint="eastAsia" w:ascii="Microsoft JhengHei" w:hAnsi="Microsoft JhengHei" w:eastAsia="Microsoft JhengHei" w:cs="Microsoft JhengHei"/>
               <w:szCs w:val="24"/>
             </w:rPr>
             <w:instrText xml:space="preserve"> HYPERLINK \l _Toc3609 </w:instrText>
           </w:r>
           <w:r>
             <w:rPr>
-              <w:rFonts w:ascii="Microsoft JhengHei" w:eastAsia="Microsoft JhengHei" w:hAnsi="Microsoft JhengHei" w:cs="Microsoft JhengHei" w:hint="eastAsia"/>
+              <w:rFonts w:hint="eastAsia" w:ascii="Microsoft JhengHei" w:hAnsi="Microsoft JhengHei" w:eastAsia="Microsoft JhengHei" w:cs="Microsoft JhengHei"/>
               <w:szCs w:val="24"/>
             </w:rPr>
             <w:fldChar w:fldCharType="separate"/>
@@ -2167,7 +2203,7 @@
           </w:r>
           <w:r>
             <w:rPr>
-              <w:rFonts w:ascii="Microsoft JhengHei" w:eastAsia="Microsoft JhengHei" w:hAnsi="Microsoft JhengHei" w:cs="Microsoft JhengHei" w:hint="eastAsia"/>
+              <w:rFonts w:hint="eastAsia" w:ascii="Microsoft JhengHei" w:hAnsi="Microsoft JhengHei" w:eastAsia="Microsoft JhengHei" w:cs="Microsoft JhengHei"/>
               <w:szCs w:val="24"/>
             </w:rPr>
             <w:fldChar w:fldCharType="end"/>
@@ -2175,28 +2211,28 @@
         </w:p>
         <w:p>
           <w:pPr>
-            <w:pStyle w:val="TOC2"/>
+            <w:pStyle w:val="17"/>
             <w:tabs>
               <w:tab w:val="right" w:leader="dot" w:pos="8336"/>
             </w:tabs>
           </w:pPr>
           <w:r>
             <w:rPr>
-              <w:rFonts w:ascii="Microsoft JhengHei" w:eastAsia="Microsoft JhengHei" w:hAnsi="Microsoft JhengHei" w:cs="Microsoft JhengHei" w:hint="eastAsia"/>
+              <w:rFonts w:hint="eastAsia" w:ascii="Microsoft JhengHei" w:hAnsi="Microsoft JhengHei" w:eastAsia="Microsoft JhengHei" w:cs="Microsoft JhengHei"/>
               <w:szCs w:val="24"/>
             </w:rPr>
             <w:fldChar w:fldCharType="begin"/>
           </w:r>
           <w:r>
             <w:rPr>
-              <w:rFonts w:ascii="Microsoft JhengHei" w:eastAsia="Microsoft JhengHei" w:hAnsi="Microsoft JhengHei" w:cs="Microsoft JhengHei" w:hint="eastAsia"/>
+              <w:rFonts w:hint="eastAsia" w:ascii="Microsoft JhengHei" w:hAnsi="Microsoft JhengHei" w:eastAsia="Microsoft JhengHei" w:cs="Microsoft JhengHei"/>
               <w:szCs w:val="24"/>
             </w:rPr>
             <w:instrText xml:space="preserve"> HYPERLINK \l _Toc14367 </w:instrText>
           </w:r>
           <w:r>
             <w:rPr>
-              <w:rFonts w:ascii="Microsoft JhengHei" w:eastAsia="Microsoft JhengHei" w:hAnsi="Microsoft JhengHei" w:cs="Microsoft JhengHei" w:hint="eastAsia"/>
+              <w:rFonts w:hint="eastAsia" w:ascii="Microsoft JhengHei" w:hAnsi="Microsoft JhengHei" w:eastAsia="Microsoft JhengHei" w:cs="Microsoft JhengHei"/>
               <w:szCs w:val="24"/>
             </w:rPr>
             <w:fldChar w:fldCharType="separate"/>
@@ -2230,7 +2266,7 @@
           </w:r>
           <w:r>
             <w:rPr>
-              <w:rFonts w:ascii="Microsoft JhengHei" w:eastAsia="Microsoft JhengHei" w:hAnsi="Microsoft JhengHei" w:cs="Microsoft JhengHei" w:hint="eastAsia"/>
+              <w:rFonts w:hint="eastAsia" w:ascii="Microsoft JhengHei" w:hAnsi="Microsoft JhengHei" w:eastAsia="Microsoft JhengHei" w:cs="Microsoft JhengHei"/>
               <w:szCs w:val="24"/>
             </w:rPr>
             <w:fldChar w:fldCharType="end"/>
@@ -2238,28 +2274,28 @@
         </w:p>
         <w:p>
           <w:pPr>
-            <w:pStyle w:val="TOC2"/>
+            <w:pStyle w:val="17"/>
             <w:tabs>
               <w:tab w:val="right" w:leader="dot" w:pos="8336"/>
             </w:tabs>
           </w:pPr>
           <w:r>
             <w:rPr>
-              <w:rFonts w:ascii="Microsoft JhengHei" w:eastAsia="Microsoft JhengHei" w:hAnsi="Microsoft JhengHei" w:cs="Microsoft JhengHei" w:hint="eastAsia"/>
+              <w:rFonts w:hint="eastAsia" w:ascii="Microsoft JhengHei" w:hAnsi="Microsoft JhengHei" w:eastAsia="Microsoft JhengHei" w:cs="Microsoft JhengHei"/>
               <w:szCs w:val="24"/>
             </w:rPr>
             <w:fldChar w:fldCharType="begin"/>
           </w:r>
           <w:r>
             <w:rPr>
-              <w:rFonts w:ascii="Microsoft JhengHei" w:eastAsia="Microsoft JhengHei" w:hAnsi="Microsoft JhengHei" w:cs="Microsoft JhengHei" w:hint="eastAsia"/>
+              <w:rFonts w:hint="eastAsia" w:ascii="Microsoft JhengHei" w:hAnsi="Microsoft JhengHei" w:eastAsia="Microsoft JhengHei" w:cs="Microsoft JhengHei"/>
               <w:szCs w:val="24"/>
             </w:rPr>
             <w:instrText xml:space="preserve"> HYPERLINK \l _Toc17099 </w:instrText>
           </w:r>
           <w:r>
             <w:rPr>
-              <w:rFonts w:ascii="Microsoft JhengHei" w:eastAsia="Microsoft JhengHei" w:hAnsi="Microsoft JhengHei" w:cs="Microsoft JhengHei" w:hint="eastAsia"/>
+              <w:rFonts w:hint="eastAsia" w:ascii="Microsoft JhengHei" w:hAnsi="Microsoft JhengHei" w:eastAsia="Microsoft JhengHei" w:cs="Microsoft JhengHei"/>
               <w:szCs w:val="24"/>
             </w:rPr>
             <w:fldChar w:fldCharType="separate"/>
@@ -2293,7 +2329,7 @@
           </w:r>
           <w:r>
             <w:rPr>
-              <w:rFonts w:ascii="Microsoft JhengHei" w:eastAsia="Microsoft JhengHei" w:hAnsi="Microsoft JhengHei" w:cs="Microsoft JhengHei" w:hint="eastAsia"/>
+              <w:rFonts w:hint="eastAsia" w:ascii="Microsoft JhengHei" w:hAnsi="Microsoft JhengHei" w:eastAsia="Microsoft JhengHei" w:cs="Microsoft JhengHei"/>
               <w:szCs w:val="24"/>
             </w:rPr>
             <w:fldChar w:fldCharType="end"/>
@@ -2301,28 +2337,28 @@
         </w:p>
         <w:p>
           <w:pPr>
-            <w:pStyle w:val="TOC3"/>
+            <w:pStyle w:val="13"/>
             <w:tabs>
               <w:tab w:val="right" w:leader="dot" w:pos="8336"/>
             </w:tabs>
           </w:pPr>
           <w:r>
             <w:rPr>
-              <w:rFonts w:ascii="Microsoft JhengHei" w:eastAsia="Microsoft JhengHei" w:hAnsi="Microsoft JhengHei" w:cs="Microsoft JhengHei" w:hint="eastAsia"/>
+              <w:rFonts w:hint="eastAsia" w:ascii="Microsoft JhengHei" w:hAnsi="Microsoft JhengHei" w:eastAsia="Microsoft JhengHei" w:cs="Microsoft JhengHei"/>
               <w:szCs w:val="24"/>
             </w:rPr>
             <w:fldChar w:fldCharType="begin"/>
           </w:r>
           <w:r>
             <w:rPr>
-              <w:rFonts w:ascii="Microsoft JhengHei" w:eastAsia="Microsoft JhengHei" w:hAnsi="Microsoft JhengHei" w:cs="Microsoft JhengHei" w:hint="eastAsia"/>
+              <w:rFonts w:hint="eastAsia" w:ascii="Microsoft JhengHei" w:hAnsi="Microsoft JhengHei" w:eastAsia="Microsoft JhengHei" w:cs="Microsoft JhengHei"/>
               <w:szCs w:val="24"/>
             </w:rPr>
             <w:instrText xml:space="preserve"> HYPERLINK \l _Toc9529 </w:instrText>
           </w:r>
           <w:r>
             <w:rPr>
-              <w:rFonts w:ascii="Microsoft JhengHei" w:eastAsia="Microsoft JhengHei" w:hAnsi="Microsoft JhengHei" w:cs="Microsoft JhengHei" w:hint="eastAsia"/>
+              <w:rFonts w:hint="eastAsia" w:ascii="Microsoft JhengHei" w:hAnsi="Microsoft JhengHei" w:eastAsia="Microsoft JhengHei" w:cs="Microsoft JhengHei"/>
               <w:szCs w:val="24"/>
             </w:rPr>
             <w:fldChar w:fldCharType="separate"/>
@@ -2356,7 +2392,7 @@
           </w:r>
           <w:r>
             <w:rPr>
-              <w:rFonts w:ascii="Microsoft JhengHei" w:eastAsia="Microsoft JhengHei" w:hAnsi="Microsoft JhengHei" w:cs="Microsoft JhengHei" w:hint="eastAsia"/>
+              <w:rFonts w:hint="eastAsia" w:ascii="Microsoft JhengHei" w:hAnsi="Microsoft JhengHei" w:eastAsia="Microsoft JhengHei" w:cs="Microsoft JhengHei"/>
               <w:szCs w:val="24"/>
             </w:rPr>
             <w:fldChar w:fldCharType="end"/>
@@ -2364,28 +2400,28 @@
         </w:p>
         <w:p>
           <w:pPr>
-            <w:pStyle w:val="TOC3"/>
+            <w:pStyle w:val="13"/>
             <w:tabs>
               <w:tab w:val="right" w:leader="dot" w:pos="8336"/>
             </w:tabs>
           </w:pPr>
           <w:r>
             <w:rPr>
-              <w:rFonts w:ascii="Microsoft JhengHei" w:eastAsia="Microsoft JhengHei" w:hAnsi="Microsoft JhengHei" w:cs="Microsoft JhengHei" w:hint="eastAsia"/>
+              <w:rFonts w:hint="eastAsia" w:ascii="Microsoft JhengHei" w:hAnsi="Microsoft JhengHei" w:eastAsia="Microsoft JhengHei" w:cs="Microsoft JhengHei"/>
               <w:szCs w:val="24"/>
             </w:rPr>
             <w:fldChar w:fldCharType="begin"/>
           </w:r>
           <w:r>
             <w:rPr>
-              <w:rFonts w:ascii="Microsoft JhengHei" w:eastAsia="Microsoft JhengHei" w:hAnsi="Microsoft JhengHei" w:cs="Microsoft JhengHei" w:hint="eastAsia"/>
+              <w:rFonts w:hint="eastAsia" w:ascii="Microsoft JhengHei" w:hAnsi="Microsoft JhengHei" w:eastAsia="Microsoft JhengHei" w:cs="Microsoft JhengHei"/>
               <w:szCs w:val="24"/>
             </w:rPr>
             <w:instrText xml:space="preserve"> HYPERLINK \l _Toc24715 </w:instrText>
           </w:r>
           <w:r>
             <w:rPr>
-              <w:rFonts w:ascii="Microsoft JhengHei" w:eastAsia="Microsoft JhengHei" w:hAnsi="Microsoft JhengHei" w:cs="Microsoft JhengHei" w:hint="eastAsia"/>
+              <w:rFonts w:hint="eastAsia" w:ascii="Microsoft JhengHei" w:hAnsi="Microsoft JhengHei" w:eastAsia="Microsoft JhengHei" w:cs="Microsoft JhengHei"/>
               <w:szCs w:val="24"/>
             </w:rPr>
             <w:fldChar w:fldCharType="separate"/>
@@ -2419,7 +2455,7 @@
           </w:r>
           <w:r>
             <w:rPr>
-              <w:rFonts w:ascii="Microsoft JhengHei" w:eastAsia="Microsoft JhengHei" w:hAnsi="Microsoft JhengHei" w:cs="Microsoft JhengHei" w:hint="eastAsia"/>
+              <w:rFonts w:hint="eastAsia" w:ascii="Microsoft JhengHei" w:hAnsi="Microsoft JhengHei" w:eastAsia="Microsoft JhengHei" w:cs="Microsoft JhengHei"/>
               <w:szCs w:val="24"/>
             </w:rPr>
             <w:fldChar w:fldCharType="end"/>
@@ -2427,28 +2463,28 @@
         </w:p>
         <w:p>
           <w:pPr>
-            <w:pStyle w:val="TOC2"/>
+            <w:pStyle w:val="17"/>
             <w:tabs>
               <w:tab w:val="right" w:leader="dot" w:pos="8336"/>
             </w:tabs>
           </w:pPr>
           <w:r>
             <w:rPr>
-              <w:rFonts w:ascii="Microsoft JhengHei" w:eastAsia="Microsoft JhengHei" w:hAnsi="Microsoft JhengHei" w:cs="Microsoft JhengHei" w:hint="eastAsia"/>
+              <w:rFonts w:hint="eastAsia" w:ascii="Microsoft JhengHei" w:hAnsi="Microsoft JhengHei" w:eastAsia="Microsoft JhengHei" w:cs="Microsoft JhengHei"/>
               <w:szCs w:val="24"/>
             </w:rPr>
             <w:fldChar w:fldCharType="begin"/>
           </w:r>
           <w:r>
             <w:rPr>
-              <w:rFonts w:ascii="Microsoft JhengHei" w:eastAsia="Microsoft JhengHei" w:hAnsi="Microsoft JhengHei" w:cs="Microsoft JhengHei" w:hint="eastAsia"/>
+              <w:rFonts w:hint="eastAsia" w:ascii="Microsoft JhengHei" w:hAnsi="Microsoft JhengHei" w:eastAsia="Microsoft JhengHei" w:cs="Microsoft JhengHei"/>
               <w:szCs w:val="24"/>
             </w:rPr>
             <w:instrText xml:space="preserve"> HYPERLINK \l _Toc2292 </w:instrText>
           </w:r>
           <w:r>
             <w:rPr>
-              <w:rFonts w:ascii="Microsoft JhengHei" w:eastAsia="Microsoft JhengHei" w:hAnsi="Microsoft JhengHei" w:cs="Microsoft JhengHei" w:hint="eastAsia"/>
+              <w:rFonts w:hint="eastAsia" w:ascii="Microsoft JhengHei" w:hAnsi="Microsoft JhengHei" w:eastAsia="Microsoft JhengHei" w:cs="Microsoft JhengHei"/>
               <w:szCs w:val="24"/>
             </w:rPr>
             <w:fldChar w:fldCharType="separate"/>
@@ -2482,7 +2518,7 @@
           </w:r>
           <w:r>
             <w:rPr>
-              <w:rFonts w:ascii="Microsoft JhengHei" w:eastAsia="Microsoft JhengHei" w:hAnsi="Microsoft JhengHei" w:cs="Microsoft JhengHei" w:hint="eastAsia"/>
+              <w:rFonts w:hint="eastAsia" w:ascii="Microsoft JhengHei" w:hAnsi="Microsoft JhengHei" w:eastAsia="Microsoft JhengHei" w:cs="Microsoft JhengHei"/>
               <w:szCs w:val="24"/>
             </w:rPr>
             <w:fldChar w:fldCharType="end"/>
@@ -2490,28 +2526,28 @@
         </w:p>
         <w:p>
           <w:pPr>
-            <w:pStyle w:val="TOC2"/>
+            <w:pStyle w:val="17"/>
             <w:tabs>
               <w:tab w:val="right" w:leader="dot" w:pos="8336"/>
             </w:tabs>
           </w:pPr>
           <w:r>
             <w:rPr>
-              <w:rFonts w:ascii="Microsoft JhengHei" w:eastAsia="Microsoft JhengHei" w:hAnsi="Microsoft JhengHei" w:cs="Microsoft JhengHei" w:hint="eastAsia"/>
+              <w:rFonts w:hint="eastAsia" w:ascii="Microsoft JhengHei" w:hAnsi="Microsoft JhengHei" w:eastAsia="Microsoft JhengHei" w:cs="Microsoft JhengHei"/>
               <w:szCs w:val="24"/>
             </w:rPr>
             <w:fldChar w:fldCharType="begin"/>
           </w:r>
           <w:r>
             <w:rPr>
-              <w:rFonts w:ascii="Microsoft JhengHei" w:eastAsia="Microsoft JhengHei" w:hAnsi="Microsoft JhengHei" w:cs="Microsoft JhengHei" w:hint="eastAsia"/>
+              <w:rFonts w:hint="eastAsia" w:ascii="Microsoft JhengHei" w:hAnsi="Microsoft JhengHei" w:eastAsia="Microsoft JhengHei" w:cs="Microsoft JhengHei"/>
               <w:szCs w:val="24"/>
             </w:rPr>
             <w:instrText xml:space="preserve"> HYPERLINK \l _Toc14860 </w:instrText>
           </w:r>
           <w:r>
             <w:rPr>
-              <w:rFonts w:ascii="Microsoft JhengHei" w:eastAsia="Microsoft JhengHei" w:hAnsi="Microsoft JhengHei" w:cs="Microsoft JhengHei" w:hint="eastAsia"/>
+              <w:rFonts w:hint="eastAsia" w:ascii="Microsoft JhengHei" w:hAnsi="Microsoft JhengHei" w:eastAsia="Microsoft JhengHei" w:cs="Microsoft JhengHei"/>
               <w:szCs w:val="24"/>
             </w:rPr>
             <w:fldChar w:fldCharType="separate"/>
@@ -2545,7 +2581,7 @@
           </w:r>
           <w:r>
             <w:rPr>
-              <w:rFonts w:ascii="Microsoft JhengHei" w:eastAsia="Microsoft JhengHei" w:hAnsi="Microsoft JhengHei" w:cs="Microsoft JhengHei" w:hint="eastAsia"/>
+              <w:rFonts w:hint="eastAsia" w:ascii="Microsoft JhengHei" w:hAnsi="Microsoft JhengHei" w:eastAsia="Microsoft JhengHei" w:cs="Microsoft JhengHei"/>
               <w:szCs w:val="24"/>
             </w:rPr>
             <w:fldChar w:fldCharType="end"/>
@@ -2553,28 +2589,28 @@
         </w:p>
         <w:p>
           <w:pPr>
-            <w:pStyle w:val="TOC2"/>
+            <w:pStyle w:val="17"/>
             <w:tabs>
               <w:tab w:val="right" w:leader="dot" w:pos="8336"/>
             </w:tabs>
           </w:pPr>
           <w:r>
             <w:rPr>
-              <w:rFonts w:ascii="Microsoft JhengHei" w:eastAsia="Microsoft JhengHei" w:hAnsi="Microsoft JhengHei" w:cs="Microsoft JhengHei" w:hint="eastAsia"/>
+              <w:rFonts w:hint="eastAsia" w:ascii="Microsoft JhengHei" w:hAnsi="Microsoft JhengHei" w:eastAsia="Microsoft JhengHei" w:cs="Microsoft JhengHei"/>
               <w:szCs w:val="24"/>
             </w:rPr>
             <w:fldChar w:fldCharType="begin"/>
           </w:r>
           <w:r>
             <w:rPr>
-              <w:rFonts w:ascii="Microsoft JhengHei" w:eastAsia="Microsoft JhengHei" w:hAnsi="Microsoft JhengHei" w:cs="Microsoft JhengHei" w:hint="eastAsia"/>
+              <w:rFonts w:hint="eastAsia" w:ascii="Microsoft JhengHei" w:hAnsi="Microsoft JhengHei" w:eastAsia="Microsoft JhengHei" w:cs="Microsoft JhengHei"/>
               <w:szCs w:val="24"/>
             </w:rPr>
             <w:instrText xml:space="preserve"> HYPERLINK \l _Toc15231 </w:instrText>
           </w:r>
           <w:r>
             <w:rPr>
-              <w:rFonts w:ascii="Microsoft JhengHei" w:eastAsia="Microsoft JhengHei" w:hAnsi="Microsoft JhengHei" w:cs="Microsoft JhengHei" w:hint="eastAsia"/>
+              <w:rFonts w:hint="eastAsia" w:ascii="Microsoft JhengHei" w:hAnsi="Microsoft JhengHei" w:eastAsia="Microsoft JhengHei" w:cs="Microsoft JhengHei"/>
               <w:szCs w:val="24"/>
             </w:rPr>
             <w:fldChar w:fldCharType="separate"/>
@@ -2608,7 +2644,7 @@
           </w:r>
           <w:r>
             <w:rPr>
-              <w:rFonts w:ascii="Microsoft JhengHei" w:eastAsia="Microsoft JhengHei" w:hAnsi="Microsoft JhengHei" w:cs="Microsoft JhengHei" w:hint="eastAsia"/>
+              <w:rFonts w:hint="eastAsia" w:ascii="Microsoft JhengHei" w:hAnsi="Microsoft JhengHei" w:eastAsia="Microsoft JhengHei" w:cs="Microsoft JhengHei"/>
               <w:szCs w:val="24"/>
             </w:rPr>
             <w:fldChar w:fldCharType="end"/>
@@ -2616,28 +2652,28 @@
         </w:p>
         <w:p>
           <w:pPr>
-            <w:pStyle w:val="TOC2"/>
+            <w:pStyle w:val="17"/>
             <w:tabs>
               <w:tab w:val="right" w:leader="dot" w:pos="8336"/>
             </w:tabs>
           </w:pPr>
           <w:r>
             <w:rPr>
-              <w:rFonts w:ascii="Microsoft JhengHei" w:eastAsia="Microsoft JhengHei" w:hAnsi="Microsoft JhengHei" w:cs="Microsoft JhengHei" w:hint="eastAsia"/>
+              <w:rFonts w:hint="eastAsia" w:ascii="Microsoft JhengHei" w:hAnsi="Microsoft JhengHei" w:eastAsia="Microsoft JhengHei" w:cs="Microsoft JhengHei"/>
               <w:szCs w:val="24"/>
             </w:rPr>
             <w:fldChar w:fldCharType="begin"/>
           </w:r>
           <w:r>
             <w:rPr>
-              <w:rFonts w:ascii="Microsoft JhengHei" w:eastAsia="Microsoft JhengHei" w:hAnsi="Microsoft JhengHei" w:cs="Microsoft JhengHei" w:hint="eastAsia"/>
+              <w:rFonts w:hint="eastAsia" w:ascii="Microsoft JhengHei" w:hAnsi="Microsoft JhengHei" w:eastAsia="Microsoft JhengHei" w:cs="Microsoft JhengHei"/>
               <w:szCs w:val="24"/>
             </w:rPr>
             <w:instrText xml:space="preserve"> HYPERLINK \l _Toc32226 </w:instrText>
           </w:r>
           <w:r>
             <w:rPr>
-              <w:rFonts w:ascii="Microsoft JhengHei" w:eastAsia="Microsoft JhengHei" w:hAnsi="Microsoft JhengHei" w:cs="Microsoft JhengHei" w:hint="eastAsia"/>
+              <w:rFonts w:hint="eastAsia" w:ascii="Microsoft JhengHei" w:hAnsi="Microsoft JhengHei" w:eastAsia="Microsoft JhengHei" w:cs="Microsoft JhengHei"/>
               <w:szCs w:val="24"/>
             </w:rPr>
             <w:fldChar w:fldCharType="separate"/>
@@ -2671,7 +2707,7 @@
           </w:r>
           <w:r>
             <w:rPr>
-              <w:rFonts w:ascii="Microsoft JhengHei" w:eastAsia="Microsoft JhengHei" w:hAnsi="Microsoft JhengHei" w:cs="Microsoft JhengHei" w:hint="eastAsia"/>
+              <w:rFonts w:hint="eastAsia" w:ascii="Microsoft JhengHei" w:hAnsi="Microsoft JhengHei" w:eastAsia="Microsoft JhengHei" w:cs="Microsoft JhengHei"/>
               <w:szCs w:val="24"/>
             </w:rPr>
             <w:fldChar w:fldCharType="end"/>
@@ -2679,28 +2715,28 @@
         </w:p>
         <w:p>
           <w:pPr>
-            <w:pStyle w:val="TOC2"/>
+            <w:pStyle w:val="17"/>
             <w:tabs>
               <w:tab w:val="right" w:leader="dot" w:pos="8336"/>
             </w:tabs>
           </w:pPr>
           <w:r>
             <w:rPr>
-              <w:rFonts w:ascii="Microsoft JhengHei" w:eastAsia="Microsoft JhengHei" w:hAnsi="Microsoft JhengHei" w:cs="Microsoft JhengHei" w:hint="eastAsia"/>
+              <w:rFonts w:hint="eastAsia" w:ascii="Microsoft JhengHei" w:hAnsi="Microsoft JhengHei" w:eastAsia="Microsoft JhengHei" w:cs="Microsoft JhengHei"/>
               <w:szCs w:val="24"/>
             </w:rPr>
             <w:fldChar w:fldCharType="begin"/>
           </w:r>
           <w:r>
             <w:rPr>
-              <w:rFonts w:ascii="Microsoft JhengHei" w:eastAsia="Microsoft JhengHei" w:hAnsi="Microsoft JhengHei" w:cs="Microsoft JhengHei" w:hint="eastAsia"/>
+              <w:rFonts w:hint="eastAsia" w:ascii="Microsoft JhengHei" w:hAnsi="Microsoft JhengHei" w:eastAsia="Microsoft JhengHei" w:cs="Microsoft JhengHei"/>
               <w:szCs w:val="24"/>
             </w:rPr>
             <w:instrText xml:space="preserve"> HYPERLINK \l _Toc5049 </w:instrText>
           </w:r>
           <w:r>
             <w:rPr>
-              <w:rFonts w:ascii="Microsoft JhengHei" w:eastAsia="Microsoft JhengHei" w:hAnsi="Microsoft JhengHei" w:cs="Microsoft JhengHei" w:hint="eastAsia"/>
+              <w:rFonts w:hint="eastAsia" w:ascii="Microsoft JhengHei" w:hAnsi="Microsoft JhengHei" w:eastAsia="Microsoft JhengHei" w:cs="Microsoft JhengHei"/>
               <w:szCs w:val="24"/>
             </w:rPr>
             <w:fldChar w:fldCharType="separate"/>
@@ -2734,7 +2770,7 @@
           </w:r>
           <w:r>
             <w:rPr>
-              <w:rFonts w:ascii="Microsoft JhengHei" w:eastAsia="Microsoft JhengHei" w:hAnsi="Microsoft JhengHei" w:cs="Microsoft JhengHei" w:hint="eastAsia"/>
+              <w:rFonts w:hint="eastAsia" w:ascii="Microsoft JhengHei" w:hAnsi="Microsoft JhengHei" w:eastAsia="Microsoft JhengHei" w:cs="Microsoft JhengHei"/>
               <w:szCs w:val="24"/>
             </w:rPr>
             <w:fldChar w:fldCharType="end"/>
@@ -2742,28 +2778,28 @@
         </w:p>
         <w:p>
           <w:pPr>
-            <w:pStyle w:val="TOC1"/>
+            <w:pStyle w:val="16"/>
             <w:tabs>
               <w:tab w:val="right" w:leader="dot" w:pos="8336"/>
             </w:tabs>
           </w:pPr>
           <w:r>
             <w:rPr>
-              <w:rFonts w:ascii="Microsoft JhengHei" w:eastAsia="Microsoft JhengHei" w:hAnsi="Microsoft JhengHei" w:cs="Microsoft JhengHei" w:hint="eastAsia"/>
+              <w:rFonts w:hint="eastAsia" w:ascii="Microsoft JhengHei" w:hAnsi="Microsoft JhengHei" w:eastAsia="Microsoft JhengHei" w:cs="Microsoft JhengHei"/>
               <w:szCs w:val="24"/>
             </w:rPr>
             <w:fldChar w:fldCharType="begin"/>
           </w:r>
           <w:r>
             <w:rPr>
-              <w:rFonts w:ascii="Microsoft JhengHei" w:eastAsia="Microsoft JhengHei" w:hAnsi="Microsoft JhengHei" w:cs="Microsoft JhengHei" w:hint="eastAsia"/>
+              <w:rFonts w:hint="eastAsia" w:ascii="Microsoft JhengHei" w:hAnsi="Microsoft JhengHei" w:eastAsia="Microsoft JhengHei" w:cs="Microsoft JhengHei"/>
               <w:szCs w:val="24"/>
             </w:rPr>
             <w:instrText xml:space="preserve"> HYPERLINK \l _Toc26531 </w:instrText>
           </w:r>
           <w:r>
             <w:rPr>
-              <w:rFonts w:ascii="Microsoft JhengHei" w:eastAsia="Microsoft JhengHei" w:hAnsi="Microsoft JhengHei" w:cs="Microsoft JhengHei" w:hint="eastAsia"/>
+              <w:rFonts w:hint="eastAsia" w:ascii="Microsoft JhengHei" w:hAnsi="Microsoft JhengHei" w:eastAsia="Microsoft JhengHei" w:cs="Microsoft JhengHei"/>
               <w:szCs w:val="24"/>
             </w:rPr>
             <w:fldChar w:fldCharType="separate"/>
@@ -2797,7 +2833,7 @@
           </w:r>
           <w:r>
             <w:rPr>
-              <w:rFonts w:ascii="Microsoft JhengHei" w:eastAsia="Microsoft JhengHei" w:hAnsi="Microsoft JhengHei" w:cs="Microsoft JhengHei" w:hint="eastAsia"/>
+              <w:rFonts w:hint="eastAsia" w:ascii="Microsoft JhengHei" w:hAnsi="Microsoft JhengHei" w:eastAsia="Microsoft JhengHei" w:cs="Microsoft JhengHei"/>
               <w:szCs w:val="24"/>
             </w:rPr>
             <w:fldChar w:fldCharType="end"/>
@@ -2805,28 +2841,28 @@
         </w:p>
         <w:p>
           <w:pPr>
-            <w:pStyle w:val="TOC2"/>
+            <w:pStyle w:val="17"/>
             <w:tabs>
               <w:tab w:val="right" w:leader="dot" w:pos="8336"/>
             </w:tabs>
           </w:pPr>
           <w:r>
             <w:rPr>
-              <w:rFonts w:ascii="Microsoft JhengHei" w:eastAsia="Microsoft JhengHei" w:hAnsi="Microsoft JhengHei" w:cs="Microsoft JhengHei" w:hint="eastAsia"/>
+              <w:rFonts w:hint="eastAsia" w:ascii="Microsoft JhengHei" w:hAnsi="Microsoft JhengHei" w:eastAsia="Microsoft JhengHei" w:cs="Microsoft JhengHei"/>
               <w:szCs w:val="24"/>
             </w:rPr>
             <w:fldChar w:fldCharType="begin"/>
           </w:r>
           <w:r>
             <w:rPr>
-              <w:rFonts w:ascii="Microsoft JhengHei" w:eastAsia="Microsoft JhengHei" w:hAnsi="Microsoft JhengHei" w:cs="Microsoft JhengHei" w:hint="eastAsia"/>
+              <w:rFonts w:hint="eastAsia" w:ascii="Microsoft JhengHei" w:hAnsi="Microsoft JhengHei" w:eastAsia="Microsoft JhengHei" w:cs="Microsoft JhengHei"/>
               <w:szCs w:val="24"/>
             </w:rPr>
             <w:instrText xml:space="preserve"> HYPERLINK \l _Toc26183 </w:instrText>
           </w:r>
           <w:r>
             <w:rPr>
-              <w:rFonts w:ascii="Microsoft JhengHei" w:eastAsia="Microsoft JhengHei" w:hAnsi="Microsoft JhengHei" w:cs="Microsoft JhengHei" w:hint="eastAsia"/>
+              <w:rFonts w:hint="eastAsia" w:ascii="Microsoft JhengHei" w:hAnsi="Microsoft JhengHei" w:eastAsia="Microsoft JhengHei" w:cs="Microsoft JhengHei"/>
               <w:szCs w:val="24"/>
             </w:rPr>
             <w:fldChar w:fldCharType="separate"/>
@@ -2860,7 +2896,7 @@
           </w:r>
           <w:r>
             <w:rPr>
-              <w:rFonts w:ascii="Microsoft JhengHei" w:eastAsia="Microsoft JhengHei" w:hAnsi="Microsoft JhengHei" w:cs="Microsoft JhengHei" w:hint="eastAsia"/>
+              <w:rFonts w:hint="eastAsia" w:ascii="Microsoft JhengHei" w:hAnsi="Microsoft JhengHei" w:eastAsia="Microsoft JhengHei" w:cs="Microsoft JhengHei"/>
               <w:szCs w:val="24"/>
             </w:rPr>
             <w:fldChar w:fldCharType="end"/>
@@ -2868,28 +2904,28 @@
         </w:p>
         <w:p>
           <w:pPr>
-            <w:pStyle w:val="TOC2"/>
+            <w:pStyle w:val="17"/>
             <w:tabs>
               <w:tab w:val="right" w:leader="dot" w:pos="8336"/>
             </w:tabs>
           </w:pPr>
           <w:r>
             <w:rPr>
-              <w:rFonts w:ascii="Microsoft JhengHei" w:eastAsia="Microsoft JhengHei" w:hAnsi="Microsoft JhengHei" w:cs="Microsoft JhengHei" w:hint="eastAsia"/>
+              <w:rFonts w:hint="eastAsia" w:ascii="Microsoft JhengHei" w:hAnsi="Microsoft JhengHei" w:eastAsia="Microsoft JhengHei" w:cs="Microsoft JhengHei"/>
               <w:szCs w:val="24"/>
             </w:rPr>
             <w:fldChar w:fldCharType="begin"/>
           </w:r>
           <w:r>
             <w:rPr>
-              <w:rFonts w:ascii="Microsoft JhengHei" w:eastAsia="Microsoft JhengHei" w:hAnsi="Microsoft JhengHei" w:cs="Microsoft JhengHei" w:hint="eastAsia"/>
+              <w:rFonts w:hint="eastAsia" w:ascii="Microsoft JhengHei" w:hAnsi="Microsoft JhengHei" w:eastAsia="Microsoft JhengHei" w:cs="Microsoft JhengHei"/>
               <w:szCs w:val="24"/>
             </w:rPr>
             <w:instrText xml:space="preserve"> HYPERLINK \l _Toc2849 </w:instrText>
           </w:r>
           <w:r>
             <w:rPr>
-              <w:rFonts w:ascii="Microsoft JhengHei" w:eastAsia="Microsoft JhengHei" w:hAnsi="Microsoft JhengHei" w:cs="Microsoft JhengHei" w:hint="eastAsia"/>
+              <w:rFonts w:hint="eastAsia" w:ascii="Microsoft JhengHei" w:hAnsi="Microsoft JhengHei" w:eastAsia="Microsoft JhengHei" w:cs="Microsoft JhengHei"/>
               <w:szCs w:val="24"/>
             </w:rPr>
             <w:fldChar w:fldCharType="separate"/>
@@ -2923,7 +2959,7 @@
           </w:r>
           <w:r>
             <w:rPr>
-              <w:rFonts w:ascii="Microsoft JhengHei" w:eastAsia="Microsoft JhengHei" w:hAnsi="Microsoft JhengHei" w:cs="Microsoft JhengHei" w:hint="eastAsia"/>
+              <w:rFonts w:hint="eastAsia" w:ascii="Microsoft JhengHei" w:hAnsi="Microsoft JhengHei" w:eastAsia="Microsoft JhengHei" w:cs="Microsoft JhengHei"/>
               <w:szCs w:val="24"/>
             </w:rPr>
             <w:fldChar w:fldCharType="end"/>
@@ -2931,28 +2967,28 @@
         </w:p>
         <w:p>
           <w:pPr>
-            <w:pStyle w:val="TOC1"/>
+            <w:pStyle w:val="16"/>
             <w:tabs>
               <w:tab w:val="right" w:leader="dot" w:pos="8336"/>
             </w:tabs>
           </w:pPr>
           <w:r>
             <w:rPr>
-              <w:rFonts w:ascii="Microsoft JhengHei" w:eastAsia="Microsoft JhengHei" w:hAnsi="Microsoft JhengHei" w:cs="Microsoft JhengHei" w:hint="eastAsia"/>
+              <w:rFonts w:hint="eastAsia" w:ascii="Microsoft JhengHei" w:hAnsi="Microsoft JhengHei" w:eastAsia="Microsoft JhengHei" w:cs="Microsoft JhengHei"/>
               <w:szCs w:val="24"/>
             </w:rPr>
             <w:fldChar w:fldCharType="begin"/>
           </w:r>
           <w:r>
             <w:rPr>
-              <w:rFonts w:ascii="Microsoft JhengHei" w:eastAsia="Microsoft JhengHei" w:hAnsi="Microsoft JhengHei" w:cs="Microsoft JhengHei" w:hint="eastAsia"/>
+              <w:rFonts w:hint="eastAsia" w:ascii="Microsoft JhengHei" w:hAnsi="Microsoft JhengHei" w:eastAsia="Microsoft JhengHei" w:cs="Microsoft JhengHei"/>
               <w:szCs w:val="24"/>
             </w:rPr>
             <w:instrText xml:space="preserve"> HYPERLINK \l _Toc19056 </w:instrText>
           </w:r>
           <w:r>
             <w:rPr>
-              <w:rFonts w:ascii="Microsoft JhengHei" w:eastAsia="Microsoft JhengHei" w:hAnsi="Microsoft JhengHei" w:cs="Microsoft JhengHei" w:hint="eastAsia"/>
+              <w:rFonts w:hint="eastAsia" w:ascii="Microsoft JhengHei" w:hAnsi="Microsoft JhengHei" w:eastAsia="Microsoft JhengHei" w:cs="Microsoft JhengHei"/>
               <w:szCs w:val="24"/>
             </w:rPr>
             <w:fldChar w:fldCharType="separate"/>
@@ -2984,7 +3020,7 @@
           </w:r>
           <w:r>
             <w:rPr>
-              <w:rFonts w:ascii="Microsoft JhengHei" w:eastAsia="Microsoft JhengHei" w:hAnsi="Microsoft JhengHei" w:cs="Microsoft JhengHei" w:hint="eastAsia"/>
+              <w:rFonts w:hint="eastAsia" w:ascii="Microsoft JhengHei" w:hAnsi="Microsoft JhengHei" w:eastAsia="Microsoft JhengHei" w:cs="Microsoft JhengHei"/>
               <w:szCs w:val="24"/>
             </w:rPr>
             <w:fldChar w:fldCharType="end"/>
@@ -2992,28 +3028,28 @@
         </w:p>
         <w:p>
           <w:pPr>
-            <w:pStyle w:val="TOC1"/>
+            <w:pStyle w:val="16"/>
             <w:tabs>
               <w:tab w:val="right" w:leader="dot" w:pos="8336"/>
             </w:tabs>
           </w:pPr>
           <w:r>
             <w:rPr>
-              <w:rFonts w:ascii="Microsoft JhengHei" w:eastAsia="Microsoft JhengHei" w:hAnsi="Microsoft JhengHei" w:cs="Microsoft JhengHei" w:hint="eastAsia"/>
+              <w:rFonts w:hint="eastAsia" w:ascii="Microsoft JhengHei" w:hAnsi="Microsoft JhengHei" w:eastAsia="Microsoft JhengHei" w:cs="Microsoft JhengHei"/>
               <w:szCs w:val="24"/>
             </w:rPr>
             <w:fldChar w:fldCharType="begin"/>
           </w:r>
           <w:r>
             <w:rPr>
-              <w:rFonts w:ascii="Microsoft JhengHei" w:eastAsia="Microsoft JhengHei" w:hAnsi="Microsoft JhengHei" w:cs="Microsoft JhengHei" w:hint="eastAsia"/>
+              <w:rFonts w:hint="eastAsia" w:ascii="Microsoft JhengHei" w:hAnsi="Microsoft JhengHei" w:eastAsia="Microsoft JhengHei" w:cs="Microsoft JhengHei"/>
               <w:szCs w:val="24"/>
             </w:rPr>
             <w:instrText xml:space="preserve"> HYPERLINK \l _Toc4701 </w:instrText>
           </w:r>
           <w:r>
             <w:rPr>
-              <w:rFonts w:ascii="Microsoft JhengHei" w:eastAsia="Microsoft JhengHei" w:hAnsi="Microsoft JhengHei" w:cs="Microsoft JhengHei" w:hint="eastAsia"/>
+              <w:rFonts w:hint="eastAsia" w:ascii="Microsoft JhengHei" w:hAnsi="Microsoft JhengHei" w:eastAsia="Microsoft JhengHei" w:cs="Microsoft JhengHei"/>
               <w:szCs w:val="24"/>
             </w:rPr>
             <w:fldChar w:fldCharType="separate"/>
@@ -3047,7 +3083,7 @@
           </w:r>
           <w:r>
             <w:rPr>
-              <w:rFonts w:ascii="Microsoft JhengHei" w:eastAsia="Microsoft JhengHei" w:hAnsi="Microsoft JhengHei" w:cs="Microsoft JhengHei" w:hint="eastAsia"/>
+              <w:rFonts w:hint="eastAsia" w:ascii="Microsoft JhengHei" w:hAnsi="Microsoft JhengHei" w:eastAsia="Microsoft JhengHei" w:cs="Microsoft JhengHei"/>
               <w:szCs w:val="24"/>
             </w:rPr>
             <w:fldChar w:fldCharType="end"/>
@@ -3071,7 +3107,7 @@
             <w:spacing w:line="219" w:lineRule="auto"/>
             <w:textAlignment w:val="baseline"/>
             <w:rPr>
-              <w:rFonts w:ascii="Microsoft JhengHei" w:eastAsia="Microsoft JhengHei" w:hAnsi="Microsoft JhengHei" w:cs="Microsoft JhengHei" w:hint="eastAsia"/>
+              <w:rFonts w:hint="eastAsia" w:ascii="Microsoft JhengHei" w:hAnsi="Microsoft JhengHei" w:eastAsia="Microsoft JhengHei" w:cs="Microsoft JhengHei"/>
               <w:snapToGrid w:val="0"/>
               <w:color w:val="000000"/>
               <w:kern w:val="0"/>
@@ -3082,7 +3118,7 @@
           </w:pPr>
           <w:r>
             <w:rPr>
-              <w:rFonts w:ascii="Microsoft JhengHei" w:eastAsia="Microsoft JhengHei" w:hAnsi="Microsoft JhengHei" w:cs="Microsoft JhengHei" w:hint="eastAsia"/>
+              <w:rFonts w:hint="eastAsia" w:ascii="Microsoft JhengHei" w:hAnsi="Microsoft JhengHei" w:eastAsia="Microsoft JhengHei" w:cs="Microsoft JhengHei"/>
               <w:szCs w:val="24"/>
             </w:rPr>
             <w:fldChar w:fldCharType="end"/>
@@ -3108,7 +3144,7 @@
         <w:spacing w:line="219" w:lineRule="auto"/>
         <w:textAlignment w:val="baseline"/>
         <w:rPr>
-          <w:rFonts w:ascii="Microsoft JhengHei" w:eastAsia="Microsoft JhengHei" w:hAnsi="Microsoft JhengHei" w:cs="Microsoft JhengHei" w:hint="eastAsia"/>
+          <w:rFonts w:hint="eastAsia" w:ascii="Microsoft JhengHei" w:hAnsi="Microsoft JhengHei" w:eastAsia="Microsoft JhengHei" w:cs="Microsoft JhengHei"/>
           <w:snapToGrid w:val="0"/>
           <w:color w:val="000000"/>
           <w:kern w:val="0"/>
@@ -3117,16 +3153,16 @@
           <w:lang w:val="en-US" w:eastAsia="en-US" w:bidi="ar-SA"/>
         </w:rPr>
         <w:sectPr>
-          <w:footerReference w:type="default" r:id="rId5"/>
+          <w:footerReference r:id="rId6" w:type="default"/>
           <w:pgSz w:w="11906" w:h="16839"/>
           <w:pgMar w:top="1431" w:right="1785" w:bottom="1375" w:left="1785" w:header="0" w:footer="1211" w:gutter="0"/>
-          <w:cols w:num="1" w:space="720"/>
+          <w:cols w:space="720" w:num="1"/>
         </w:sectPr>
       </w:pPr>
     </w:p>
     <w:p>
       <w:pPr>
-        <w:pStyle w:val="1"/>
+        <w:pStyle w:val="26"/>
         <w:keepNext w:val="0"/>
         <w:keepLines w:val="0"/>
         <w:pageBreakBefore w:val="0"/>
@@ -3150,7 +3186,7 @@
     </w:p>
     <w:p>
       <w:pPr>
-        <w:pStyle w:val="2"/>
+        <w:pStyle w:val="28"/>
         <w:keepNext w:val="0"/>
         <w:keepLines w:val="0"/>
         <w:pageBreakBefore w:val="0"/>
@@ -3176,7 +3212,7 @@
     </w:p>
     <w:p>
       <w:pPr>
-        <w:pStyle w:val="a"/>
+        <w:pStyle w:val="27"/>
         <w:keepNext w:val="0"/>
         <w:keepLines w:val="0"/>
         <w:pageBreakBefore w:val="0"/>
@@ -3198,7 +3234,7 @@
     </w:p>
     <w:p>
       <w:pPr>
-        <w:pStyle w:val="a"/>
+        <w:pStyle w:val="27"/>
         <w:keepNext w:val="0"/>
         <w:keepLines w:val="0"/>
         <w:pageBreakBefore w:val="0"/>
@@ -3220,7 +3256,7 @@
     </w:p>
     <w:p>
       <w:pPr>
-        <w:pStyle w:val="a"/>
+        <w:pStyle w:val="27"/>
         <w:keepNext w:val="0"/>
         <w:keepLines w:val="0"/>
         <w:pageBreakBefore w:val="0"/>
@@ -3242,7 +3278,7 @@
     </w:p>
     <w:p>
       <w:pPr>
-        <w:pStyle w:val="a"/>
+        <w:pStyle w:val="27"/>
         <w:keepNext w:val="0"/>
         <w:keepLines w:val="0"/>
         <w:pageBreakBefore w:val="0"/>
@@ -3264,7 +3300,7 @@
     </w:p>
     <w:p>
       <w:pPr>
-        <w:pStyle w:val="a"/>
+        <w:pStyle w:val="27"/>
         <w:keepNext w:val="0"/>
         <w:keepLines w:val="0"/>
         <w:pageBreakBefore w:val="0"/>
@@ -3286,7 +3322,7 @@
     </w:p>
     <w:p>
       <w:pPr>
-        <w:pStyle w:val="a"/>
+        <w:pStyle w:val="27"/>
         <w:keepNext w:val="0"/>
         <w:keepLines w:val="0"/>
         <w:pageBreakBefore w:val="0"/>
@@ -3308,7 +3344,7 @@
     </w:p>
     <w:p>
       <w:pPr>
-        <w:pStyle w:val="a"/>
+        <w:pStyle w:val="27"/>
         <w:keepNext w:val="0"/>
         <w:keepLines w:val="0"/>
         <w:pageBreakBefore w:val="0"/>
@@ -3330,7 +3366,7 @@
     </w:p>
     <w:p>
       <w:pPr>
-        <w:pStyle w:val="2"/>
+        <w:pStyle w:val="28"/>
         <w:keepNext w:val="0"/>
         <w:keepLines w:val="0"/>
         <w:pageBreakBefore w:val="0"/>
@@ -3354,7 +3390,7 @@
     </w:p>
     <w:p>
       <w:pPr>
-        <w:pStyle w:val="a"/>
+        <w:pStyle w:val="27"/>
         <w:keepNext w:val="0"/>
         <w:keepLines w:val="0"/>
         <w:pageBreakBefore w:val="0"/>
@@ -3397,7 +3433,7 @@
     </w:p>
     <w:p>
       <w:pPr>
-        <w:pStyle w:val="1"/>
+        <w:pStyle w:val="26"/>
         <w:keepNext w:val="0"/>
         <w:keepLines w:val="0"/>
         <w:pageBreakBefore w:val="0"/>
@@ -3421,16 +3457,16 @@
     </w:p>
     <w:tbl>
       <w:tblPr>
-        <w:tblStyle w:val="TableNormal0"/>
+        <w:tblStyle w:val="24"/>
         <w:tblW w:w="8522" w:type="dxa"/>
         <w:tblInd w:w="5" w:type="dxa"/>
         <w:tblBorders>
-          <w:top w:val="single" w:sz="4" w:space="0" w:color="000000"/>
-          <w:left w:val="single" w:sz="4" w:space="0" w:color="000000"/>
-          <w:bottom w:val="single" w:sz="4" w:space="0" w:color="000000"/>
-          <w:right w:val="single" w:sz="4" w:space="0" w:color="000000"/>
-          <w:insideH w:val="single" w:sz="4" w:space="0" w:color="000000"/>
-          <w:insideV w:val="single" w:sz="4" w:space="0" w:color="000000"/>
+          <w:top w:val="single" w:color="000000" w:sz="4" w:space="0"/>
+          <w:left w:val="single" w:color="000000" w:sz="4" w:space="0"/>
+          <w:bottom w:val="single" w:color="000000" w:sz="4" w:space="0"/>
+          <w:right w:val="single" w:color="000000" w:sz="4" w:space="0"/>
+          <w:insideH w:val="single" w:color="000000" w:sz="4" w:space="0"/>
+          <w:insideV w:val="single" w:color="000000" w:sz="4" w:space="0"/>
         </w:tblBorders>
         <w:tblLayout w:type="fixed"/>
         <w:tblCellMar>
@@ -3447,17 +3483,14 @@
       </w:tblGrid>
       <w:tr>
         <w:tblPrEx>
-          <w:tblW w:w="8522" w:type="dxa"/>
-          <w:tblInd w:w="5" w:type="dxa"/>
           <w:tblBorders>
-            <w:top w:val="single" w:sz="4" w:space="0" w:color="000000"/>
-            <w:left w:val="single" w:sz="4" w:space="0" w:color="000000"/>
-            <w:bottom w:val="single" w:sz="4" w:space="0" w:color="000000"/>
-            <w:right w:val="single" w:sz="4" w:space="0" w:color="000000"/>
-            <w:insideH w:val="single" w:sz="4" w:space="0" w:color="000000"/>
-            <w:insideV w:val="single" w:sz="4" w:space="0" w:color="000000"/>
+            <w:top w:val="single" w:color="000000" w:sz="4" w:space="0"/>
+            <w:left w:val="single" w:color="000000" w:sz="4" w:space="0"/>
+            <w:bottom w:val="single" w:color="000000" w:sz="4" w:space="0"/>
+            <w:right w:val="single" w:color="000000" w:sz="4" w:space="0"/>
+            <w:insideH w:val="single" w:color="000000" w:sz="4" w:space="0"/>
+            <w:insideV w:val="single" w:color="000000" w:sz="4" w:space="0"/>
           </w:tblBorders>
-          <w:tblLayout w:type="fixed"/>
           <w:tblCellMar>
             <w:top w:w="0" w:type="dxa"/>
             <w:left w:w="0" w:type="dxa"/>
@@ -3466,7 +3499,7 @@
           </w:tblCellMar>
         </w:tblPrEx>
         <w:trPr>
-          <w:trHeight w:val="516"/>
+          <w:trHeight w:val="516" w:hRule="atLeast"/>
         </w:trPr>
         <w:tc>
           <w:tcPr>
@@ -3492,14 +3525,14 @@
               <w:ind w:left="377"/>
               <w:textAlignment w:val="baseline"/>
               <w:rPr>
-                <w:rFonts w:ascii="宋体" w:eastAsia="宋体" w:hAnsi="宋体" w:cs="宋体"/>
+                <w:rFonts w:ascii="宋体" w:hAnsi="宋体" w:eastAsia="宋体" w:cs="宋体"/>
                 <w:sz w:val="21"/>
                 <w:szCs w:val="21"/>
               </w:rPr>
             </w:pPr>
             <w:r>
               <w:rPr>
-                <w:rFonts w:ascii="宋体" w:eastAsia="宋体" w:hAnsi="宋体" w:cs="宋体"/>
+                <w:rFonts w:ascii="宋体" w:hAnsi="宋体" w:eastAsia="宋体" w:cs="宋体"/>
                 <w:b/>
                 <w:bCs/>
                 <w:spacing w:val="-5"/>
@@ -3534,14 +3567,14 @@
               <w:ind w:left="604"/>
               <w:textAlignment w:val="baseline"/>
               <w:rPr>
-                <w:rFonts w:ascii="宋体" w:eastAsia="宋体" w:hAnsi="宋体" w:cs="宋体"/>
+                <w:rFonts w:ascii="宋体" w:hAnsi="宋体" w:eastAsia="宋体" w:cs="宋体"/>
                 <w:sz w:val="21"/>
                 <w:szCs w:val="21"/>
               </w:rPr>
             </w:pPr>
             <w:r>
               <w:rPr>
-                <w:rFonts w:ascii="宋体" w:eastAsia="宋体" w:hAnsi="宋体" w:cs="宋体"/>
+                <w:rFonts w:ascii="宋体" w:hAnsi="宋体" w:eastAsia="宋体" w:cs="宋体"/>
                 <w:b/>
                 <w:bCs/>
                 <w:spacing w:val="-5"/>
@@ -3576,14 +3609,14 @@
               <w:ind w:left="2553"/>
               <w:textAlignment w:val="baseline"/>
               <w:rPr>
-                <w:rFonts w:ascii="宋体" w:eastAsia="宋体" w:hAnsi="宋体" w:cs="宋体"/>
+                <w:rFonts w:ascii="宋体" w:hAnsi="宋体" w:eastAsia="宋体" w:cs="宋体"/>
                 <w:sz w:val="21"/>
                 <w:szCs w:val="21"/>
               </w:rPr>
             </w:pPr>
             <w:r>
               <w:rPr>
-                <w:rFonts w:ascii="宋体" w:eastAsia="宋体" w:hAnsi="宋体" w:cs="宋体"/>
+                <w:rFonts w:ascii="宋体" w:hAnsi="宋体" w:eastAsia="宋体" w:cs="宋体"/>
                 <w:b/>
                 <w:bCs/>
                 <w:spacing w:val="-6"/>
@@ -3597,9 +3630,14 @@
       </w:tr>
       <w:tr>
         <w:tblPrEx>
-          <w:tblW w:w="8522" w:type="dxa"/>
-          <w:tblInd w:w="5" w:type="dxa"/>
-          <w:tblLayout w:type="fixed"/>
+          <w:tblBorders>
+            <w:top w:val="single" w:color="000000" w:sz="4" w:space="0"/>
+            <w:left w:val="single" w:color="000000" w:sz="4" w:space="0"/>
+            <w:bottom w:val="single" w:color="000000" w:sz="4" w:space="0"/>
+            <w:right w:val="single" w:color="000000" w:sz="4" w:space="0"/>
+            <w:insideH w:val="single" w:color="000000" w:sz="4" w:space="0"/>
+            <w:insideV w:val="single" w:color="000000" w:sz="4" w:space="0"/>
+          </w:tblBorders>
           <w:tblCellMar>
             <w:top w:w="0" w:type="dxa"/>
             <w:left w:w="0" w:type="dxa"/>
@@ -3608,7 +3646,7 @@
           </w:tblCellMar>
         </w:tblPrEx>
         <w:trPr>
-          <w:trHeight w:val="2156"/>
+          <w:trHeight w:val="2156" w:hRule="atLeast"/>
         </w:trPr>
         <w:tc>
           <w:tcPr>
@@ -3616,7 +3654,7 @@
           </w:tcPr>
           <w:p>
             <w:pPr>
-              <w:pStyle w:val="TableText"/>
+              <w:pStyle w:val="25"/>
               <w:keepNext w:val="0"/>
               <w:keepLines w:val="0"/>
               <w:pageBreakBefore w:val="0"/>
@@ -3636,7 +3674,7 @@
           </w:p>
           <w:p>
             <w:pPr>
-              <w:pStyle w:val="TableText"/>
+              <w:pStyle w:val="25"/>
               <w:keepNext w:val="0"/>
               <w:keepLines w:val="0"/>
               <w:pageBreakBefore w:val="0"/>
@@ -3656,7 +3694,7 @@
           </w:p>
           <w:p>
             <w:pPr>
-              <w:pStyle w:val="TableText"/>
+              <w:pStyle w:val="25"/>
               <w:keepNext w:val="0"/>
               <w:keepLines w:val="0"/>
               <w:pageBreakBefore w:val="0"/>
@@ -3693,14 +3731,14 @@
               <w:ind w:left="216"/>
               <w:textAlignment w:val="baseline"/>
               <w:rPr>
-                <w:rFonts w:ascii="宋体" w:eastAsia="宋体" w:hAnsi="宋体" w:cs="宋体"/>
+                <w:rFonts w:ascii="宋体" w:hAnsi="宋体" w:eastAsia="宋体" w:cs="宋体"/>
                 <w:sz w:val="21"/>
                 <w:szCs w:val="21"/>
               </w:rPr>
             </w:pPr>
             <w:r>
               <w:rPr>
-                <w:rFonts w:ascii="宋体" w:eastAsia="宋体" w:hAnsi="宋体" w:cs="宋体"/>
+                <w:rFonts w:ascii="宋体" w:hAnsi="宋体" w:eastAsia="宋体" w:cs="宋体"/>
                 <w:spacing w:val="-2"/>
                 <w:sz w:val="21"/>
                 <w:szCs w:val="21"/>
@@ -3715,7 +3753,7 @@
           </w:tcPr>
           <w:p>
             <w:pPr>
-              <w:pStyle w:val="TableText"/>
+              <w:pStyle w:val="25"/>
               <w:keepNext w:val="0"/>
               <w:keepLines w:val="0"/>
               <w:pageBreakBefore w:val="0"/>
@@ -3752,14 +3790,14 @@
               <w:ind w:left="823"/>
               <w:textAlignment w:val="baseline"/>
               <w:rPr>
-                <w:rFonts w:ascii="Times New Roman" w:eastAsia="Times New Roman" w:hAnsi="Times New Roman" w:cs="Times New Roman"/>
+                <w:rFonts w:ascii="Times New Roman" w:hAnsi="Times New Roman" w:eastAsia="Times New Roman" w:cs="Times New Roman"/>
                 <w:sz w:val="21"/>
                 <w:szCs w:val="21"/>
               </w:rPr>
             </w:pPr>
             <w:r>
               <w:rPr>
-                <w:rFonts w:ascii="Times New Roman" w:eastAsia="Times New Roman" w:hAnsi="Times New Roman" w:cs="Times New Roman"/>
+                <w:rFonts w:ascii="Times New Roman" w:hAnsi="Times New Roman" w:eastAsia="Times New Roman" w:cs="Times New Roman"/>
                 <w:spacing w:val="-1"/>
                 <w:sz w:val="21"/>
                 <w:szCs w:val="21"/>
@@ -3786,14 +3824,14 @@
               <w:ind w:left="383"/>
               <w:textAlignment w:val="baseline"/>
               <w:rPr>
-                <w:rFonts w:ascii="Times New Roman" w:eastAsia="Times New Roman" w:hAnsi="Times New Roman" w:cs="Times New Roman"/>
+                <w:rFonts w:ascii="Times New Roman" w:hAnsi="Times New Roman" w:eastAsia="Times New Roman" w:cs="Times New Roman"/>
                 <w:sz w:val="21"/>
                 <w:szCs w:val="21"/>
               </w:rPr>
             </w:pPr>
             <w:r>
               <w:rPr>
-                <w:rFonts w:ascii="Times New Roman" w:eastAsia="Times New Roman" w:hAnsi="Times New Roman" w:cs="Times New Roman"/>
+                <w:rFonts w:ascii="Times New Roman" w:hAnsi="Times New Roman" w:eastAsia="Times New Roman" w:cs="Times New Roman"/>
                 <w:spacing w:val="-1"/>
                 <w:sz w:val="21"/>
                 <w:szCs w:val="21"/>
@@ -3820,14 +3858,14 @@
               <w:ind w:left="554"/>
               <w:textAlignment w:val="baseline"/>
               <w:rPr>
-                <w:rFonts w:ascii="Times New Roman" w:eastAsia="Times New Roman" w:hAnsi="Times New Roman" w:cs="Times New Roman"/>
+                <w:rFonts w:ascii="Times New Roman" w:hAnsi="Times New Roman" w:eastAsia="Times New Roman" w:cs="Times New Roman"/>
                 <w:sz w:val="21"/>
                 <w:szCs w:val="21"/>
               </w:rPr>
             </w:pPr>
             <w:r>
               <w:rPr>
-                <w:rFonts w:ascii="Times New Roman" w:eastAsia="Times New Roman" w:hAnsi="Times New Roman" w:cs="Times New Roman"/>
+                <w:rFonts w:ascii="Times New Roman" w:hAnsi="Times New Roman" w:eastAsia="Times New Roman" w:cs="Times New Roman"/>
                 <w:spacing w:val="-2"/>
                 <w:sz w:val="21"/>
                 <w:szCs w:val="21"/>
@@ -3860,14 +3898,14 @@
               <w:jc w:val="both"/>
               <w:textAlignment w:val="baseline"/>
               <w:rPr>
-                <w:rFonts w:ascii="宋体" w:eastAsia="宋体" w:hAnsi="宋体" w:cs="宋体"/>
+                <w:rFonts w:ascii="宋体" w:hAnsi="宋体" w:eastAsia="宋体" w:cs="宋体"/>
                 <w:sz w:val="24"/>
                 <w:szCs w:val="24"/>
               </w:rPr>
             </w:pPr>
             <w:r>
               <w:rPr>
-                <w:rFonts w:ascii="宋体" w:eastAsia="宋体" w:hAnsi="宋体" w:cs="宋体"/>
+                <w:rFonts w:ascii="宋体" w:hAnsi="宋体" w:eastAsia="宋体" w:cs="宋体"/>
                 <w:spacing w:val="-1"/>
                 <w:sz w:val="24"/>
                 <w:szCs w:val="24"/>
@@ -3876,7 +3914,7 @@
             </w:r>
             <w:r>
               <w:rPr>
-                <w:rFonts w:ascii="宋体" w:eastAsia="宋体" w:hAnsi="宋体" w:cs="宋体"/>
+                <w:rFonts w:ascii="宋体" w:hAnsi="宋体" w:eastAsia="宋体" w:cs="宋体"/>
                 <w:spacing w:val="-3"/>
                 <w:sz w:val="24"/>
                 <w:szCs w:val="24"/>
@@ -3888,9 +3926,14 @@
       </w:tr>
       <w:tr>
         <w:tblPrEx>
-          <w:tblW w:w="8522" w:type="dxa"/>
-          <w:tblInd w:w="5" w:type="dxa"/>
-          <w:tblLayout w:type="fixed"/>
+          <w:tblBorders>
+            <w:top w:val="single" w:color="000000" w:sz="4" w:space="0"/>
+            <w:left w:val="single" w:color="000000" w:sz="4" w:space="0"/>
+            <w:bottom w:val="single" w:color="000000" w:sz="4" w:space="0"/>
+            <w:right w:val="single" w:color="000000" w:sz="4" w:space="0"/>
+            <w:insideH w:val="single" w:color="000000" w:sz="4" w:space="0"/>
+            <w:insideV w:val="single" w:color="000000" w:sz="4" w:space="0"/>
+          </w:tblBorders>
           <w:tblCellMar>
             <w:top w:w="0" w:type="dxa"/>
             <w:left w:w="0" w:type="dxa"/>
@@ -3899,7 +3942,7 @@
           </w:tblCellMar>
         </w:tblPrEx>
         <w:trPr>
-          <w:trHeight w:val="3239"/>
+          <w:trHeight w:val="3239" w:hRule="atLeast"/>
         </w:trPr>
         <w:tc>
           <w:tcPr>
@@ -3907,7 +3950,7 @@
           </w:tcPr>
           <w:p>
             <w:pPr>
-              <w:pStyle w:val="TableText"/>
+              <w:pStyle w:val="25"/>
               <w:keepNext w:val="0"/>
               <w:keepLines w:val="0"/>
               <w:pageBreakBefore w:val="0"/>
@@ -3927,7 +3970,7 @@
           </w:p>
           <w:p>
             <w:pPr>
-              <w:pStyle w:val="TableText"/>
+              <w:pStyle w:val="25"/>
               <w:keepNext w:val="0"/>
               <w:keepLines w:val="0"/>
               <w:pageBreakBefore w:val="0"/>
@@ -3947,7 +3990,7 @@
           </w:p>
           <w:p>
             <w:pPr>
-              <w:pStyle w:val="TableText"/>
+              <w:pStyle w:val="25"/>
               <w:keepNext w:val="0"/>
               <w:keepLines w:val="0"/>
               <w:pageBreakBefore w:val="0"/>
@@ -3984,14 +4027,14 @@
               <w:ind w:left="381" w:right="162" w:hanging="215"/>
               <w:textAlignment w:val="baseline"/>
               <w:rPr>
-                <w:rFonts w:ascii="宋体" w:eastAsia="宋体" w:hAnsi="宋体" w:cs="宋体"/>
+                <w:rFonts w:ascii="宋体" w:hAnsi="宋体" w:eastAsia="宋体" w:cs="宋体"/>
                 <w:sz w:val="21"/>
                 <w:szCs w:val="21"/>
               </w:rPr>
             </w:pPr>
             <w:r>
               <w:rPr>
-                <w:rFonts w:ascii="宋体" w:eastAsia="宋体" w:hAnsi="宋体" w:cs="宋体"/>
+                <w:rFonts w:ascii="宋体" w:hAnsi="宋体" w:eastAsia="宋体" w:cs="宋体"/>
                 <w:spacing w:val="-3"/>
                 <w:sz w:val="21"/>
                 <w:szCs w:val="21"/>
@@ -4000,7 +4043,7 @@
             </w:r>
             <w:r>
               <w:rPr>
-                <w:rFonts w:ascii="宋体" w:eastAsia="宋体" w:hAnsi="宋体" w:cs="宋体"/>
+                <w:rFonts w:ascii="宋体" w:hAnsi="宋体" w:eastAsia="宋体" w:cs="宋体"/>
                 <w:spacing w:val="-4"/>
                 <w:sz w:val="21"/>
                 <w:szCs w:val="21"/>
@@ -4015,7 +4058,7 @@
           </w:tcPr>
           <w:p>
             <w:pPr>
-              <w:pStyle w:val="TableText"/>
+              <w:pStyle w:val="25"/>
               <w:keepNext w:val="0"/>
               <w:keepLines w:val="0"/>
               <w:pageBreakBefore w:val="0"/>
@@ -4052,14 +4095,14 @@
               <w:ind w:left="730"/>
               <w:textAlignment w:val="baseline"/>
               <w:rPr>
-                <w:rFonts w:ascii="Times New Roman" w:eastAsia="Times New Roman" w:hAnsi="Times New Roman" w:cs="Times New Roman"/>
+                <w:rFonts w:ascii="Times New Roman" w:hAnsi="Times New Roman" w:eastAsia="Times New Roman" w:cs="Times New Roman"/>
                 <w:sz w:val="21"/>
                 <w:szCs w:val="21"/>
               </w:rPr>
             </w:pPr>
             <w:r>
               <w:rPr>
-                <w:rFonts w:ascii="Times New Roman" w:eastAsia="Times New Roman" w:hAnsi="Times New Roman" w:cs="Times New Roman"/>
+                <w:rFonts w:ascii="Times New Roman" w:hAnsi="Times New Roman" w:eastAsia="Times New Roman" w:cs="Times New Roman"/>
                 <w:spacing w:val="-1"/>
                 <w:sz w:val="21"/>
                 <w:szCs w:val="21"/>
@@ -4086,14 +4129,14 @@
               <w:ind w:left="383"/>
               <w:textAlignment w:val="baseline"/>
               <w:rPr>
-                <w:rFonts w:ascii="Times New Roman" w:eastAsia="Times New Roman" w:hAnsi="Times New Roman" w:cs="Times New Roman"/>
+                <w:rFonts w:ascii="Times New Roman" w:hAnsi="Times New Roman" w:eastAsia="Times New Roman" w:cs="Times New Roman"/>
                 <w:sz w:val="21"/>
                 <w:szCs w:val="21"/>
               </w:rPr>
             </w:pPr>
             <w:r>
               <w:rPr>
-                <w:rFonts w:ascii="Times New Roman" w:eastAsia="Times New Roman" w:hAnsi="Times New Roman" w:cs="Times New Roman"/>
+                <w:rFonts w:ascii="Times New Roman" w:hAnsi="Times New Roman" w:eastAsia="Times New Roman" w:cs="Times New Roman"/>
                 <w:spacing w:val="-1"/>
                 <w:sz w:val="21"/>
                 <w:szCs w:val="21"/>
@@ -4120,14 +4163,14 @@
               <w:ind w:left="589"/>
               <w:textAlignment w:val="baseline"/>
               <w:rPr>
-                <w:rFonts w:ascii="Times New Roman" w:eastAsia="Times New Roman" w:hAnsi="Times New Roman" w:cs="Times New Roman"/>
+                <w:rFonts w:ascii="Times New Roman" w:hAnsi="Times New Roman" w:eastAsia="Times New Roman" w:cs="Times New Roman"/>
                 <w:sz w:val="21"/>
                 <w:szCs w:val="21"/>
               </w:rPr>
             </w:pPr>
             <w:r>
               <w:rPr>
-                <w:rFonts w:ascii="Times New Roman" w:eastAsia="Times New Roman" w:hAnsi="Times New Roman" w:cs="Times New Roman"/>
+                <w:rFonts w:ascii="Times New Roman" w:hAnsi="Times New Roman" w:eastAsia="Times New Roman" w:cs="Times New Roman"/>
                 <w:spacing w:val="-2"/>
                 <w:sz w:val="21"/>
                 <w:szCs w:val="21"/>
@@ -4154,14 +4197,14 @@
               <w:ind w:left="341"/>
               <w:textAlignment w:val="baseline"/>
               <w:rPr>
-                <w:rFonts w:ascii="Times New Roman" w:eastAsia="Times New Roman" w:hAnsi="Times New Roman" w:cs="Times New Roman"/>
+                <w:rFonts w:ascii="Times New Roman" w:hAnsi="Times New Roman" w:eastAsia="Times New Roman" w:cs="Times New Roman"/>
                 <w:sz w:val="21"/>
                 <w:szCs w:val="21"/>
               </w:rPr>
             </w:pPr>
             <w:r>
               <w:rPr>
-                <w:rFonts w:ascii="Times New Roman" w:eastAsia="Times New Roman" w:hAnsi="Times New Roman" w:cs="Times New Roman"/>
+                <w:rFonts w:ascii="Times New Roman" w:hAnsi="Times New Roman" w:eastAsia="Times New Roman" w:cs="Times New Roman"/>
                 <w:spacing w:val="-1"/>
                 <w:sz w:val="21"/>
                 <w:szCs w:val="21"/>
@@ -4194,14 +4237,14 @@
               <w:jc w:val="both"/>
               <w:textAlignment w:val="baseline"/>
               <w:rPr>
-                <w:rFonts w:ascii="宋体" w:eastAsia="宋体" w:hAnsi="宋体" w:cs="宋体"/>
+                <w:rFonts w:ascii="宋体" w:hAnsi="宋体" w:eastAsia="宋体" w:cs="宋体"/>
                 <w:sz w:val="24"/>
                 <w:szCs w:val="24"/>
               </w:rPr>
             </w:pPr>
             <w:r>
               <w:rPr>
-                <w:rFonts w:ascii="宋体" w:eastAsia="宋体" w:hAnsi="宋体" w:cs="宋体"/>
+                <w:rFonts w:ascii="宋体" w:hAnsi="宋体" w:eastAsia="宋体" w:cs="宋体"/>
                 <w:spacing w:val="-4"/>
                 <w:sz w:val="24"/>
                 <w:szCs w:val="24"/>
@@ -4210,7 +4253,7 @@
             </w:r>
             <w:r>
               <w:rPr>
-                <w:rFonts w:ascii="宋体" w:eastAsia="宋体" w:hAnsi="宋体" w:cs="宋体"/>
+                <w:rFonts w:ascii="宋体" w:hAnsi="宋体" w:eastAsia="宋体" w:cs="宋体"/>
                 <w:spacing w:val="-5"/>
                 <w:sz w:val="24"/>
                 <w:szCs w:val="24"/>
@@ -4219,7 +4262,7 @@
             </w:r>
             <w:r>
               <w:rPr>
-                <w:rFonts w:ascii="宋体" w:eastAsia="宋体" w:hAnsi="宋体" w:cs="宋体"/>
+                <w:rFonts w:ascii="宋体" w:hAnsi="宋体" w:eastAsia="宋体" w:cs="宋体"/>
                 <w:spacing w:val="-6"/>
                 <w:sz w:val="24"/>
                 <w:szCs w:val="24"/>
@@ -4228,7 +4271,7 @@
             </w:r>
             <w:r>
               <w:rPr>
-                <w:rFonts w:ascii="宋体" w:eastAsia="宋体" w:hAnsi="宋体" w:cs="宋体"/>
+                <w:rFonts w:ascii="宋体" w:hAnsi="宋体" w:eastAsia="宋体" w:cs="宋体"/>
                 <w:spacing w:val="-5"/>
                 <w:sz w:val="24"/>
                 <w:szCs w:val="24"/>
@@ -4237,7 +4280,7 @@
             </w:r>
             <w:r>
               <w:rPr>
-                <w:rFonts w:ascii="宋体" w:eastAsia="宋体" w:hAnsi="宋体" w:cs="宋体"/>
+                <w:rFonts w:ascii="宋体" w:hAnsi="宋体" w:eastAsia="宋体" w:cs="宋体"/>
                 <w:spacing w:val="-10"/>
                 <w:sz w:val="24"/>
                 <w:szCs w:val="24"/>
@@ -4265,14 +4308,14 @@
               <w:jc w:val="both"/>
               <w:textAlignment w:val="baseline"/>
               <w:rPr>
-                <w:rFonts w:ascii="宋体" w:eastAsia="宋体" w:hAnsi="宋体" w:cs="宋体"/>
+                <w:rFonts w:ascii="宋体" w:hAnsi="宋体" w:eastAsia="宋体" w:cs="宋体"/>
                 <w:sz w:val="24"/>
                 <w:szCs w:val="24"/>
               </w:rPr>
             </w:pPr>
             <w:r>
               <w:rPr>
-                <w:rFonts w:ascii="宋体" w:eastAsia="宋体" w:hAnsi="宋体" w:cs="宋体"/>
+                <w:rFonts w:ascii="宋体" w:hAnsi="宋体" w:eastAsia="宋体" w:cs="宋体"/>
                 <w:spacing w:val="-6"/>
                 <w:sz w:val="24"/>
                 <w:szCs w:val="24"/>
@@ -4281,7 +4324,7 @@
             </w:r>
             <w:r>
               <w:rPr>
-                <w:rFonts w:ascii="宋体" w:eastAsia="宋体" w:hAnsi="宋体" w:cs="宋体"/>
+                <w:rFonts w:ascii="宋体" w:hAnsi="宋体" w:eastAsia="宋体" w:cs="宋体"/>
                 <w:spacing w:val="-4"/>
                 <w:sz w:val="24"/>
                 <w:szCs w:val="24"/>
@@ -4290,7 +4333,7 @@
             </w:r>
             <w:r>
               <w:rPr>
-                <w:rFonts w:ascii="宋体" w:eastAsia="宋体" w:hAnsi="宋体" w:cs="宋体"/>
+                <w:rFonts w:ascii="宋体" w:hAnsi="宋体" w:eastAsia="宋体" w:cs="宋体"/>
                 <w:spacing w:val="-5"/>
                 <w:sz w:val="24"/>
                 <w:szCs w:val="24"/>
@@ -4299,7 +4342,7 @@
             </w:r>
             <w:r>
               <w:rPr>
-                <w:rFonts w:ascii="宋体" w:eastAsia="宋体" w:hAnsi="宋体" w:cs="宋体"/>
+                <w:rFonts w:ascii="宋体" w:hAnsi="宋体" w:eastAsia="宋体" w:cs="宋体"/>
                 <w:spacing w:val="-4"/>
                 <w:sz w:val="24"/>
                 <w:szCs w:val="24"/>
@@ -4308,7 +4351,7 @@
             </w:r>
             <w:r>
               <w:rPr>
-                <w:rFonts w:ascii="宋体" w:eastAsia="宋体" w:hAnsi="宋体" w:cs="宋体"/>
+                <w:rFonts w:ascii="宋体" w:hAnsi="宋体" w:eastAsia="宋体" w:cs="宋体"/>
                 <w:spacing w:val="-5"/>
                 <w:sz w:val="24"/>
                 <w:szCs w:val="24"/>
@@ -4317,7 +4360,7 @@
             </w:r>
             <w:r>
               <w:rPr>
-                <w:rFonts w:ascii="宋体" w:eastAsia="宋体" w:hAnsi="宋体" w:cs="宋体"/>
+                <w:rFonts w:ascii="宋体" w:hAnsi="宋体" w:eastAsia="宋体" w:cs="宋体"/>
                 <w:spacing w:val="-7"/>
                 <w:sz w:val="24"/>
                 <w:szCs w:val="24"/>
@@ -4330,7 +4373,7 @@
     </w:tbl>
     <w:p>
       <w:pPr>
-        <w:pStyle w:val="2"/>
+        <w:pStyle w:val="28"/>
         <w:keepNext w:val="0"/>
         <w:keepLines w:val="0"/>
         <w:pageBreakBefore w:val="0"/>
@@ -4354,16 +4397,16 @@
     </w:p>
     <w:tbl>
       <w:tblPr>
-        <w:tblStyle w:val="TableNormal0"/>
+        <w:tblStyle w:val="24"/>
         <w:tblW w:w="8522" w:type="dxa"/>
         <w:tblInd w:w="5" w:type="dxa"/>
         <w:tblBorders>
-          <w:top w:val="single" w:sz="4" w:space="0" w:color="000000"/>
-          <w:left w:val="single" w:sz="4" w:space="0" w:color="000000"/>
-          <w:bottom w:val="single" w:sz="4" w:space="0" w:color="000000"/>
-          <w:right w:val="single" w:sz="4" w:space="0" w:color="000000"/>
-          <w:insideH w:val="single" w:sz="4" w:space="0" w:color="000000"/>
-          <w:insideV w:val="single" w:sz="4" w:space="0" w:color="000000"/>
+          <w:top w:val="single" w:color="000000" w:sz="4" w:space="0"/>
+          <w:left w:val="single" w:color="000000" w:sz="4" w:space="0"/>
+          <w:bottom w:val="single" w:color="000000" w:sz="4" w:space="0"/>
+          <w:right w:val="single" w:color="000000" w:sz="4" w:space="0"/>
+          <w:insideH w:val="single" w:color="000000" w:sz="4" w:space="0"/>
+          <w:insideV w:val="single" w:color="000000" w:sz="4" w:space="0"/>
         </w:tblBorders>
         <w:tblLayout w:type="fixed"/>
         <w:tblCellMar>
@@ -4379,17 +4422,14 @@
       </w:tblGrid>
       <w:tr>
         <w:tblPrEx>
-          <w:tblW w:w="8522" w:type="dxa"/>
-          <w:tblInd w:w="5" w:type="dxa"/>
           <w:tblBorders>
-            <w:top w:val="single" w:sz="4" w:space="0" w:color="000000"/>
-            <w:left w:val="single" w:sz="4" w:space="0" w:color="000000"/>
-            <w:bottom w:val="single" w:sz="4" w:space="0" w:color="000000"/>
-            <w:right w:val="single" w:sz="4" w:space="0" w:color="000000"/>
-            <w:insideH w:val="single" w:sz="4" w:space="0" w:color="000000"/>
-            <w:insideV w:val="single" w:sz="4" w:space="0" w:color="000000"/>
+            <w:top w:val="single" w:color="000000" w:sz="4" w:space="0"/>
+            <w:left w:val="single" w:color="000000" w:sz="4" w:space="0"/>
+            <w:bottom w:val="single" w:color="000000" w:sz="4" w:space="0"/>
+            <w:right w:val="single" w:color="000000" w:sz="4" w:space="0"/>
+            <w:insideH w:val="single" w:color="000000" w:sz="4" w:space="0"/>
+            <w:insideV w:val="single" w:color="000000" w:sz="4" w:space="0"/>
           </w:tblBorders>
-          <w:tblLayout w:type="fixed"/>
           <w:tblCellMar>
             <w:top w:w="0" w:type="dxa"/>
             <w:left w:w="0" w:type="dxa"/>
@@ -4398,7 +4438,7 @@
           </w:tblCellMar>
         </w:tblPrEx>
         <w:trPr>
-          <w:trHeight w:val="569"/>
+          <w:trHeight w:val="569" w:hRule="atLeast"/>
         </w:trPr>
         <w:tc>
           <w:tcPr>
@@ -4424,14 +4464,14 @@
               <w:ind w:left="838"/>
               <w:textAlignment w:val="baseline"/>
               <w:rPr>
-                <w:rFonts w:ascii="宋体" w:eastAsia="宋体" w:hAnsi="宋体" w:cs="宋体"/>
+                <w:rFonts w:ascii="宋体" w:hAnsi="宋体" w:eastAsia="宋体" w:cs="宋体"/>
                 <w:sz w:val="21"/>
                 <w:szCs w:val="21"/>
               </w:rPr>
             </w:pPr>
             <w:r>
               <w:rPr>
-                <w:rFonts w:ascii="宋体" w:eastAsia="宋体" w:hAnsi="宋体" w:cs="宋体"/>
+                <w:rFonts w:ascii="宋体" w:hAnsi="宋体" w:eastAsia="宋体" w:cs="宋体"/>
                 <w:b/>
                 <w:bCs/>
                 <w:spacing w:val="-6"/>
@@ -4466,14 +4506,14 @@
               <w:ind w:left="2958"/>
               <w:textAlignment w:val="baseline"/>
               <w:rPr>
-                <w:rFonts w:ascii="宋体" w:eastAsia="宋体" w:hAnsi="宋体" w:cs="宋体"/>
+                <w:rFonts w:ascii="宋体" w:hAnsi="宋体" w:eastAsia="宋体" w:cs="宋体"/>
                 <w:sz w:val="21"/>
                 <w:szCs w:val="21"/>
               </w:rPr>
             </w:pPr>
             <w:r>
               <w:rPr>
-                <w:rFonts w:ascii="宋体" w:eastAsia="宋体" w:hAnsi="宋体" w:cs="宋体"/>
+                <w:rFonts w:ascii="宋体" w:hAnsi="宋体" w:eastAsia="宋体" w:cs="宋体"/>
                 <w:b/>
                 <w:bCs/>
                 <w:spacing w:val="-7"/>
@@ -4484,7 +4524,7 @@
             </w:r>
             <w:r>
               <w:rPr>
-                <w:rFonts w:ascii="宋体" w:eastAsia="宋体" w:hAnsi="宋体" w:cs="宋体"/>
+                <w:rFonts w:ascii="宋体" w:hAnsi="宋体" w:eastAsia="宋体" w:cs="宋体"/>
                 <w:spacing w:val="15"/>
                 <w:sz w:val="21"/>
                 <w:szCs w:val="21"/>
@@ -4493,7 +4533,7 @@
             </w:r>
             <w:r>
               <w:rPr>
-                <w:rFonts w:ascii="宋体" w:eastAsia="宋体" w:hAnsi="宋体" w:cs="宋体"/>
+                <w:rFonts w:ascii="宋体" w:hAnsi="宋体" w:eastAsia="宋体" w:cs="宋体"/>
                 <w:b/>
                 <w:bCs/>
                 <w:spacing w:val="-7"/>
@@ -4507,9 +4547,14 @@
       </w:tr>
       <w:tr>
         <w:tblPrEx>
-          <w:tblW w:w="8522" w:type="dxa"/>
-          <w:tblInd w:w="5" w:type="dxa"/>
-          <w:tblLayout w:type="fixed"/>
+          <w:tblBorders>
+            <w:top w:val="single" w:color="000000" w:sz="4" w:space="0"/>
+            <w:left w:val="single" w:color="000000" w:sz="4" w:space="0"/>
+            <w:bottom w:val="single" w:color="000000" w:sz="4" w:space="0"/>
+            <w:right w:val="single" w:color="000000" w:sz="4" w:space="0"/>
+            <w:insideH w:val="single" w:color="000000" w:sz="4" w:space="0"/>
+            <w:insideV w:val="single" w:color="000000" w:sz="4" w:space="0"/>
+          </w:tblBorders>
           <w:tblCellMar>
             <w:top w:w="0" w:type="dxa"/>
             <w:left w:w="0" w:type="dxa"/>
@@ -4518,7 +4563,7 @@
           </w:tblCellMar>
         </w:tblPrEx>
         <w:trPr>
-          <w:trHeight w:val="716"/>
+          <w:trHeight w:val="716" w:hRule="atLeast"/>
         </w:trPr>
         <w:tc>
           <w:tcPr>
@@ -4543,14 +4588,14 @@
               <w:ind w:left="628"/>
               <w:textAlignment w:val="baseline"/>
               <w:rPr>
-                <w:rFonts w:ascii="宋体" w:eastAsia="宋体" w:hAnsi="宋体" w:cs="宋体"/>
+                <w:rFonts w:ascii="宋体" w:hAnsi="宋体" w:eastAsia="宋体" w:cs="宋体"/>
                 <w:sz w:val="21"/>
                 <w:szCs w:val="21"/>
               </w:rPr>
             </w:pPr>
             <w:r>
               <w:rPr>
-                <w:rFonts w:ascii="宋体" w:eastAsia="宋体" w:hAnsi="宋体" w:cs="宋体" w:hint="eastAsia"/>
+                <w:rFonts w:hint="eastAsia" w:ascii="宋体" w:hAnsi="宋体" w:eastAsia="宋体" w:cs="宋体"/>
                 <w:spacing w:val="-3"/>
                 <w:sz w:val="21"/>
                 <w:szCs w:val="21"/>
@@ -4560,7 +4605,7 @@
             </w:r>
             <w:r>
               <w:rPr>
-                <w:rFonts w:ascii="宋体" w:eastAsia="宋体" w:hAnsi="宋体" w:cs="宋体"/>
+                <w:rFonts w:ascii="宋体" w:hAnsi="宋体" w:eastAsia="宋体" w:cs="宋体"/>
                 <w:spacing w:val="-3"/>
                 <w:sz w:val="21"/>
                 <w:szCs w:val="21"/>
@@ -4592,14 +4637,14 @@
               <w:ind w:left="236"/>
               <w:textAlignment w:val="baseline"/>
               <w:rPr>
-                <w:rFonts w:ascii="宋体" w:eastAsia="宋体" w:hAnsi="宋体" w:cs="宋体"/>
+                <w:rFonts w:ascii="宋体" w:hAnsi="宋体" w:eastAsia="宋体" w:cs="宋体"/>
                 <w:sz w:val="21"/>
                 <w:szCs w:val="21"/>
               </w:rPr>
             </w:pPr>
             <w:r>
               <w:rPr>
-                <w:rFonts w:ascii="宋体" w:eastAsia="宋体" w:hAnsi="宋体" w:cs="宋体"/>
+                <w:rFonts w:ascii="宋体" w:hAnsi="宋体" w:eastAsia="宋体" w:cs="宋体"/>
                 <w:spacing w:val="-3"/>
                 <w:sz w:val="21"/>
                 <w:szCs w:val="21"/>
@@ -4626,14 +4671,14 @@
               <w:ind w:left="236"/>
               <w:textAlignment w:val="baseline"/>
               <w:rPr>
-                <w:rFonts w:ascii="宋体" w:eastAsia="宋体" w:hAnsi="宋体" w:cs="宋体"/>
+                <w:rFonts w:ascii="宋体" w:hAnsi="宋体" w:eastAsia="宋体" w:cs="宋体"/>
                 <w:sz w:val="21"/>
                 <w:szCs w:val="21"/>
               </w:rPr>
             </w:pPr>
             <w:r>
               <w:rPr>
-                <w:rFonts w:ascii="宋体" w:eastAsia="宋体" w:hAnsi="宋体" w:cs="宋体"/>
+                <w:rFonts w:ascii="宋体" w:hAnsi="宋体" w:eastAsia="宋体" w:cs="宋体"/>
                 <w:spacing w:val="-2"/>
                 <w:sz w:val="21"/>
                 <w:szCs w:val="21"/>
@@ -4645,9 +4690,14 @@
       </w:tr>
       <w:tr>
         <w:tblPrEx>
-          <w:tblW w:w="8522" w:type="dxa"/>
-          <w:tblInd w:w="5" w:type="dxa"/>
-          <w:tblLayout w:type="fixed"/>
+          <w:tblBorders>
+            <w:top w:val="single" w:color="000000" w:sz="4" w:space="0"/>
+            <w:left w:val="single" w:color="000000" w:sz="4" w:space="0"/>
+            <w:bottom w:val="single" w:color="000000" w:sz="4" w:space="0"/>
+            <w:right w:val="single" w:color="000000" w:sz="4" w:space="0"/>
+            <w:insideH w:val="single" w:color="000000" w:sz="4" w:space="0"/>
+            <w:insideV w:val="single" w:color="000000" w:sz="4" w:space="0"/>
+          </w:tblBorders>
           <w:tblCellMar>
             <w:top w:w="0" w:type="dxa"/>
             <w:left w:w="0" w:type="dxa"/>
@@ -4656,7 +4706,7 @@
           </w:tblCellMar>
         </w:tblPrEx>
         <w:trPr>
-          <w:trHeight w:val="569"/>
+          <w:trHeight w:val="569" w:hRule="atLeast"/>
         </w:trPr>
         <w:tc>
           <w:tcPr>
@@ -4681,7 +4731,7 @@
               <w:ind w:left="418"/>
               <w:textAlignment w:val="baseline"/>
               <w:rPr>
-                <w:rFonts w:ascii="宋体" w:eastAsia="宋体" w:hAnsi="宋体" w:cs="宋体" w:hint="default"/>
+                <w:rFonts w:hint="default" w:ascii="宋体" w:hAnsi="宋体" w:eastAsia="宋体" w:cs="宋体"/>
                 <w:sz w:val="21"/>
                 <w:szCs w:val="21"/>
                 <w:lang w:val="en-US" w:eastAsia="zh-CN"/>
@@ -4689,7 +4739,7 @@
             </w:pPr>
             <w:r>
               <w:rPr>
-                <w:rFonts w:ascii="宋体" w:eastAsia="宋体" w:hAnsi="宋体" w:cs="宋体" w:hint="eastAsia"/>
+                <w:rFonts w:hint="eastAsia" w:ascii="宋体" w:hAnsi="宋体" w:eastAsia="宋体" w:cs="宋体"/>
                 <w:spacing w:val="-2"/>
                 <w:sz w:val="21"/>
                 <w:szCs w:val="21"/>
@@ -4722,14 +4772,14 @@
               <w:ind w:left="228"/>
               <w:textAlignment w:val="baseline"/>
               <w:rPr>
-                <w:rFonts w:ascii="宋体" w:eastAsia="宋体" w:hAnsi="宋体" w:cs="宋体"/>
+                <w:rFonts w:ascii="宋体" w:hAnsi="宋体" w:eastAsia="宋体" w:cs="宋体"/>
                 <w:sz w:val="21"/>
                 <w:szCs w:val="21"/>
               </w:rPr>
             </w:pPr>
             <w:r>
               <w:rPr>
-                <w:rFonts w:ascii="宋体" w:eastAsia="宋体" w:hAnsi="宋体" w:cs="宋体"/>
+                <w:rFonts w:ascii="宋体" w:hAnsi="宋体" w:eastAsia="宋体" w:cs="宋体"/>
                 <w:spacing w:val="-3"/>
                 <w:sz w:val="21"/>
                 <w:szCs w:val="21"/>
@@ -4738,7 +4788,7 @@
             </w:r>
             <w:r>
               <w:rPr>
-                <w:rFonts w:ascii="宋体" w:eastAsia="宋体" w:hAnsi="宋体" w:cs="宋体" w:hint="eastAsia"/>
+                <w:rFonts w:hint="eastAsia" w:ascii="宋体" w:hAnsi="宋体" w:eastAsia="宋体" w:cs="宋体"/>
                 <w:spacing w:val="-3"/>
                 <w:sz w:val="21"/>
                 <w:szCs w:val="21"/>
@@ -4748,7 +4798,7 @@
             </w:r>
             <w:r>
               <w:rPr>
-                <w:rFonts w:ascii="宋体" w:eastAsia="宋体" w:hAnsi="宋体" w:cs="宋体"/>
+                <w:rFonts w:ascii="宋体" w:hAnsi="宋体" w:eastAsia="宋体" w:cs="宋体"/>
                 <w:spacing w:val="-3"/>
                 <w:sz w:val="21"/>
                 <w:szCs w:val="21"/>
@@ -4761,7 +4811,7 @@
     </w:tbl>
     <w:p>
       <w:pPr>
-        <w:pStyle w:val="1"/>
+        <w:pStyle w:val="26"/>
         <w:keepNext w:val="0"/>
         <w:keepLines w:val="0"/>
         <w:pageBreakBefore w:val="0"/>
@@ -4785,7 +4835,7 @@
     </w:p>
     <w:p>
       <w:pPr>
-        <w:pStyle w:val="2"/>
+        <w:pStyle w:val="28"/>
         <w:keepNext w:val="0"/>
         <w:keepLines w:val="0"/>
         <w:pageBreakBefore w:val="0"/>
@@ -4811,7 +4861,7 @@
     </w:p>
     <w:p>
       <w:pPr>
-        <w:pStyle w:val="a"/>
+        <w:pStyle w:val="27"/>
         <w:keepNext w:val="0"/>
         <w:keepLines w:val="0"/>
         <w:pageBreakBefore w:val="0"/>
@@ -4843,7 +4893,7 @@
     </w:p>
     <w:p>
       <w:pPr>
-        <w:pStyle w:val="2"/>
+        <w:pStyle w:val="28"/>
         <w:keepNext w:val="0"/>
         <w:keepLines w:val="0"/>
         <w:pageBreakBefore w:val="0"/>
@@ -4867,7 +4917,7 @@
     </w:p>
     <w:p>
       <w:pPr>
-        <w:pStyle w:val="3"/>
+        <w:pStyle w:val="29"/>
         <w:bidi w:val="0"/>
       </w:pPr>
       <w:bookmarkStart w:id="13" w:name="_Toc9529"/>
@@ -4878,7 +4928,7 @@
     </w:p>
     <w:p>
       <w:pPr>
-        <w:pStyle w:val="a"/>
+        <w:pStyle w:val="27"/>
         <w:bidi w:val="0"/>
       </w:pPr>
       <w:r>
@@ -4904,7 +4954,7 @@
     </w:p>
     <w:p>
       <w:pPr>
-        <w:pStyle w:val="a"/>
+        <w:pStyle w:val="27"/>
         <w:bidi w:val="0"/>
       </w:pPr>
       <w:r>
@@ -4913,13 +4963,13 @@
     </w:p>
     <w:p>
       <w:pPr>
-        <w:pStyle w:val="a"/>
+        <w:pStyle w:val="27"/>
         <w:numPr>
           <w:ilvl w:val="0"/>
           <w:numId w:val="2"/>
         </w:numPr>
         <w:bidi w:val="0"/>
-        <w:ind w:left="425" w:hanging="425" w:leftChars="0" w:firstLineChars="0"/>
+        <w:ind w:left="425" w:leftChars="0" w:hanging="425" w:firstLineChars="0"/>
       </w:pPr>
       <w:r>
         <w:t>信息泄露：信息被泄露或透露给某个非授权的实体。</w:t>
@@ -4927,13 +4977,13 @@
     </w:p>
     <w:p>
       <w:pPr>
-        <w:pStyle w:val="a"/>
+        <w:pStyle w:val="27"/>
         <w:numPr>
           <w:ilvl w:val="0"/>
           <w:numId w:val="2"/>
         </w:numPr>
         <w:bidi w:val="0"/>
-        <w:ind w:left="425" w:hanging="425" w:leftChars="0" w:firstLineChars="0"/>
+        <w:ind w:left="425" w:leftChars="0" w:hanging="425" w:firstLineChars="0"/>
       </w:pPr>
       <w:r>
         <w:t>破坏信息的完整性：数据被非授权地进行增删、修改或破坏而受到损失。</w:t>
@@ -4941,13 +4991,13 @@
     </w:p>
     <w:p>
       <w:pPr>
-        <w:pStyle w:val="a"/>
+        <w:pStyle w:val="27"/>
         <w:numPr>
           <w:ilvl w:val="0"/>
           <w:numId w:val="2"/>
         </w:numPr>
         <w:bidi w:val="0"/>
-        <w:ind w:left="425" w:hanging="425" w:leftChars="0" w:firstLineChars="0"/>
+        <w:ind w:left="425" w:leftChars="0" w:hanging="425" w:firstLineChars="0"/>
       </w:pPr>
       <w:r>
         <w:t>拒绝服务：对信息或其他资源的合法访问被无条件地阻止。</w:t>
@@ -4955,13 +5005,13 @@
     </w:p>
     <w:p>
       <w:pPr>
-        <w:pStyle w:val="a"/>
+        <w:pStyle w:val="27"/>
         <w:numPr>
           <w:ilvl w:val="0"/>
           <w:numId w:val="2"/>
         </w:numPr>
         <w:bidi w:val="0"/>
-        <w:ind w:left="425" w:hanging="425" w:leftChars="0" w:firstLineChars="0"/>
+        <w:ind w:left="425" w:leftChars="0" w:hanging="425" w:firstLineChars="0"/>
       </w:pPr>
       <w:r>
         <w:t>非法使用(非授权访问)：某一资源被某个非授权的人，或以非授权的方式使。</w:t>
@@ -4969,13 +5019,13 @@
     </w:p>
     <w:p>
       <w:pPr>
-        <w:pStyle w:val="a"/>
+        <w:pStyle w:val="27"/>
         <w:numPr>
           <w:ilvl w:val="0"/>
           <w:numId w:val="2"/>
         </w:numPr>
         <w:bidi w:val="0"/>
-        <w:ind w:left="425" w:hanging="425" w:leftChars="0" w:firstLineChars="0"/>
+        <w:ind w:left="425" w:leftChars="0" w:hanging="425" w:firstLineChars="0"/>
       </w:pPr>
       <w:r>
         <w:t>窃听：用各种可能的合法或非法的手段窃取系统中的信息资源。例如对通信线路中传输的信号搭线监听，或者利用通信设备在工作过程中产生的电磁泄露截取有用信息等。</w:t>
@@ -4983,13 +5033,13 @@
     </w:p>
     <w:p>
       <w:pPr>
-        <w:pStyle w:val="a"/>
+        <w:pStyle w:val="27"/>
         <w:numPr>
           <w:ilvl w:val="0"/>
           <w:numId w:val="2"/>
         </w:numPr>
         <w:bidi w:val="0"/>
-        <w:ind w:left="425" w:hanging="425" w:leftChars="0" w:firstLineChars="0"/>
+        <w:ind w:left="425" w:leftChars="0" w:hanging="425" w:firstLineChars="0"/>
       </w:pPr>
       <w:r>
         <w:t>业务流分析：通过对系统进行长期监听，利用统计分析方法对诸如通信频度、通信的信息流向、通信总量的变化等参数进行研究，从中发现有价值的信息和规律。</w:t>
@@ -4997,13 +5047,13 @@
     </w:p>
     <w:p>
       <w:pPr>
-        <w:pStyle w:val="a"/>
+        <w:pStyle w:val="27"/>
         <w:numPr>
           <w:ilvl w:val="0"/>
           <w:numId w:val="2"/>
         </w:numPr>
         <w:bidi w:val="0"/>
-        <w:ind w:left="425" w:hanging="425" w:leftChars="0" w:firstLineChars="0"/>
+        <w:ind w:left="425" w:leftChars="0" w:hanging="425" w:firstLineChars="0"/>
       </w:pPr>
       <w:r>
         <w:t>假冒：非法用户通过欺骗通信系统冒充合法用户；或者特权小的用户冒充成为特权大的用户。黑客大多是采用假冒攻击。</w:t>
@@ -5011,19 +5061,19 @@
     </w:p>
     <w:p>
       <w:pPr>
-        <w:pStyle w:val="a"/>
-        <w:bidi w:val="0"/>
-      </w:pPr>
-    </w:p>
-    <w:p>
-      <w:pPr>
-        <w:pStyle w:val="a"/>
+        <w:pStyle w:val="27"/>
+        <w:bidi w:val="0"/>
+      </w:pPr>
+    </w:p>
+    <w:p>
+      <w:pPr>
+        <w:pStyle w:val="27"/>
         <w:numPr>
           <w:ilvl w:val="0"/>
           <w:numId w:val="2"/>
         </w:numPr>
         <w:bidi w:val="0"/>
-        <w:ind w:left="425" w:hanging="425" w:leftChars="0" w:firstLineChars="0"/>
+        <w:ind w:left="425" w:leftChars="0" w:hanging="425" w:firstLineChars="0"/>
       </w:pPr>
       <w:r>
         <w:t>旁路控制：攻击者利用系统的安全缺陷或安全性上的脆弱之处获得非授权的权利或特权。例如，攻击者通过各种攻击手段发现原本保密，但却暴露出来的一些系统“特性 ”，利用这些“特性 ”，攻击者可以绕过防线守卫者侵入系统的内部，进行非法活动。</w:t>
@@ -5031,13 +5081,13 @@
     </w:p>
     <w:p>
       <w:pPr>
-        <w:pStyle w:val="a"/>
+        <w:pStyle w:val="27"/>
         <w:numPr>
           <w:ilvl w:val="0"/>
           <w:numId w:val="2"/>
         </w:numPr>
         <w:bidi w:val="0"/>
-        <w:ind w:left="425" w:hanging="425" w:leftChars="0" w:firstLineChars="0"/>
+        <w:ind w:left="425" w:leftChars="0" w:hanging="425" w:firstLineChars="0"/>
       </w:pPr>
       <w:r>
         <w:t>授权侵犯：被授权使用某种权限，却将此权限用于其他非授权的目的，也称作“ 内部攻击 ”。</w:t>
@@ -5045,13 +5095,13 @@
     </w:p>
     <w:p>
       <w:pPr>
-        <w:pStyle w:val="a"/>
+        <w:pStyle w:val="27"/>
         <w:numPr>
           <w:ilvl w:val="0"/>
           <w:numId w:val="2"/>
         </w:numPr>
         <w:bidi w:val="0"/>
-        <w:ind w:left="425" w:hanging="425" w:leftChars="0" w:firstLineChars="0"/>
+        <w:ind w:left="425" w:leftChars="0" w:hanging="425" w:firstLineChars="0"/>
       </w:pPr>
       <w:r>
         <w:t>抵赖：这是一种来自用户的攻击，比如：否认自己曾经发布过的某条消息、伪造一份对方来信等。</w:t>
@@ -5059,13 +5109,13 @@
     </w:p>
     <w:p>
       <w:pPr>
-        <w:pStyle w:val="a"/>
+        <w:pStyle w:val="27"/>
         <w:numPr>
           <w:ilvl w:val="0"/>
           <w:numId w:val="2"/>
         </w:numPr>
         <w:bidi w:val="0"/>
-        <w:ind w:left="425" w:hanging="425" w:leftChars="0" w:firstLineChars="0"/>
+        <w:ind w:left="425" w:leftChars="0" w:hanging="425" w:firstLineChars="0"/>
       </w:pPr>
       <w:r>
         <w:t>重放：出于非法目的，将所截获的某次合法的通信数据进行拷贝，重新发送。</w:t>
@@ -5073,13 +5123,13 @@
     </w:p>
     <w:p>
       <w:pPr>
-        <w:pStyle w:val="a"/>
+        <w:pStyle w:val="27"/>
         <w:numPr>
           <w:ilvl w:val="0"/>
           <w:numId w:val="2"/>
         </w:numPr>
         <w:bidi w:val="0"/>
-        <w:ind w:left="425" w:hanging="425" w:leftChars="0" w:firstLineChars="0"/>
+        <w:ind w:left="425" w:leftChars="0" w:hanging="425" w:firstLineChars="0"/>
       </w:pPr>
       <w:r>
         <w:t>计算机病毒：一种在计算机系统运行过程中能够实现传染和侵害系统功能的程序。</w:t>
@@ -5087,13 +5137,13 @@
     </w:p>
     <w:p>
       <w:pPr>
-        <w:pStyle w:val="a"/>
+        <w:pStyle w:val="27"/>
         <w:numPr>
           <w:ilvl w:val="0"/>
           <w:numId w:val="2"/>
         </w:numPr>
         <w:bidi w:val="0"/>
-        <w:ind w:left="425" w:hanging="425" w:leftChars="0" w:firstLineChars="0"/>
+        <w:ind w:left="425" w:leftChars="0" w:hanging="425" w:firstLineChars="0"/>
       </w:pPr>
       <w:r>
         <w:t>人员不慎：一个授权的人为了某种利益，或由于粗心，将信息泄露给一个非授权的人。</w:t>
@@ -5101,13 +5151,13 @@
     </w:p>
     <w:p>
       <w:pPr>
-        <w:pStyle w:val="a"/>
+        <w:pStyle w:val="27"/>
         <w:numPr>
           <w:ilvl w:val="0"/>
           <w:numId w:val="2"/>
         </w:numPr>
         <w:bidi w:val="0"/>
-        <w:ind w:left="425" w:hanging="425" w:leftChars="0" w:firstLineChars="0"/>
+        <w:ind w:left="425" w:leftChars="0" w:hanging="425" w:firstLineChars="0"/>
       </w:pPr>
       <w:r>
         <w:t>媒体废弃：信息被从废弃的磁介质或纸介质中获取。</w:t>
@@ -5115,13 +5165,13 @@
     </w:p>
     <w:p>
       <w:pPr>
-        <w:pStyle w:val="a"/>
+        <w:pStyle w:val="27"/>
         <w:numPr>
           <w:ilvl w:val="0"/>
           <w:numId w:val="2"/>
         </w:numPr>
         <w:bidi w:val="0"/>
-        <w:ind w:left="425" w:hanging="425" w:leftChars="0" w:firstLineChars="0"/>
+        <w:ind w:left="425" w:leftChars="0" w:hanging="425" w:firstLineChars="0"/>
       </w:pPr>
       <w:r>
         <w:t>物理侵入：侵入者绕过物理控制而获得对系统的访问。</w:t>
@@ -5129,13 +5179,13 @@
     </w:p>
     <w:p>
       <w:pPr>
-        <w:pStyle w:val="a"/>
+        <w:pStyle w:val="27"/>
         <w:numPr>
           <w:ilvl w:val="0"/>
           <w:numId w:val="2"/>
         </w:numPr>
         <w:bidi w:val="0"/>
-        <w:ind w:left="425" w:hanging="425" w:leftChars="0" w:firstLineChars="0"/>
+        <w:ind w:left="425" w:leftChars="0" w:hanging="425" w:firstLineChars="0"/>
       </w:pPr>
       <w:r>
         <w:t>窃取：重要的安全物品（如令牌或身份卡）被盗。</w:t>
@@ -5143,13 +5193,13 @@
     </w:p>
     <w:p>
       <w:pPr>
-        <w:pStyle w:val="a"/>
+        <w:pStyle w:val="27"/>
         <w:numPr>
           <w:ilvl w:val="0"/>
           <w:numId w:val="2"/>
         </w:numPr>
         <w:bidi w:val="0"/>
-        <w:ind w:left="425" w:hanging="425" w:leftChars="0" w:firstLineChars="0"/>
+        <w:ind w:left="425" w:leftChars="0" w:hanging="425" w:firstLineChars="0"/>
       </w:pPr>
       <w:r>
         <w:t>应在变更审批时充分考虑信息安全因素，识别可能发生的风险隐患，使信息安全风险的判断和评估作为变更审批与否的重要依据。对于违反信息安全要求的变更操作，应当及时终止以避免风险发生。</w:t>
@@ -5157,7 +5207,7 @@
     </w:p>
     <w:p>
       <w:pPr>
-        <w:pStyle w:val="3"/>
+        <w:pStyle w:val="29"/>
         <w:bidi w:val="0"/>
       </w:pPr>
       <w:bookmarkStart w:id="14" w:name="_Toc24715"/>
@@ -5168,7 +5218,7 @@
     </w:p>
     <w:p>
       <w:pPr>
-        <w:pStyle w:val="a"/>
+        <w:pStyle w:val="27"/>
         <w:bidi w:val="0"/>
       </w:pPr>
       <w:r>
@@ -5177,7 +5227,7 @@
     </w:p>
     <w:p>
       <w:pPr>
-        <w:pStyle w:val="a"/>
+        <w:pStyle w:val="27"/>
         <w:bidi w:val="0"/>
       </w:pPr>
       <w:r>
@@ -5186,7 +5236,7 @@
     </w:p>
     <w:p>
       <w:pPr>
-        <w:pStyle w:val="2"/>
+        <w:pStyle w:val="28"/>
         <w:keepNext w:val="0"/>
         <w:keepLines w:val="0"/>
         <w:pageBreakBefore w:val="0"/>
@@ -5210,7 +5260,7 @@
     </w:p>
     <w:p>
       <w:pPr>
-        <w:pStyle w:val="a"/>
+        <w:pStyle w:val="27"/>
         <w:bidi w:val="0"/>
       </w:pPr>
       <w:r>
@@ -5219,7 +5269,7 @@
     </w:p>
     <w:p>
       <w:pPr>
-        <w:pStyle w:val="a"/>
+        <w:pStyle w:val="27"/>
         <w:bidi w:val="0"/>
       </w:pPr>
       <w:r>
@@ -5246,7 +5296,7 @@
         <w:jc w:val="both"/>
         <w:textAlignment w:val="baseline"/>
         <w:rPr>
-          <w:rFonts w:ascii="宋体" w:eastAsia="宋体" w:hAnsi="宋体" w:cs="宋体"/>
+          <w:rFonts w:ascii="宋体" w:hAnsi="宋体" w:eastAsia="宋体" w:cs="宋体"/>
           <w:spacing w:val="-4"/>
           <w:sz w:val="24"/>
           <w:szCs w:val="24"/>
@@ -5272,14 +5322,14 @@
         <w:ind w:left="3441"/>
         <w:textAlignment w:val="baseline"/>
         <w:rPr>
-          <w:rFonts w:ascii="宋体" w:eastAsia="宋体" w:hAnsi="宋体" w:cs="宋体"/>
+          <w:rFonts w:ascii="宋体" w:hAnsi="宋体" w:eastAsia="宋体" w:cs="宋体"/>
           <w:sz w:val="21"/>
           <w:szCs w:val="21"/>
         </w:rPr>
       </w:pPr>
       <w:r>
         <w:rPr>
-          <w:rFonts w:ascii="宋体" w:eastAsia="宋体" w:hAnsi="宋体" w:cs="宋体"/>
+          <w:rFonts w:ascii="宋体" w:hAnsi="宋体" w:eastAsia="宋体" w:cs="宋体"/>
           <w:b/>
           <w:bCs/>
           <w:spacing w:val="-4"/>
@@ -5310,16 +5360,16 @@
     </w:p>
     <w:tbl>
       <w:tblPr>
-        <w:tblStyle w:val="TableNormal0"/>
+        <w:tblStyle w:val="24"/>
         <w:tblW w:w="8595" w:type="dxa"/>
         <w:tblInd w:w="65" w:type="dxa"/>
         <w:tblBorders>
-          <w:top w:val="single" w:sz="4" w:space="0" w:color="000000"/>
-          <w:left w:val="single" w:sz="4" w:space="0" w:color="000000"/>
-          <w:bottom w:val="single" w:sz="4" w:space="0" w:color="000000"/>
-          <w:right w:val="single" w:sz="4" w:space="0" w:color="000000"/>
-          <w:insideH w:val="single" w:sz="4" w:space="0" w:color="000000"/>
-          <w:insideV w:val="single" w:sz="4" w:space="0" w:color="000000"/>
+          <w:top w:val="single" w:color="000000" w:sz="4" w:space="0"/>
+          <w:left w:val="single" w:color="000000" w:sz="4" w:space="0"/>
+          <w:bottom w:val="single" w:color="000000" w:sz="4" w:space="0"/>
+          <w:right w:val="single" w:color="000000" w:sz="4" w:space="0"/>
+          <w:insideH w:val="single" w:color="000000" w:sz="4" w:space="0"/>
+          <w:insideV w:val="single" w:color="000000" w:sz="4" w:space="0"/>
         </w:tblBorders>
         <w:tblLayout w:type="fixed"/>
         <w:tblCellMar>
@@ -5335,17 +5385,14 @@
       </w:tblGrid>
       <w:tr>
         <w:tblPrEx>
-          <w:tblW w:w="8595" w:type="dxa"/>
-          <w:tblInd w:w="65" w:type="dxa"/>
           <w:tblBorders>
-            <w:top w:val="single" w:sz="4" w:space="0" w:color="000000"/>
-            <w:left w:val="single" w:sz="4" w:space="0" w:color="000000"/>
-            <w:bottom w:val="single" w:sz="4" w:space="0" w:color="000000"/>
-            <w:right w:val="single" w:sz="4" w:space="0" w:color="000000"/>
-            <w:insideH w:val="single" w:sz="4" w:space="0" w:color="000000"/>
-            <w:insideV w:val="single" w:sz="4" w:space="0" w:color="000000"/>
+            <w:top w:val="single" w:color="000000" w:sz="4" w:space="0"/>
+            <w:left w:val="single" w:color="000000" w:sz="4" w:space="0"/>
+            <w:bottom w:val="single" w:color="000000" w:sz="4" w:space="0"/>
+            <w:right w:val="single" w:color="000000" w:sz="4" w:space="0"/>
+            <w:insideH w:val="single" w:color="000000" w:sz="4" w:space="0"/>
+            <w:insideV w:val="single" w:color="000000" w:sz="4" w:space="0"/>
           </w:tblBorders>
-          <w:tblLayout w:type="fixed"/>
           <w:tblCellMar>
             <w:top w:w="0" w:type="dxa"/>
             <w:left w:w="0" w:type="dxa"/>
@@ -5354,7 +5401,7 @@
           </w:tblCellMar>
         </w:tblPrEx>
         <w:trPr>
-          <w:trHeight w:val="612"/>
+          <w:trHeight w:val="612" w:hRule="atLeast"/>
         </w:trPr>
         <w:tc>
           <w:tcPr>
@@ -5380,14 +5427,14 @@
               <w:ind w:left="265"/>
               <w:textAlignment w:val="baseline"/>
               <w:rPr>
-                <w:rFonts w:ascii="宋体" w:eastAsia="宋体" w:hAnsi="宋体" w:cs="宋体"/>
+                <w:rFonts w:ascii="宋体" w:hAnsi="宋体" w:eastAsia="宋体" w:cs="宋体"/>
                 <w:sz w:val="21"/>
                 <w:szCs w:val="21"/>
               </w:rPr>
             </w:pPr>
             <w:r>
               <w:rPr>
-                <w:rFonts w:ascii="宋体" w:eastAsia="宋体" w:hAnsi="宋体" w:cs="宋体"/>
+                <w:rFonts w:ascii="宋体" w:hAnsi="宋体" w:eastAsia="宋体" w:cs="宋体"/>
                 <w:b/>
                 <w:bCs/>
                 <w:spacing w:val="-5"/>
@@ -5422,14 +5469,14 @@
               <w:ind w:left="3618"/>
               <w:textAlignment w:val="baseline"/>
               <w:rPr>
-                <w:rFonts w:ascii="宋体" w:eastAsia="宋体" w:hAnsi="宋体" w:cs="宋体"/>
+                <w:rFonts w:ascii="宋体" w:hAnsi="宋体" w:eastAsia="宋体" w:cs="宋体"/>
                 <w:sz w:val="21"/>
                 <w:szCs w:val="21"/>
               </w:rPr>
             </w:pPr>
             <w:r>
               <w:rPr>
-                <w:rFonts w:ascii="宋体" w:eastAsia="宋体" w:hAnsi="宋体" w:cs="宋体"/>
+                <w:rFonts w:ascii="宋体" w:hAnsi="宋体" w:eastAsia="宋体" w:cs="宋体"/>
                 <w:b/>
                 <w:bCs/>
                 <w:spacing w:val="-5"/>
@@ -5443,9 +5490,14 @@
       </w:tr>
       <w:tr>
         <w:tblPrEx>
-          <w:tblW w:w="8595" w:type="dxa"/>
-          <w:tblInd w:w="65" w:type="dxa"/>
-          <w:tblLayout w:type="fixed"/>
+          <w:tblBorders>
+            <w:top w:val="single" w:color="000000" w:sz="4" w:space="0"/>
+            <w:left w:val="single" w:color="000000" w:sz="4" w:space="0"/>
+            <w:bottom w:val="single" w:color="000000" w:sz="4" w:space="0"/>
+            <w:right w:val="single" w:color="000000" w:sz="4" w:space="0"/>
+            <w:insideH w:val="single" w:color="000000" w:sz="4" w:space="0"/>
+            <w:insideV w:val="single" w:color="000000" w:sz="4" w:space="0"/>
+          </w:tblBorders>
           <w:tblCellMar>
             <w:top w:w="0" w:type="dxa"/>
             <w:left w:w="0" w:type="dxa"/>
@@ -5454,7 +5506,7 @@
           </w:tblCellMar>
         </w:tblPrEx>
         <w:trPr>
-          <w:trHeight w:val="1095"/>
+          <w:trHeight w:val="1095" w:hRule="atLeast"/>
         </w:trPr>
         <w:tc>
           <w:tcPr>
@@ -5462,7 +5514,7 @@
           </w:tcPr>
           <w:p>
             <w:pPr>
-              <w:pStyle w:val="TableText"/>
+              <w:pStyle w:val="25"/>
               <w:keepNext w:val="0"/>
               <w:keepLines w:val="0"/>
               <w:pageBreakBefore w:val="0"/>
@@ -5499,14 +5551,14 @@
               <w:ind w:left="374"/>
               <w:textAlignment w:val="baseline"/>
               <w:rPr>
-                <w:rFonts w:ascii="宋体" w:eastAsia="宋体" w:hAnsi="宋体" w:cs="宋体"/>
+                <w:rFonts w:ascii="宋体" w:hAnsi="宋体" w:eastAsia="宋体" w:cs="宋体"/>
                 <w:sz w:val="21"/>
                 <w:szCs w:val="21"/>
               </w:rPr>
             </w:pPr>
             <w:r>
               <w:rPr>
-                <w:rFonts w:ascii="宋体" w:eastAsia="宋体" w:hAnsi="宋体" w:cs="宋体"/>
+                <w:rFonts w:ascii="宋体" w:hAnsi="宋体" w:eastAsia="宋体" w:cs="宋体"/>
                 <w:sz w:val="21"/>
                 <w:szCs w:val="21"/>
               </w:rPr>
@@ -5537,14 +5589,14 @@
               <w:ind w:left="126" w:right="190" w:hanging="15"/>
               <w:textAlignment w:val="baseline"/>
               <w:rPr>
-                <w:rFonts w:ascii="宋体" w:eastAsia="宋体" w:hAnsi="宋体" w:cs="宋体"/>
+                <w:rFonts w:ascii="宋体" w:hAnsi="宋体" w:eastAsia="宋体" w:cs="宋体"/>
                 <w:sz w:val="21"/>
                 <w:szCs w:val="21"/>
               </w:rPr>
             </w:pPr>
             <w:r>
               <w:rPr>
-                <w:rFonts w:ascii="宋体" w:eastAsia="宋体" w:hAnsi="宋体" w:cs="宋体"/>
+                <w:rFonts w:ascii="宋体" w:hAnsi="宋体" w:eastAsia="宋体" w:cs="宋体"/>
                 <w:sz w:val="21"/>
                 <w:szCs w:val="21"/>
               </w:rPr>
@@ -5552,7 +5604,7 @@
             </w:r>
             <w:r>
               <w:rPr>
-                <w:rFonts w:ascii="宋体" w:eastAsia="宋体" w:hAnsi="宋体" w:cs="宋体"/>
+                <w:rFonts w:ascii="宋体" w:hAnsi="宋体" w:eastAsia="宋体" w:cs="宋体"/>
                 <w:spacing w:val="-1"/>
                 <w:sz w:val="21"/>
                 <w:szCs w:val="21"/>
@@ -5561,7 +5613,7 @@
             </w:r>
             <w:r>
               <w:rPr>
-                <w:rFonts w:ascii="宋体" w:eastAsia="宋体" w:hAnsi="宋体" w:cs="宋体"/>
+                <w:rFonts w:ascii="宋体" w:hAnsi="宋体" w:eastAsia="宋体" w:cs="宋体"/>
                 <w:spacing w:val="-2"/>
                 <w:sz w:val="21"/>
                 <w:szCs w:val="21"/>
@@ -5573,9 +5625,14 @@
       </w:tr>
       <w:tr>
         <w:tblPrEx>
-          <w:tblW w:w="8595" w:type="dxa"/>
-          <w:tblInd w:w="65" w:type="dxa"/>
-          <w:tblLayout w:type="fixed"/>
+          <w:tblBorders>
+            <w:top w:val="single" w:color="000000" w:sz="4" w:space="0"/>
+            <w:left w:val="single" w:color="000000" w:sz="4" w:space="0"/>
+            <w:bottom w:val="single" w:color="000000" w:sz="4" w:space="0"/>
+            <w:right w:val="single" w:color="000000" w:sz="4" w:space="0"/>
+            <w:insideH w:val="single" w:color="000000" w:sz="4" w:space="0"/>
+            <w:insideV w:val="single" w:color="000000" w:sz="4" w:space="0"/>
+          </w:tblBorders>
           <w:tblCellMar>
             <w:top w:w="0" w:type="dxa"/>
             <w:left w:w="0" w:type="dxa"/>
@@ -5584,7 +5641,7 @@
           </w:tblCellMar>
         </w:tblPrEx>
         <w:trPr>
-          <w:trHeight w:val="1095"/>
+          <w:trHeight w:val="1095" w:hRule="atLeast"/>
         </w:trPr>
         <w:tc>
           <w:tcPr>
@@ -5592,7 +5649,7 @@
           </w:tcPr>
           <w:p>
             <w:pPr>
-              <w:pStyle w:val="TableText"/>
+              <w:pStyle w:val="25"/>
               <w:keepNext w:val="0"/>
               <w:keepLines w:val="0"/>
               <w:pageBreakBefore w:val="0"/>
@@ -5629,14 +5686,14 @@
               <w:ind w:left="388"/>
               <w:textAlignment w:val="baseline"/>
               <w:rPr>
-                <w:rFonts w:ascii="宋体" w:eastAsia="宋体" w:hAnsi="宋体" w:cs="宋体"/>
+                <w:rFonts w:ascii="宋体" w:hAnsi="宋体" w:eastAsia="宋体" w:cs="宋体"/>
                 <w:sz w:val="21"/>
                 <w:szCs w:val="21"/>
               </w:rPr>
             </w:pPr>
             <w:r>
               <w:rPr>
-                <w:rFonts w:ascii="宋体" w:eastAsia="宋体" w:hAnsi="宋体" w:cs="宋体"/>
+                <w:rFonts w:ascii="宋体" w:hAnsi="宋体" w:eastAsia="宋体" w:cs="宋体"/>
                 <w:sz w:val="21"/>
                 <w:szCs w:val="21"/>
               </w:rPr>
@@ -5667,14 +5724,14 @@
               <w:ind w:left="110" w:right="190"/>
               <w:textAlignment w:val="baseline"/>
               <w:rPr>
-                <w:rFonts w:ascii="宋体" w:eastAsia="宋体" w:hAnsi="宋体" w:cs="宋体"/>
+                <w:rFonts w:ascii="宋体" w:hAnsi="宋体" w:eastAsia="宋体" w:cs="宋体"/>
                 <w:sz w:val="21"/>
                 <w:szCs w:val="21"/>
               </w:rPr>
             </w:pPr>
             <w:r>
               <w:rPr>
-                <w:rFonts w:ascii="宋体" w:eastAsia="宋体" w:hAnsi="宋体" w:cs="宋体"/>
+                <w:rFonts w:ascii="宋体" w:hAnsi="宋体" w:eastAsia="宋体" w:cs="宋体"/>
                 <w:sz w:val="21"/>
                 <w:szCs w:val="21"/>
               </w:rPr>
@@ -5682,7 +5739,7 @@
             </w:r>
             <w:r>
               <w:rPr>
-                <w:rFonts w:ascii="宋体" w:eastAsia="宋体" w:hAnsi="宋体" w:cs="宋体"/>
+                <w:rFonts w:ascii="宋体" w:hAnsi="宋体" w:eastAsia="宋体" w:cs="宋体"/>
                 <w:spacing w:val="-1"/>
                 <w:sz w:val="21"/>
                 <w:szCs w:val="21"/>
@@ -5691,7 +5748,7 @@
             </w:r>
             <w:r>
               <w:rPr>
-                <w:rFonts w:ascii="宋体" w:eastAsia="宋体" w:hAnsi="宋体" w:cs="宋体"/>
+                <w:rFonts w:ascii="宋体" w:hAnsi="宋体" w:eastAsia="宋体" w:cs="宋体"/>
                 <w:sz w:val="21"/>
                 <w:szCs w:val="21"/>
               </w:rPr>
@@ -5702,9 +5759,14 @@
       </w:tr>
       <w:tr>
         <w:tblPrEx>
-          <w:tblW w:w="8595" w:type="dxa"/>
-          <w:tblInd w:w="65" w:type="dxa"/>
-          <w:tblLayout w:type="fixed"/>
+          <w:tblBorders>
+            <w:top w:val="single" w:color="000000" w:sz="4" w:space="0"/>
+            <w:left w:val="single" w:color="000000" w:sz="4" w:space="0"/>
+            <w:bottom w:val="single" w:color="000000" w:sz="4" w:space="0"/>
+            <w:right w:val="single" w:color="000000" w:sz="4" w:space="0"/>
+            <w:insideH w:val="single" w:color="000000" w:sz="4" w:space="0"/>
+            <w:insideV w:val="single" w:color="000000" w:sz="4" w:space="0"/>
+          </w:tblBorders>
           <w:tblCellMar>
             <w:top w:w="0" w:type="dxa"/>
             <w:left w:w="0" w:type="dxa"/>
@@ -5713,7 +5775,7 @@
           </w:tblCellMar>
         </w:tblPrEx>
         <w:trPr>
-          <w:trHeight w:val="1100"/>
+          <w:trHeight w:val="1100" w:hRule="atLeast"/>
         </w:trPr>
         <w:tc>
           <w:tcPr>
@@ -5721,7 +5783,7 @@
           </w:tcPr>
           <w:p>
             <w:pPr>
-              <w:pStyle w:val="TableText"/>
+              <w:pStyle w:val="25"/>
               <w:keepNext w:val="0"/>
               <w:keepLines w:val="0"/>
               <w:pageBreakBefore w:val="0"/>
@@ -5758,14 +5820,14 @@
               <w:ind w:left="368"/>
               <w:textAlignment w:val="baseline"/>
               <w:rPr>
-                <w:rFonts w:ascii="宋体" w:eastAsia="宋体" w:hAnsi="宋体" w:cs="宋体"/>
+                <w:rFonts w:ascii="宋体" w:hAnsi="宋体" w:eastAsia="宋体" w:cs="宋体"/>
                 <w:sz w:val="21"/>
                 <w:szCs w:val="21"/>
               </w:rPr>
             </w:pPr>
             <w:r>
               <w:rPr>
-                <w:rFonts w:ascii="宋体" w:eastAsia="宋体" w:hAnsi="宋体" w:cs="宋体"/>
+                <w:rFonts w:ascii="宋体" w:hAnsi="宋体" w:eastAsia="宋体" w:cs="宋体"/>
                 <w:sz w:val="21"/>
                 <w:szCs w:val="21"/>
               </w:rPr>
@@ -5796,14 +5858,14 @@
               <w:ind w:left="109" w:right="190" w:firstLine="1"/>
               <w:textAlignment w:val="baseline"/>
               <w:rPr>
-                <w:rFonts w:ascii="宋体" w:eastAsia="宋体" w:hAnsi="宋体" w:cs="宋体"/>
+                <w:rFonts w:ascii="宋体" w:hAnsi="宋体" w:eastAsia="宋体" w:cs="宋体"/>
                 <w:sz w:val="21"/>
                 <w:szCs w:val="21"/>
               </w:rPr>
             </w:pPr>
             <w:r>
               <w:rPr>
-                <w:rFonts w:ascii="宋体" w:eastAsia="宋体" w:hAnsi="宋体" w:cs="宋体"/>
+                <w:rFonts w:ascii="宋体" w:hAnsi="宋体" w:eastAsia="宋体" w:cs="宋体"/>
                 <w:sz w:val="21"/>
                 <w:szCs w:val="21"/>
               </w:rPr>
@@ -5811,7 +5873,7 @@
             </w:r>
             <w:r>
               <w:rPr>
-                <w:rFonts w:ascii="宋体" w:eastAsia="宋体" w:hAnsi="宋体" w:cs="宋体"/>
+                <w:rFonts w:ascii="宋体" w:hAnsi="宋体" w:eastAsia="宋体" w:cs="宋体"/>
                 <w:spacing w:val="-1"/>
                 <w:sz w:val="21"/>
                 <w:szCs w:val="21"/>
@@ -5820,7 +5882,7 @@
             </w:r>
             <w:r>
               <w:rPr>
-                <w:rFonts w:ascii="宋体" w:eastAsia="宋体" w:hAnsi="宋体" w:cs="宋体"/>
+                <w:rFonts w:ascii="宋体" w:hAnsi="宋体" w:eastAsia="宋体" w:cs="宋体"/>
                 <w:spacing w:val="-2"/>
                 <w:sz w:val="21"/>
                 <w:szCs w:val="21"/>
@@ -5833,7 +5895,7 @@
     </w:tbl>
     <w:p>
       <w:pPr>
-        <w:pStyle w:val="a"/>
+        <w:pStyle w:val="27"/>
         <w:bidi w:val="0"/>
       </w:pPr>
       <w:r>
@@ -5842,7 +5904,7 @@
     </w:p>
     <w:p>
       <w:pPr>
-        <w:pStyle w:val="2"/>
+        <w:pStyle w:val="28"/>
         <w:keepNext w:val="0"/>
         <w:keepLines w:val="0"/>
         <w:pageBreakBefore w:val="0"/>
@@ -5866,7 +5928,7 @@
     </w:p>
     <w:p>
       <w:pPr>
-        <w:pStyle w:val="a"/>
+        <w:pStyle w:val="27"/>
         <w:bidi w:val="0"/>
       </w:pPr>
       <w:r>
@@ -5875,13 +5937,13 @@
     </w:p>
     <w:p>
       <w:pPr>
-        <w:pStyle w:val="a3"/>
+        <w:pStyle w:val="39"/>
         <w:numPr>
           <w:ilvl w:val="0"/>
           <w:numId w:val="3"/>
         </w:numPr>
         <w:bidi w:val="0"/>
-        <w:ind w:left="425" w:hanging="425" w:leftChars="0" w:firstLineChars="0"/>
+        <w:ind w:left="425" w:leftChars="0" w:hanging="425" w:firstLineChars="0"/>
       </w:pPr>
       <w:r>
         <w:t>采用适当的控制措施(可参照《机房环境安全管理规范》、《系统安全管理规范》、《网络安全管理规范》和《应用系统安全管理规范》中的各项安全措施来进行控制)；</w:t>
@@ -5889,13 +5951,13 @@
     </w:p>
     <w:p>
       <w:pPr>
-        <w:pStyle w:val="a3"/>
+        <w:pStyle w:val="39"/>
         <w:numPr>
           <w:ilvl w:val="0"/>
           <w:numId w:val="3"/>
         </w:numPr>
         <w:bidi w:val="0"/>
-        <w:ind w:left="425" w:hanging="425" w:leftChars="0" w:firstLineChars="0"/>
+        <w:ind w:left="425" w:leftChars="0" w:hanging="425" w:firstLineChars="0"/>
       </w:pPr>
       <w:r>
         <w:t>若风险符合组织的政策与风险承受准则，可在掌握状况下客观地接受此等风险；</w:t>
@@ -5903,13 +5965,13 @@
     </w:p>
     <w:p>
       <w:pPr>
-        <w:pStyle w:val="a3"/>
+        <w:pStyle w:val="39"/>
         <w:numPr>
           <w:ilvl w:val="0"/>
           <w:numId w:val="3"/>
         </w:numPr>
         <w:bidi w:val="0"/>
-        <w:ind w:left="425" w:hanging="425" w:leftChars="0" w:firstLineChars="0"/>
+        <w:ind w:left="425" w:leftChars="0" w:hanging="425" w:firstLineChars="0"/>
       </w:pPr>
       <w:r>
         <w:t>风险规避：将相关的风险转移至其它机构，如保险公司、第三方服务商；</w:t>
@@ -5917,13 +5979,13 @@
     </w:p>
     <w:p>
       <w:pPr>
-        <w:pStyle w:val="a3"/>
+        <w:pStyle w:val="39"/>
         <w:numPr>
           <w:ilvl w:val="0"/>
           <w:numId w:val="3"/>
         </w:numPr>
         <w:bidi w:val="0"/>
-        <w:ind w:left="425" w:hanging="425" w:leftChars="0" w:firstLineChars="0"/>
+        <w:ind w:left="425" w:leftChars="0" w:hanging="425" w:firstLineChars="0"/>
       </w:pPr>
       <w:r>
         <w:t>对于不可接受风险的资产，采取控制措施并实施后，重新评估以确认其风险等级，确保所采取的控制措施是充分的，直到其风险值降至可接受风险值为止。</w:t>
@@ -5931,7 +5993,7 @@
     </w:p>
     <w:p>
       <w:pPr>
-        <w:pStyle w:val="2"/>
+        <w:pStyle w:val="28"/>
         <w:keepNext w:val="0"/>
         <w:keepLines w:val="0"/>
         <w:pageBreakBefore w:val="0"/>
@@ -5955,7 +6017,7 @@
     </w:p>
     <w:p>
       <w:pPr>
-        <w:pStyle w:val="a"/>
+        <w:pStyle w:val="27"/>
         <w:bidi w:val="0"/>
       </w:pPr>
       <w:r>
@@ -5964,13 +6026,13 @@
     </w:p>
     <w:p>
       <w:pPr>
-        <w:pStyle w:val="a3"/>
+        <w:pStyle w:val="39"/>
         <w:numPr>
           <w:ilvl w:val="0"/>
           <w:numId w:val="4"/>
         </w:numPr>
         <w:bidi w:val="0"/>
-        <w:ind w:left="425" w:hanging="425" w:leftChars="0" w:firstLineChars="0"/>
+        <w:ind w:left="425" w:leftChars="0" w:hanging="425" w:firstLineChars="0"/>
       </w:pPr>
       <w:r>
         <w:t>当发生重大信息安全事件时；</w:t>
@@ -5978,13 +6040,13 @@
     </w:p>
     <w:p>
       <w:pPr>
-        <w:pStyle w:val="a3"/>
+        <w:pStyle w:val="39"/>
         <w:numPr>
           <w:ilvl w:val="0"/>
           <w:numId w:val="4"/>
         </w:numPr>
         <w:bidi w:val="0"/>
-        <w:ind w:left="425" w:hanging="425" w:leftChars="0" w:firstLineChars="0"/>
+        <w:ind w:left="425" w:leftChars="0" w:hanging="425" w:firstLineChars="0"/>
       </w:pPr>
       <w:r>
         <w:t>当信息网络系统发生重大变更时；</w:t>
@@ -5992,13 +6054,13 @@
     </w:p>
     <w:p>
       <w:pPr>
-        <w:pStyle w:val="a3"/>
+        <w:pStyle w:val="39"/>
         <w:numPr>
           <w:ilvl w:val="0"/>
           <w:numId w:val="4"/>
         </w:numPr>
         <w:bidi w:val="0"/>
-        <w:ind w:left="425" w:hanging="425" w:leftChars="0" w:firstLineChars="0"/>
+        <w:ind w:left="425" w:leftChars="0" w:hanging="425" w:firstLineChars="0"/>
       </w:pPr>
       <w:r>
         <w:t>当新增加服务时。</w:t>
@@ -6006,7 +6068,7 @@
     </w:p>
     <w:p>
       <w:pPr>
-        <w:pStyle w:val="a"/>
+        <w:pStyle w:val="27"/>
         <w:bidi w:val="0"/>
       </w:pPr>
       <w:r>
@@ -6025,7 +6087,7 @@
     </w:p>
     <w:p>
       <w:pPr>
-        <w:pStyle w:val="2"/>
+        <w:pStyle w:val="28"/>
         <w:keepNext w:val="0"/>
         <w:keepLines w:val="0"/>
         <w:pageBreakBefore w:val="0"/>
@@ -6049,7 +6111,7 @@
     </w:p>
     <w:p>
       <w:pPr>
-        <w:pStyle w:val="a"/>
+        <w:pStyle w:val="27"/>
         <w:bidi w:val="0"/>
       </w:pPr>
       <w:r>
@@ -6058,7 +6120,7 @@
     </w:p>
     <w:p>
       <w:pPr>
-        <w:pStyle w:val="a"/>
+        <w:pStyle w:val="27"/>
         <w:bidi w:val="0"/>
         <w:rPr>
           <w:rFonts w:hint="eastAsia"/>
@@ -6078,7 +6140,7 @@
     </w:p>
     <w:p>
       <w:pPr>
-        <w:pStyle w:val="2"/>
+        <w:pStyle w:val="28"/>
         <w:keepNext w:val="0"/>
         <w:keepLines w:val="0"/>
         <w:pageBreakBefore w:val="0"/>
@@ -6102,7 +6164,7 @@
     </w:p>
     <w:p>
       <w:pPr>
-        <w:pStyle w:val="a"/>
+        <w:pStyle w:val="27"/>
         <w:bidi w:val="0"/>
       </w:pPr>
       <w:r>
@@ -6118,7 +6180,7 @@
     </w:p>
     <w:p>
       <w:pPr>
-        <w:pStyle w:val="1"/>
+        <w:pStyle w:val="26"/>
         <w:keepNext w:val="0"/>
         <w:keepLines w:val="0"/>
         <w:pageBreakBefore w:val="0"/>
@@ -6142,7 +6204,7 @@
     </w:p>
     <w:p>
       <w:pPr>
-        <w:pStyle w:val="2"/>
+        <w:pStyle w:val="28"/>
         <w:bidi w:val="0"/>
       </w:pPr>
       <w:bookmarkStart w:id="21" w:name="_Toc26183"/>
@@ -6153,7 +6215,7 @@
     </w:p>
     <w:p>
       <w:pPr>
-        <w:pStyle w:val="a"/>
+        <w:pStyle w:val="27"/>
         <w:bidi w:val="0"/>
       </w:pPr>
       <w:r>
@@ -6162,7 +6224,7 @@
     </w:p>
     <w:p>
       <w:pPr>
-        <w:pStyle w:val="2"/>
+        <w:pStyle w:val="28"/>
         <w:bidi w:val="0"/>
       </w:pPr>
       <w:bookmarkStart w:id="22" w:name="_Toc2849"/>
@@ -6170,12 +6232,10 @@
         <w:t>与第三方签署安全保密协议</w:t>
       </w:r>
       <w:bookmarkEnd w:id="22"/>
-      <w:bookmarkStart w:id="23" w:name="_GoBack"/>
-      <w:bookmarkEnd w:id="23"/>
-    </w:p>
-    <w:p>
-      <w:pPr>
-        <w:pStyle w:val="a"/>
+    </w:p>
+    <w:p>
+      <w:pPr>
+        <w:pStyle w:val="27"/>
         <w:bidi w:val="0"/>
       </w:pPr>
       <w:r>
@@ -6184,7 +6244,44 @@
     </w:p>
     <w:p>
       <w:pPr>
-        <w:pStyle w:val="1"/>
+        <w:pStyle w:val="26"/>
+        <w:bidi w:val="0"/>
+        <w:rPr>
+          <w:rFonts w:hint="default"/>
+          <w:lang w:val="en-US" w:eastAsia="zh-CN"/>
+        </w:rPr>
+      </w:pPr>
+      <w:r>
+        <w:rPr>
+          <w:rFonts w:hint="eastAsia"/>
+          <w:lang w:val="en-US" w:eastAsia="zh-CN"/>
+        </w:rPr>
+        <w:t>信息安全管理培训</w:t>
+      </w:r>
+    </w:p>
+    <w:p>
+      <w:pPr>
+        <w:pStyle w:val="27"/>
+        <w:bidi w:val="0"/>
+        <w:rPr>
+          <w:rFonts w:hint="eastAsia"/>
+          <w:lang w:val="en-US" w:eastAsia="zh-CN"/>
+        </w:rPr>
+      </w:pPr>
+      <w:r>
+        <w:t>信息安全培训要求参照《年度运维相关人员管理计划》</w:t>
+      </w:r>
+      <w:r>
+        <w:rPr>
+          <w:rFonts w:hint="eastAsia"/>
+          <w:lang w:val="en-US" w:eastAsia="zh-CN"/>
+        </w:rPr>
+        <w:t>进行。</w:t>
+      </w:r>
+    </w:p>
+    <w:p>
+      <w:pPr>
+        <w:pStyle w:val="26"/>
         <w:keepNext w:val="0"/>
         <w:keepLines w:val="0"/>
         <w:pageBreakBefore w:val="0"/>
@@ -6204,8 +6301,8 @@
           <w:lang w:val="en-US" w:eastAsia="zh-CN"/>
         </w:rPr>
       </w:pPr>
+      <w:bookmarkStart w:id="23" w:name="_Toc19056"/>
       <w:bookmarkStart w:id="24" w:name="_Toc21434"/>
-      <w:bookmarkStart w:id="25" w:name="_Toc19056"/>
       <w:r>
         <w:rPr>
           <w:rFonts w:hint="default"/>
@@ -6213,21 +6310,21 @@
         </w:rPr>
         <w:t>关键指标</w:t>
       </w:r>
+      <w:bookmarkEnd w:id="23"/>
       <w:bookmarkEnd w:id="24"/>
-      <w:bookmarkEnd w:id="25"/>
     </w:p>
     <w:tbl>
       <w:tblPr>
-        <w:tblStyle w:val="TableNormal0"/>
+        <w:tblStyle w:val="24"/>
         <w:tblW w:w="8873" w:type="dxa"/>
         <w:tblInd w:w="130" w:type="dxa"/>
         <w:tblBorders>
-          <w:top w:val="single" w:sz="2" w:space="0" w:color="000000"/>
-          <w:left w:val="single" w:sz="2" w:space="0" w:color="000000"/>
-          <w:bottom w:val="single" w:sz="2" w:space="0" w:color="000000"/>
-          <w:right w:val="single" w:sz="2" w:space="0" w:color="000000"/>
-          <w:insideH w:val="single" w:sz="2" w:space="0" w:color="000000"/>
-          <w:insideV w:val="single" w:sz="2" w:space="0" w:color="000000"/>
+          <w:top w:val="single" w:color="000000" w:sz="2" w:space="0"/>
+          <w:left w:val="single" w:color="000000" w:sz="2" w:space="0"/>
+          <w:bottom w:val="single" w:color="000000" w:sz="2" w:space="0"/>
+          <w:right w:val="single" w:color="000000" w:sz="2" w:space="0"/>
+          <w:insideH w:val="single" w:color="000000" w:sz="2" w:space="0"/>
+          <w:insideV w:val="single" w:color="000000" w:sz="2" w:space="0"/>
         </w:tblBorders>
         <w:tblLayout w:type="fixed"/>
         <w:tblCellMar>
@@ -6246,17 +6343,14 @@
       </w:tblGrid>
       <w:tr>
         <w:tblPrEx>
-          <w:tblW w:w="8873" w:type="dxa"/>
-          <w:tblInd w:w="130" w:type="dxa"/>
           <w:tblBorders>
-            <w:top w:val="single" w:sz="2" w:space="0" w:color="000000"/>
-            <w:left w:val="single" w:sz="2" w:space="0" w:color="000000"/>
-            <w:bottom w:val="single" w:sz="2" w:space="0" w:color="000000"/>
-            <w:right w:val="single" w:sz="2" w:space="0" w:color="000000"/>
-            <w:insideH w:val="single" w:sz="2" w:space="0" w:color="000000"/>
-            <w:insideV w:val="single" w:sz="2" w:space="0" w:color="000000"/>
+            <w:top w:val="single" w:color="000000" w:sz="2" w:space="0"/>
+            <w:left w:val="single" w:color="000000" w:sz="2" w:space="0"/>
+            <w:bottom w:val="single" w:color="000000" w:sz="2" w:space="0"/>
+            <w:right w:val="single" w:color="000000" w:sz="2" w:space="0"/>
+            <w:insideH w:val="single" w:color="000000" w:sz="2" w:space="0"/>
+            <w:insideV w:val="single" w:color="000000" w:sz="2" w:space="0"/>
           </w:tblBorders>
-          <w:tblLayout w:type="fixed"/>
           <w:tblCellMar>
             <w:top w:w="0" w:type="dxa"/>
             <w:left w:w="0" w:type="dxa"/>
@@ -6265,15 +6359,15 @@
           </w:tblCellMar>
         </w:tblPrEx>
         <w:trPr>
-          <w:trHeight w:val="583"/>
+          <w:trHeight w:val="583" w:hRule="atLeast"/>
         </w:trPr>
         <w:tc>
           <w:tcPr>
             <w:tcW w:w="727" w:type="dxa"/>
             <w:tcBorders>
-              <w:top w:val="single" w:sz="6" w:space="0" w:color="000000"/>
-              <w:left w:val="single" w:sz="6" w:space="0" w:color="000000"/>
-              <w:bottom w:val="single" w:sz="6" w:space="0" w:color="000000"/>
+              <w:top w:val="single" w:color="000000" w:sz="6" w:space="0"/>
+              <w:left w:val="single" w:color="000000" w:sz="6" w:space="0"/>
+              <w:bottom w:val="single" w:color="000000" w:sz="6" w:space="0"/>
             </w:tcBorders>
             <w:shd w:val="clear" w:color="auto" w:fill="C0C0C0"/>
           </w:tcPr>
@@ -6296,7 +6390,7 @@
               <w:ind w:left="195"/>
               <w:textAlignment w:val="baseline"/>
               <w:rPr>
-                <w:rFonts w:ascii="宋体" w:eastAsia="宋体" w:hAnsi="宋体" w:cs="宋体"/>
+                <w:rFonts w:ascii="宋体" w:hAnsi="宋体" w:eastAsia="宋体" w:cs="宋体"/>
                 <w:b/>
                 <w:bCs/>
                 <w:spacing w:val="-7"/>
@@ -6306,7 +6400,7 @@
             </w:pPr>
             <w:r>
               <w:rPr>
-                <w:rFonts w:ascii="宋体" w:eastAsia="宋体" w:hAnsi="宋体" w:cs="宋体"/>
+                <w:rFonts w:ascii="宋体" w:hAnsi="宋体" w:eastAsia="宋体" w:cs="宋体"/>
                 <w:b/>
                 <w:bCs/>
                 <w:spacing w:val="-7"/>
@@ -6321,8 +6415,8 @@
           <w:tcPr>
             <w:tcW w:w="2146" w:type="dxa"/>
             <w:tcBorders>
-              <w:top w:val="single" w:sz="6" w:space="0" w:color="000000"/>
-              <w:bottom w:val="single" w:sz="6" w:space="0" w:color="000000"/>
+              <w:top w:val="single" w:color="000000" w:sz="6" w:space="0"/>
+              <w:bottom w:val="single" w:color="000000" w:sz="6" w:space="0"/>
             </w:tcBorders>
             <w:shd w:val="clear" w:color="auto" w:fill="C0C0C0"/>
           </w:tcPr>
@@ -6345,7 +6439,7 @@
               <w:ind w:left="195"/>
               <w:textAlignment w:val="baseline"/>
               <w:rPr>
-                <w:rFonts w:ascii="宋体" w:eastAsia="宋体" w:hAnsi="宋体" w:cs="宋体"/>
+                <w:rFonts w:ascii="宋体" w:hAnsi="宋体" w:eastAsia="宋体" w:cs="宋体"/>
                 <w:b/>
                 <w:bCs/>
                 <w:spacing w:val="-7"/>
@@ -6355,7 +6449,7 @@
             </w:pPr>
             <w:r>
               <w:rPr>
-                <w:rFonts w:ascii="宋体" w:eastAsia="宋体" w:hAnsi="宋体" w:cs="宋体"/>
+                <w:rFonts w:ascii="宋体" w:hAnsi="宋体" w:eastAsia="宋体" w:cs="宋体"/>
                 <w:b/>
                 <w:bCs/>
                 <w:spacing w:val="-7"/>
@@ -6370,9 +6464,9 @@
           <w:tcPr>
             <w:tcW w:w="3880" w:type="dxa"/>
             <w:tcBorders>
-              <w:top w:val="single" w:sz="6" w:space="0" w:color="000000"/>
-              <w:bottom w:val="single" w:sz="6" w:space="0" w:color="000000"/>
-              <w:right w:val="single" w:sz="6" w:space="0" w:color="000000"/>
+              <w:top w:val="single" w:color="000000" w:sz="6" w:space="0"/>
+              <w:bottom w:val="single" w:color="000000" w:sz="6" w:space="0"/>
+              <w:right w:val="single" w:color="000000" w:sz="6" w:space="0"/>
             </w:tcBorders>
             <w:shd w:val="clear" w:color="auto" w:fill="C0C0C0"/>
           </w:tcPr>
@@ -6395,7 +6489,7 @@
               <w:ind w:left="195"/>
               <w:textAlignment w:val="baseline"/>
               <w:rPr>
-                <w:rFonts w:ascii="宋体" w:eastAsia="宋体" w:hAnsi="宋体" w:cs="宋体"/>
+                <w:rFonts w:ascii="宋体" w:hAnsi="宋体" w:eastAsia="宋体" w:cs="宋体"/>
                 <w:b/>
                 <w:bCs/>
                 <w:spacing w:val="-7"/>
@@ -6405,7 +6499,7 @@
             </w:pPr>
             <w:r>
               <w:rPr>
-                <w:rFonts w:ascii="宋体" w:eastAsia="宋体" w:hAnsi="宋体" w:cs="宋体"/>
+                <w:rFonts w:ascii="宋体" w:hAnsi="宋体" w:eastAsia="宋体" w:cs="宋体"/>
                 <w:b/>
                 <w:bCs/>
                 <w:spacing w:val="-7"/>
@@ -6420,9 +6514,9 @@
           <w:tcPr>
             <w:tcW w:w="1060" w:type="dxa"/>
             <w:tcBorders>
-              <w:top w:val="single" w:sz="6" w:space="0" w:color="000000"/>
-              <w:bottom w:val="single" w:sz="6" w:space="0" w:color="000000"/>
-              <w:right w:val="single" w:sz="6" w:space="0" w:color="000000"/>
+              <w:top w:val="single" w:color="000000" w:sz="6" w:space="0"/>
+              <w:bottom w:val="single" w:color="000000" w:sz="6" w:space="0"/>
+              <w:right w:val="single" w:color="000000" w:sz="6" w:space="0"/>
             </w:tcBorders>
             <w:shd w:val="clear" w:color="auto" w:fill="C0C0C0"/>
           </w:tcPr>
@@ -6444,7 +6538,7 @@
               <w:spacing w:before="205" w:line="221" w:lineRule="auto"/>
               <w:textAlignment w:val="baseline"/>
               <w:rPr>
-                <w:rFonts w:ascii="宋体" w:eastAsia="宋体" w:hAnsi="宋体" w:cs="宋体" w:hint="default"/>
+                <w:rFonts w:hint="default" w:ascii="宋体" w:hAnsi="宋体" w:eastAsia="宋体" w:cs="宋体"/>
                 <w:b/>
                 <w:bCs/>
                 <w:spacing w:val="-7"/>
@@ -6455,7 +6549,7 @@
             </w:pPr>
             <w:r>
               <w:rPr>
-                <w:rFonts w:ascii="宋体" w:eastAsia="宋体" w:hAnsi="宋体" w:cs="宋体" w:hint="eastAsia"/>
+                <w:rFonts w:hint="eastAsia" w:ascii="宋体" w:hAnsi="宋体" w:eastAsia="宋体" w:cs="宋体"/>
                 <w:b/>
                 <w:bCs/>
                 <w:spacing w:val="-7"/>
@@ -6471,9 +6565,9 @@
           <w:tcPr>
             <w:tcW w:w="1060" w:type="dxa"/>
             <w:tcBorders>
-              <w:top w:val="single" w:sz="6" w:space="0" w:color="000000"/>
-              <w:bottom w:val="single" w:sz="6" w:space="0" w:color="000000"/>
-              <w:right w:val="single" w:sz="6" w:space="0" w:color="000000"/>
+              <w:top w:val="single" w:color="000000" w:sz="6" w:space="0"/>
+              <w:bottom w:val="single" w:color="000000" w:sz="6" w:space="0"/>
+              <w:right w:val="single" w:color="000000" w:sz="6" w:space="0"/>
             </w:tcBorders>
             <w:shd w:val="clear" w:color="auto" w:fill="C0C0C0"/>
           </w:tcPr>
@@ -6495,7 +6589,7 @@
               <w:spacing w:before="205" w:line="221" w:lineRule="auto"/>
               <w:textAlignment w:val="baseline"/>
               <w:rPr>
-                <w:rFonts w:ascii="宋体" w:eastAsia="宋体" w:hAnsi="宋体" w:cs="宋体" w:hint="default"/>
+                <w:rFonts w:hint="default" w:ascii="宋体" w:hAnsi="宋体" w:eastAsia="宋体" w:cs="宋体"/>
                 <w:b/>
                 <w:bCs/>
                 <w:spacing w:val="-7"/>
@@ -6506,7 +6600,7 @@
             </w:pPr>
             <w:r>
               <w:rPr>
-                <w:rFonts w:ascii="宋体" w:hAnsi="宋体" w:cs="宋体" w:hint="eastAsia"/>
+                <w:rFonts w:hint="eastAsia" w:ascii="宋体" w:hAnsi="宋体" w:cs="宋体"/>
                 <w:b/>
                 <w:bCs/>
                 <w:spacing w:val="-7"/>
@@ -6521,9 +6615,14 @@
       </w:tr>
       <w:tr>
         <w:tblPrEx>
-          <w:tblW w:w="8873" w:type="dxa"/>
-          <w:tblInd w:w="130" w:type="dxa"/>
-          <w:tblLayout w:type="fixed"/>
+          <w:tblBorders>
+            <w:top w:val="single" w:color="000000" w:sz="2" w:space="0"/>
+            <w:left w:val="single" w:color="000000" w:sz="2" w:space="0"/>
+            <w:bottom w:val="single" w:color="000000" w:sz="2" w:space="0"/>
+            <w:right w:val="single" w:color="000000" w:sz="2" w:space="0"/>
+            <w:insideH w:val="single" w:color="000000" w:sz="2" w:space="0"/>
+            <w:insideV w:val="single" w:color="000000" w:sz="2" w:space="0"/>
+          </w:tblBorders>
           <w:tblCellMar>
             <w:top w:w="0" w:type="dxa"/>
             <w:left w:w="0" w:type="dxa"/>
@@ -6532,14 +6631,14 @@
           </w:tblCellMar>
         </w:tblPrEx>
         <w:trPr>
-          <w:trHeight w:val="549"/>
+          <w:trHeight w:val="549" w:hRule="atLeast"/>
         </w:trPr>
         <w:tc>
           <w:tcPr>
             <w:tcW w:w="727" w:type="dxa"/>
             <w:tcBorders>
-              <w:top w:val="single" w:sz="6" w:space="0" w:color="000000"/>
-              <w:left w:val="single" w:sz="6" w:space="0" w:color="000000"/>
+              <w:top w:val="single" w:color="000000" w:sz="6" w:space="0"/>
+              <w:left w:val="single" w:color="000000" w:sz="6" w:space="0"/>
             </w:tcBorders>
           </w:tcPr>
           <w:p>
@@ -6561,7 +6660,7 @@
               <w:ind w:left="123"/>
               <w:textAlignment w:val="baseline"/>
               <w:rPr>
-                <w:rFonts w:ascii="宋体" w:eastAsia="宋体" w:hAnsi="宋体" w:cs="宋体" w:hint="eastAsia"/>
+                <w:rFonts w:hint="eastAsia" w:ascii="宋体" w:hAnsi="宋体" w:eastAsia="宋体" w:cs="宋体"/>
                 <w:spacing w:val="-2"/>
                 <w:sz w:val="24"/>
                 <w:szCs w:val="24"/>
@@ -6570,7 +6669,7 @@
             </w:pPr>
             <w:r>
               <w:rPr>
-                <w:rFonts w:ascii="宋体" w:eastAsia="宋体" w:hAnsi="宋体" w:cs="宋体" w:hint="eastAsia"/>
+                <w:rFonts w:hint="eastAsia" w:ascii="宋体" w:hAnsi="宋体" w:eastAsia="宋体" w:cs="宋体"/>
                 <w:spacing w:val="-2"/>
                 <w:sz w:val="24"/>
                 <w:szCs w:val="24"/>
@@ -6584,7 +6683,7 @@
           <w:tcPr>
             <w:tcW w:w="2146" w:type="dxa"/>
             <w:tcBorders>
-              <w:top w:val="single" w:sz="6" w:space="0" w:color="000000"/>
+              <w:top w:val="single" w:color="000000" w:sz="6" w:space="0"/>
             </w:tcBorders>
           </w:tcPr>
           <w:p>
@@ -6606,7 +6705,7 @@
               <w:ind w:left="123"/>
               <w:textAlignment w:val="baseline"/>
               <w:rPr>
-                <w:rFonts w:ascii="宋体" w:eastAsia="宋体" w:hAnsi="宋体" w:cs="宋体" w:hint="default"/>
+                <w:rFonts w:hint="default" w:ascii="宋体" w:hAnsi="宋体" w:eastAsia="宋体" w:cs="宋体"/>
                 <w:spacing w:val="-2"/>
                 <w:sz w:val="24"/>
                 <w:szCs w:val="24"/>
@@ -6615,7 +6714,7 @@
             </w:pPr>
             <w:r>
               <w:rPr>
-                <w:rFonts w:ascii="宋体" w:eastAsia="宋体" w:hAnsi="宋体" w:cs="宋体" w:hint="eastAsia"/>
+                <w:rFonts w:hint="eastAsia" w:ascii="宋体" w:hAnsi="宋体" w:eastAsia="宋体" w:cs="宋体"/>
                 <w:spacing w:val="-2"/>
                 <w:sz w:val="24"/>
                 <w:szCs w:val="24"/>
@@ -6629,8 +6728,8 @@
           <w:tcPr>
             <w:tcW w:w="3880" w:type="dxa"/>
             <w:tcBorders>
-              <w:top w:val="single" w:sz="6" w:space="0" w:color="000000"/>
-              <w:right w:val="single" w:sz="6" w:space="0" w:color="000000"/>
+              <w:top w:val="single" w:color="000000" w:sz="6" w:space="0"/>
+              <w:right w:val="single" w:color="000000" w:sz="6" w:space="0"/>
             </w:tcBorders>
           </w:tcPr>
           <w:p>
@@ -6652,7 +6751,7 @@
               <w:ind w:left="123"/>
               <w:textAlignment w:val="baseline"/>
               <w:rPr>
-                <w:rFonts w:ascii="宋体" w:eastAsia="宋体" w:hAnsi="宋体" w:cs="宋体" w:hint="default"/>
+                <w:rFonts w:hint="default" w:ascii="宋体" w:hAnsi="宋体" w:eastAsia="宋体" w:cs="宋体"/>
                 <w:spacing w:val="-2"/>
                 <w:sz w:val="24"/>
                 <w:szCs w:val="24"/>
@@ -6661,7 +6760,7 @@
             </w:pPr>
             <w:r>
               <w:rPr>
-                <w:rFonts w:ascii="宋体" w:eastAsia="宋体" w:hAnsi="宋体" w:cs="宋体" w:hint="eastAsia"/>
+                <w:rFonts w:hint="eastAsia" w:ascii="宋体" w:hAnsi="宋体" w:eastAsia="宋体" w:cs="宋体"/>
                 <w:spacing w:val="-2"/>
                 <w:sz w:val="24"/>
                 <w:szCs w:val="24"/>
@@ -6675,8 +6774,8 @@
           <w:tcPr>
             <w:tcW w:w="1060" w:type="dxa"/>
             <w:tcBorders>
-              <w:top w:val="single" w:sz="6" w:space="0" w:color="000000"/>
-              <w:right w:val="single" w:sz="6" w:space="0" w:color="000000"/>
+              <w:top w:val="single" w:color="000000" w:sz="6" w:space="0"/>
+              <w:right w:val="single" w:color="000000" w:sz="6" w:space="0"/>
             </w:tcBorders>
           </w:tcPr>
           <w:p>
@@ -6698,7 +6797,7 @@
               <w:ind w:left="123"/>
               <w:textAlignment w:val="baseline"/>
               <w:rPr>
-                <w:rFonts w:ascii="宋体" w:eastAsia="宋体" w:hAnsi="宋体" w:cs="宋体" w:hint="eastAsia"/>
+                <w:rFonts w:hint="eastAsia" w:ascii="宋体" w:hAnsi="宋体" w:eastAsia="宋体" w:cs="宋体"/>
                 <w:spacing w:val="-2"/>
                 <w:sz w:val="24"/>
                 <w:szCs w:val="24"/>
@@ -6707,7 +6806,7 @@
             </w:pPr>
             <w:r>
               <w:rPr>
-                <w:rFonts w:ascii="宋体" w:eastAsia="宋体" w:hAnsi="宋体" w:cs="宋体" w:hint="eastAsia"/>
+                <w:rFonts w:hint="eastAsia" w:ascii="宋体" w:hAnsi="宋体" w:eastAsia="宋体" w:cs="宋体"/>
                 <w:spacing w:val="-2"/>
                 <w:sz w:val="24"/>
                 <w:szCs w:val="24"/>
@@ -6721,8 +6820,8 @@
           <w:tcPr>
             <w:tcW w:w="1060" w:type="dxa"/>
             <w:tcBorders>
-              <w:top w:val="single" w:sz="6" w:space="0" w:color="000000"/>
-              <w:right w:val="single" w:sz="6" w:space="0" w:color="000000"/>
+              <w:top w:val="single" w:color="000000" w:sz="6" w:space="0"/>
+              <w:right w:val="single" w:color="000000" w:sz="6" w:space="0"/>
             </w:tcBorders>
           </w:tcPr>
           <w:p>
@@ -6744,7 +6843,7 @@
               <w:ind w:left="123"/>
               <w:textAlignment w:val="baseline"/>
               <w:rPr>
-                <w:rFonts w:ascii="宋体" w:eastAsia="宋体" w:hAnsi="宋体" w:cs="宋体" w:hint="default"/>
+                <w:rFonts w:hint="default" w:ascii="宋体" w:hAnsi="宋体" w:eastAsia="宋体" w:cs="宋体"/>
                 <w:spacing w:val="-2"/>
                 <w:sz w:val="24"/>
                 <w:szCs w:val="24"/>
@@ -6753,7 +6852,7 @@
             </w:pPr>
             <w:r>
               <w:rPr>
-                <w:rFonts w:ascii="宋体" w:hAnsi="宋体" w:cs="宋体" w:hint="eastAsia"/>
+                <w:rFonts w:hint="eastAsia" w:ascii="宋体" w:hAnsi="宋体" w:cs="宋体"/>
                 <w:spacing w:val="-2"/>
                 <w:sz w:val="24"/>
                 <w:szCs w:val="24"/>
@@ -6767,7 +6866,7 @@
     </w:tbl>
     <w:p>
       <w:pPr>
-        <w:pStyle w:val="1"/>
+        <w:pStyle w:val="26"/>
         <w:keepNext w:val="0"/>
         <w:keepLines w:val="0"/>
         <w:pageBreakBefore w:val="0"/>
@@ -6783,21 +6882,21 @@
         <w:snapToGrid w:val="0"/>
         <w:textAlignment w:val="baseline"/>
       </w:pPr>
-      <w:bookmarkStart w:id="26" w:name="_Toc4701"/>
+      <w:bookmarkStart w:id="25" w:name="_Toc4701"/>
       <w:r>
         <w:t>相关文件及模板</w:t>
       </w:r>
-      <w:bookmarkEnd w:id="26"/>
-    </w:p>
-    <w:p>
-      <w:pPr>
-        <w:pStyle w:val="a3"/>
+      <w:bookmarkEnd w:id="25"/>
+    </w:p>
+    <w:p>
+      <w:pPr>
+        <w:pStyle w:val="39"/>
         <w:numPr>
           <w:ilvl w:val="0"/>
           <w:numId w:val="5"/>
         </w:numPr>
         <w:bidi w:val="0"/>
-        <w:ind w:left="425" w:hanging="425" w:leftChars="0" w:firstLineChars="0"/>
+        <w:ind w:left="425" w:leftChars="0" w:hanging="425" w:firstLineChars="0"/>
       </w:pPr>
       <w:r>
         <w:t>《资产风险评估及控制表》</w:t>
@@ -6805,13 +6904,13 @@
     </w:p>
     <w:p>
       <w:pPr>
-        <w:pStyle w:val="a3"/>
+        <w:pStyle w:val="39"/>
         <w:numPr>
           <w:ilvl w:val="0"/>
           <w:numId w:val="5"/>
         </w:numPr>
         <w:bidi w:val="0"/>
-        <w:ind w:left="425" w:hanging="425" w:leftChars="0" w:firstLineChars="0"/>
+        <w:ind w:left="425" w:leftChars="0" w:hanging="425" w:firstLineChars="0"/>
       </w:pPr>
       <w:r>
         <w:t>《信息安全事件统计表》</w:t>
@@ -6819,43 +6918,102 @@
     </w:p>
     <w:p>
       <w:pPr>
-        <w:pStyle w:val="a3"/>
+        <w:pStyle w:val="39"/>
         <w:numPr>
           <w:ilvl w:val="0"/>
           <w:numId w:val="5"/>
         </w:numPr>
         <w:bidi w:val="0"/>
-        <w:ind w:left="425" w:hanging="425" w:leftChars="0" w:firstLineChars="0"/>
+        <w:ind w:left="425" w:leftChars="0" w:hanging="425" w:firstLineChars="0"/>
       </w:pPr>
       <w:r>
         <w:t>《信息系统安全评估报告》</w:t>
       </w:r>
     </w:p>
+    <w:p>
+      <w:pPr>
+        <w:pStyle w:val="39"/>
+        <w:numPr>
+          <w:ilvl w:val="0"/>
+          <w:numId w:val="5"/>
+        </w:numPr>
+        <w:bidi w:val="0"/>
+        <w:ind w:left="425" w:leftChars="0" w:hanging="425" w:firstLineChars="0"/>
+      </w:pPr>
+      <w:r>
+        <w:rPr>
+          <w:rFonts w:hint="eastAsia"/>
+          <w:lang w:eastAsia="zh-CN"/>
+        </w:rPr>
+        <w:t>《</w:t>
+      </w:r>
+      <w:r>
+        <w:rPr>
+          <w:rFonts w:hint="eastAsia"/>
+          <w:lang w:val="en-US" w:eastAsia="zh-CN"/>
+        </w:rPr>
+        <w:t>年度人员管理计划</w:t>
+      </w:r>
+      <w:bookmarkStart w:id="26" w:name="_GoBack"/>
+      <w:bookmarkEnd w:id="26"/>
+      <w:r>
+        <w:rPr>
+          <w:rFonts w:hint="eastAsia"/>
+          <w:lang w:eastAsia="zh-CN"/>
+        </w:rPr>
+        <w:t>》</w:t>
+      </w:r>
+    </w:p>
     <w:sectPr>
-      <w:footerReference w:type="default" r:id="rId6"/>
+      <w:footerReference r:id="rId7" w:type="default"/>
       <w:pgSz w:w="11906" w:h="16839"/>
       <w:pgMar w:top="1431" w:right="1785" w:bottom="1375" w:left="1785" w:header="0" w:footer="1211" w:gutter="0"/>
-      <w:cols w:num="1" w:space="720"/>
+      <w:cols w:space="720" w:num="1"/>
     </w:sectPr>
   </w:body>
 </w:document>
 </file>
 
+<file path=word/endnotes.xml><?xml version="1.0" encoding="utf-8"?>
+<w:endnotes xmlns:wpc="http://schemas.microsoft.com/office/word/2010/wordprocessingCanvas" xmlns:mc="http://schemas.openxmlformats.org/markup-compatibility/2006" xmlns:o="urn:schemas-microsoft-com:office:office" xmlns:r="http://schemas.openxmlformats.org/officeDocument/2006/relationships" xmlns:m="http://schemas.openxmlformats.org/officeDocument/2006/math" xmlns:v="urn:schemas-microsoft-com:vml" xmlns:wp14="http://schemas.microsoft.com/office/word/2010/wordprocessingDrawing" xmlns:wp="http://schemas.openxmlformats.org/drawingml/2006/wordprocessingDrawing" xmlns:w="http://schemas.openxmlformats.org/wordprocessingml/2006/main" xmlns:w14="http://schemas.microsoft.com/office/word/2010/wordml" xmlns:w15="http://schemas.microsoft.com/office/word/2012/wordml" xmlns:w10="urn:schemas-microsoft-com:office:word" xmlns:wpg="http://schemas.microsoft.com/office/word/2010/wordprocessingGroup" xmlns:wpi="http://schemas.microsoft.com/office/word/2010/wordprocessingInk" xmlns:wne="http://schemas.microsoft.com/office/word/2006/wordml" xmlns:wps="http://schemas.microsoft.com/office/word/2010/wordprocessingShape" xmlns:wpsCustomData="http://www.wps.cn/officeDocument/2013/wpsCustomData" mc:Ignorable="w14 w15 wp14">
+  <w:endnote w:type="separator" w:id="0">
+    <w:p>
+      <w:pPr>
+        <w:spacing w:line="240" w:lineRule="auto"/>
+      </w:pPr>
+      <w:r>
+        <w:separator/>
+      </w:r>
+    </w:p>
+  </w:endnote>
+  <w:endnote w:type="continuationSeparator" w:id="1">
+    <w:p>
+      <w:pPr>
+        <w:spacing w:line="240" w:lineRule="auto"/>
+      </w:pPr>
+      <w:r>
+        <w:continuationSeparator/>
+      </w:r>
+    </w:p>
+  </w:endnote>
+</w:endnotes>
+</file>
+
 <file path=word/footer1.xml><?xml version="1.0" encoding="utf-8"?>
-<w:ftr xmlns:wpc="http://schemas.microsoft.com/office/word/2010/wordprocessingCanvas" xmlns:mc="http://schemas.openxmlformats.org/markup-compatibility/2006" xmlns:o="urn:schemas-microsoft-com:office:office" xmlns:r="http://schemas.openxmlformats.org/officeDocument/2006/relationships" xmlns:m="http://schemas.openxmlformats.org/officeDocument/2006/math" xmlns:v="urn:schemas-microsoft-com:vml" xmlns:wp14="http://schemas.microsoft.com/office/word/2010/wordprocessingDrawing" xmlns:wp="http://schemas.openxmlformats.org/drawingml/2006/wordprocessingDrawing" xmlns:w10="urn:schemas-microsoft-com:office:word" xmlns:w="http://schemas.openxmlformats.org/wordprocessingml/2006/main" xmlns:w14="http://schemas.microsoft.com/office/word/2010/wordml" xmlns:w15="http://schemas.microsoft.com/office/word/2012/wordml" xmlns:wne="http://schemas.microsoft.com/office/word/2006/wordml" xmlns:wpg="http://schemas.microsoft.com/office/word/2010/wordprocessingGroup" xmlns:wpi="http://schemas.microsoft.com/office/word/2010/wordprocessingInk" xmlns:wps="http://schemas.microsoft.com/office/word/2010/wordprocessingShape" mc:Ignorable="w14 w15 wp14">
+<w:ftr xmlns:wpc="http://schemas.microsoft.com/office/word/2010/wordprocessingCanvas" xmlns:mc="http://schemas.openxmlformats.org/markup-compatibility/2006" xmlns:o="urn:schemas-microsoft-com:office:office" xmlns:r="http://schemas.openxmlformats.org/officeDocument/2006/relationships" xmlns:m="http://schemas.openxmlformats.org/officeDocument/2006/math" xmlns:v="urn:schemas-microsoft-com:vml" xmlns:wp14="http://schemas.microsoft.com/office/word/2010/wordprocessingDrawing" xmlns:wp="http://schemas.openxmlformats.org/drawingml/2006/wordprocessingDrawing" xmlns:w10="urn:schemas-microsoft-com:office:word" xmlns:w="http://schemas.openxmlformats.org/wordprocessingml/2006/main" xmlns:w14="http://schemas.microsoft.com/office/word/2010/wordml" xmlns:w15="http://schemas.microsoft.com/office/word/2012/wordml" xmlns:wpg="http://schemas.microsoft.com/office/word/2010/wordprocessingGroup" xmlns:wpi="http://schemas.microsoft.com/office/word/2010/wordprocessingInk" xmlns:wne="http://schemas.microsoft.com/office/word/2006/wordml" xmlns:wps="http://schemas.microsoft.com/office/word/2010/wordprocessingShape" xmlns:wpsCustomData="http://www.wps.cn/officeDocument/2013/wpsCustomData" mc:Ignorable="w14 w15 wp14">
   <w:p>
     <w:pPr>
       <w:spacing w:line="166" w:lineRule="auto"/>
       <w:ind w:left="4136"/>
       <w:rPr>
-        <w:rFonts w:ascii="Calibri" w:eastAsia="Calibri" w:hAnsi="Calibri" w:cs="Calibri"/>
+        <w:rFonts w:ascii="Calibri" w:hAnsi="Calibri" w:eastAsia="Calibri" w:cs="Calibri"/>
         <w:sz w:val="18"/>
         <w:szCs w:val="18"/>
       </w:rPr>
     </w:pPr>
     <w:r>
       <w:rPr>
-        <w:rFonts w:ascii="Calibri" w:eastAsia="Calibri" w:hAnsi="Calibri" w:cs="Calibri"/>
+        <w:rFonts w:ascii="Calibri" w:hAnsi="Calibri" w:eastAsia="Calibri" w:cs="Calibri"/>
         <w:sz w:val="18"/>
         <w:szCs w:val="18"/>
       </w:rPr>
@@ -6866,20 +7024,20 @@
 </file>
 
 <file path=word/footer2.xml><?xml version="1.0" encoding="utf-8"?>
-<w:ftr xmlns:wpc="http://schemas.microsoft.com/office/word/2010/wordprocessingCanvas" xmlns:mc="http://schemas.openxmlformats.org/markup-compatibility/2006" xmlns:o="urn:schemas-microsoft-com:office:office" xmlns:r="http://schemas.openxmlformats.org/officeDocument/2006/relationships" xmlns:m="http://schemas.openxmlformats.org/officeDocument/2006/math" xmlns:v="urn:schemas-microsoft-com:vml" xmlns:wp14="http://schemas.microsoft.com/office/word/2010/wordprocessingDrawing" xmlns:wp="http://schemas.openxmlformats.org/drawingml/2006/wordprocessingDrawing" xmlns:w10="urn:schemas-microsoft-com:office:word" xmlns:w="http://schemas.openxmlformats.org/wordprocessingml/2006/main" xmlns:w14="http://schemas.microsoft.com/office/word/2010/wordml" xmlns:w15="http://schemas.microsoft.com/office/word/2012/wordml" xmlns:wne="http://schemas.microsoft.com/office/word/2006/wordml" xmlns:wpg="http://schemas.microsoft.com/office/word/2010/wordprocessingGroup" xmlns:wpi="http://schemas.microsoft.com/office/word/2010/wordprocessingInk" xmlns:wps="http://schemas.microsoft.com/office/word/2010/wordprocessingShape" mc:Ignorable="w14 w15 wp14">
+<w:ftr xmlns:wpc="http://schemas.microsoft.com/office/word/2010/wordprocessingCanvas" xmlns:mc="http://schemas.openxmlformats.org/markup-compatibility/2006" xmlns:o="urn:schemas-microsoft-com:office:office" xmlns:r="http://schemas.openxmlformats.org/officeDocument/2006/relationships" xmlns:m="http://schemas.openxmlformats.org/officeDocument/2006/math" xmlns:v="urn:schemas-microsoft-com:vml" xmlns:wp14="http://schemas.microsoft.com/office/word/2010/wordprocessingDrawing" xmlns:wp="http://schemas.openxmlformats.org/drawingml/2006/wordprocessingDrawing" xmlns:w10="urn:schemas-microsoft-com:office:word" xmlns:w="http://schemas.openxmlformats.org/wordprocessingml/2006/main" xmlns:w14="http://schemas.microsoft.com/office/word/2010/wordml" xmlns:w15="http://schemas.microsoft.com/office/word/2012/wordml" xmlns:wpg="http://schemas.microsoft.com/office/word/2010/wordprocessingGroup" xmlns:wpi="http://schemas.microsoft.com/office/word/2010/wordprocessingInk" xmlns:wne="http://schemas.microsoft.com/office/word/2006/wordml" xmlns:wps="http://schemas.microsoft.com/office/word/2010/wordprocessingShape" xmlns:wpsCustomData="http://www.wps.cn/officeDocument/2013/wpsCustomData" mc:Ignorable="w14 w15 wp14">
   <w:p>
     <w:pPr>
       <w:spacing w:line="167" w:lineRule="auto"/>
       <w:ind w:left="4131"/>
       <w:rPr>
-        <w:rFonts w:ascii="Calibri" w:eastAsia="Calibri" w:hAnsi="Calibri" w:cs="Calibri"/>
+        <w:rFonts w:ascii="Calibri" w:hAnsi="Calibri" w:eastAsia="Calibri" w:cs="Calibri"/>
         <w:sz w:val="18"/>
         <w:szCs w:val="18"/>
       </w:rPr>
     </w:pPr>
     <w:r>
       <w:rPr>
-        <w:rFonts w:ascii="Calibri" w:eastAsia="Calibri" w:hAnsi="Calibri" w:cs="Calibri"/>
+        <w:rFonts w:ascii="Calibri" w:hAnsi="Calibri" w:eastAsia="Calibri" w:cs="Calibri"/>
         <w:sz w:val="18"/>
         <w:szCs w:val="18"/>
       </w:rPr>
@@ -6890,20 +7048,20 @@
 </file>
 
 <file path=word/footer3.xml><?xml version="1.0" encoding="utf-8"?>
-<w:ftr xmlns:wpc="http://schemas.microsoft.com/office/word/2010/wordprocessingCanvas" xmlns:mc="http://schemas.openxmlformats.org/markup-compatibility/2006" xmlns:o="urn:schemas-microsoft-com:office:office" xmlns:r="http://schemas.openxmlformats.org/officeDocument/2006/relationships" xmlns:m="http://schemas.openxmlformats.org/officeDocument/2006/math" xmlns:v="urn:schemas-microsoft-com:vml" xmlns:wp14="http://schemas.microsoft.com/office/word/2010/wordprocessingDrawing" xmlns:wp="http://schemas.openxmlformats.org/drawingml/2006/wordprocessingDrawing" xmlns:w10="urn:schemas-microsoft-com:office:word" xmlns:w="http://schemas.openxmlformats.org/wordprocessingml/2006/main" xmlns:w14="http://schemas.microsoft.com/office/word/2010/wordml" xmlns:w15="http://schemas.microsoft.com/office/word/2012/wordml" xmlns:wne="http://schemas.microsoft.com/office/word/2006/wordml" xmlns:wpg="http://schemas.microsoft.com/office/word/2010/wordprocessingGroup" xmlns:wpi="http://schemas.microsoft.com/office/word/2010/wordprocessingInk" xmlns:wps="http://schemas.microsoft.com/office/word/2010/wordprocessingShape" mc:Ignorable="w14 w15 wp14">
+<w:ftr xmlns:wpc="http://schemas.microsoft.com/office/word/2010/wordprocessingCanvas" xmlns:mc="http://schemas.openxmlformats.org/markup-compatibility/2006" xmlns:o="urn:schemas-microsoft-com:office:office" xmlns:r="http://schemas.openxmlformats.org/officeDocument/2006/relationships" xmlns:m="http://schemas.openxmlformats.org/officeDocument/2006/math" xmlns:v="urn:schemas-microsoft-com:vml" xmlns:wp14="http://schemas.microsoft.com/office/word/2010/wordprocessingDrawing" xmlns:wp="http://schemas.openxmlformats.org/drawingml/2006/wordprocessingDrawing" xmlns:w10="urn:schemas-microsoft-com:office:word" xmlns:w="http://schemas.openxmlformats.org/wordprocessingml/2006/main" xmlns:w14="http://schemas.microsoft.com/office/word/2010/wordml" xmlns:w15="http://schemas.microsoft.com/office/word/2012/wordml" xmlns:wpg="http://schemas.microsoft.com/office/word/2010/wordprocessingGroup" xmlns:wpi="http://schemas.microsoft.com/office/word/2010/wordprocessingInk" xmlns:wne="http://schemas.microsoft.com/office/word/2006/wordml" xmlns:wps="http://schemas.microsoft.com/office/word/2010/wordprocessingShape" xmlns:wpsCustomData="http://www.wps.cn/officeDocument/2013/wpsCustomData" mc:Ignorable="w14 w15 wp14">
   <w:p>
     <w:pPr>
       <w:spacing w:line="167" w:lineRule="auto"/>
       <w:ind w:left="4128"/>
       <w:rPr>
-        <w:rFonts w:ascii="Calibri" w:eastAsia="Calibri" w:hAnsi="Calibri" w:cs="Calibri"/>
+        <w:rFonts w:ascii="Calibri" w:hAnsi="Calibri" w:eastAsia="Calibri" w:cs="Calibri"/>
         <w:sz w:val="18"/>
         <w:szCs w:val="18"/>
       </w:rPr>
     </w:pPr>
     <w:r>
       <w:rPr>
-        <w:rFonts w:ascii="Calibri" w:eastAsia="Calibri" w:hAnsi="Calibri" w:cs="Calibri"/>
+        <w:rFonts w:ascii="Calibri" w:hAnsi="Calibri" w:eastAsia="Calibri" w:cs="Calibri"/>
         <w:sz w:val="18"/>
         <w:szCs w:val="18"/>
       </w:rPr>
@@ -6913,13 +7071,38 @@
 </w:ftr>
 </file>
 
+<file path=word/footnotes.xml><?xml version="1.0" encoding="utf-8"?>
+<w:footnotes xmlns:wpc="http://schemas.microsoft.com/office/word/2010/wordprocessingCanvas" xmlns:mc="http://schemas.openxmlformats.org/markup-compatibility/2006" xmlns:o="urn:schemas-microsoft-com:office:office" xmlns:r="http://schemas.openxmlformats.org/officeDocument/2006/relationships" xmlns:m="http://schemas.openxmlformats.org/officeDocument/2006/math" xmlns:v="urn:schemas-microsoft-com:vml" xmlns:wp14="http://schemas.microsoft.com/office/word/2010/wordprocessingDrawing" xmlns:wp="http://schemas.openxmlformats.org/drawingml/2006/wordprocessingDrawing" xmlns:w="http://schemas.openxmlformats.org/wordprocessingml/2006/main" xmlns:w14="http://schemas.microsoft.com/office/word/2010/wordml" xmlns:w15="http://schemas.microsoft.com/office/word/2012/wordml" xmlns:w10="urn:schemas-microsoft-com:office:word" xmlns:wpg="http://schemas.microsoft.com/office/word/2010/wordprocessingGroup" xmlns:wpi="http://schemas.microsoft.com/office/word/2010/wordprocessingInk" xmlns:wne="http://schemas.microsoft.com/office/word/2006/wordml" xmlns:wps="http://schemas.microsoft.com/office/word/2010/wordprocessingShape" xmlns:wpsCustomData="http://www.wps.cn/officeDocument/2013/wpsCustomData" mc:Ignorable="w14 w15 wp14">
+  <w:footnote w:type="separator" w:id="0">
+    <w:p>
+      <w:pPr>
+        <w:spacing w:line="360" w:lineRule="auto"/>
+      </w:pPr>
+      <w:r>
+        <w:separator/>
+      </w:r>
+    </w:p>
+  </w:footnote>
+  <w:footnote w:type="continuationSeparator" w:id="1">
+    <w:p>
+      <w:pPr>
+        <w:spacing w:line="360" w:lineRule="auto"/>
+      </w:pPr>
+      <w:r>
+        <w:continuationSeparator/>
+      </w:r>
+    </w:p>
+  </w:footnote>
+</w:footnotes>
+</file>
+
 <file path=word/numbering.xml><?xml version="1.0" encoding="utf-8"?>
-<w:numbering xmlns:wpc="http://schemas.microsoft.com/office/word/2010/wordprocessingCanvas" xmlns:mc="http://schemas.openxmlformats.org/markup-compatibility/2006" xmlns:o="urn:schemas-microsoft-com:office:office" xmlns:r="http://schemas.openxmlformats.org/officeDocument/2006/relationships" xmlns:m="http://schemas.openxmlformats.org/officeDocument/2006/math" xmlns:v="urn:schemas-microsoft-com:vml" xmlns:wp14="http://schemas.microsoft.com/office/word/2010/wordprocessingDrawing" xmlns:wp="http://schemas.openxmlformats.org/drawingml/2006/wordprocessingDrawing" xmlns:w10="urn:schemas-microsoft-com:office:word" xmlns:w="http://schemas.openxmlformats.org/wordprocessingml/2006/main" xmlns:w14="http://schemas.microsoft.com/office/word/2010/wordml" xmlns:w15="http://schemas.microsoft.com/office/word/2012/wordml" xmlns:wne="http://schemas.microsoft.com/office/word/2006/wordml" xmlns:wpg="http://schemas.microsoft.com/office/word/2010/wordprocessingGroup" xmlns:wpi="http://schemas.microsoft.com/office/word/2010/wordprocessingInk" xmlns:wps="http://schemas.microsoft.com/office/word/2010/wordprocessingShape" mc:Ignorable="w14 w15 wp14">
+<w:numbering xmlns:wpc="http://schemas.microsoft.com/office/word/2010/wordprocessingCanvas" xmlns:mc="http://schemas.openxmlformats.org/markup-compatibility/2006" xmlns:o="urn:schemas-microsoft-com:office:office" xmlns:r="http://schemas.openxmlformats.org/officeDocument/2006/relationships" xmlns:m="http://schemas.openxmlformats.org/officeDocument/2006/math" xmlns:v="urn:schemas-microsoft-com:vml" xmlns:wp14="http://schemas.microsoft.com/office/word/2010/wordprocessingDrawing" xmlns:wp="http://schemas.openxmlformats.org/drawingml/2006/wordprocessingDrawing" xmlns:w10="urn:schemas-microsoft-com:office:word" xmlns:w="http://schemas.openxmlformats.org/wordprocessingml/2006/main" xmlns:w14="http://schemas.microsoft.com/office/word/2010/wordml" xmlns:wpg="http://schemas.microsoft.com/office/word/2010/wordprocessingGroup" xmlns:wpi="http://schemas.microsoft.com/office/word/2010/wordprocessingInk" xmlns:wne="http://schemas.microsoft.com/office/word/2006/wordml" xmlns:wps="http://schemas.microsoft.com/office/word/2010/wordprocessingShape" xmlns:wpsCustomData="http://www.wps.cn/officeDocument/2013/wpsCustomData" mc:Ignorable="w14 wp14">
   <w:abstractNum w:abstractNumId="0">
     <w:nsid w:val="82DB61D9"/>
     <w:multiLevelType w:val="singleLevel"/>
     <w:tmpl w:val="82DB61D9"/>
-    <w:lvl w:ilvl="0">
+    <w:lvl w:ilvl="0" w:tentative="0">
       <w:start w:val="1"/>
       <w:numFmt w:val="decimal"/>
       <w:lvlText w:val="%1."/>
@@ -6936,10 +7119,10 @@
     <w:nsid w:val="8E964DCE"/>
     <w:multiLevelType w:val="multilevel"/>
     <w:tmpl w:val="8E964DCE"/>
-    <w:lvl w:ilvl="0">
+    <w:lvl w:ilvl="0" w:tentative="0">
       <w:start w:val="1"/>
       <w:numFmt w:val="decimal"/>
-      <w:pStyle w:val="Heading1"/>
+      <w:pStyle w:val="2"/>
       <w:lvlText w:val="%1."/>
       <w:lvlJc w:val="left"/>
       <w:pPr>
@@ -6949,10 +7132,10 @@
         <w:rFonts w:hint="default"/>
       </w:rPr>
     </w:lvl>
-    <w:lvl w:ilvl="1">
+    <w:lvl w:ilvl="1" w:tentative="0">
       <w:start w:val="1"/>
       <w:numFmt w:val="decimal"/>
-      <w:pStyle w:val="Heading2"/>
+      <w:pStyle w:val="3"/>
       <w:lvlText w:val="%1.%2."/>
       <w:lvlJc w:val="left"/>
       <w:pPr>
@@ -6962,10 +7145,10 @@
         <w:rFonts w:hint="default"/>
       </w:rPr>
     </w:lvl>
-    <w:lvl w:ilvl="2">
+    <w:lvl w:ilvl="2" w:tentative="0">
       <w:start w:val="1"/>
       <w:numFmt w:val="decimal"/>
-      <w:pStyle w:val="Heading3"/>
+      <w:pStyle w:val="4"/>
       <w:lvlText w:val="%1.%2.%3."/>
       <w:lvlJc w:val="left"/>
       <w:pPr>
@@ -6975,10 +7158,10 @@
         <w:rFonts w:hint="default"/>
       </w:rPr>
     </w:lvl>
-    <w:lvl w:ilvl="3">
+    <w:lvl w:ilvl="3" w:tentative="0">
       <w:start w:val="1"/>
       <w:numFmt w:val="decimal"/>
-      <w:pStyle w:val="Heading4"/>
+      <w:pStyle w:val="5"/>
       <w:lvlText w:val="%1.%2.%3.%4."/>
       <w:lvlJc w:val="left"/>
       <w:pPr>
@@ -6988,10 +7171,10 @@
         <w:rFonts w:hint="default"/>
       </w:rPr>
     </w:lvl>
-    <w:lvl w:ilvl="4">
+    <w:lvl w:ilvl="4" w:tentative="0">
       <w:start w:val="1"/>
       <w:numFmt w:val="decimal"/>
-      <w:pStyle w:val="Heading5"/>
+      <w:pStyle w:val="6"/>
       <w:lvlText w:val="%1.%2.%3.%4.%5."/>
       <w:lvlJc w:val="left"/>
       <w:pPr>
@@ -7001,10 +7184,10 @@
         <w:rFonts w:hint="default"/>
       </w:rPr>
     </w:lvl>
-    <w:lvl w:ilvl="5">
+    <w:lvl w:ilvl="5" w:tentative="0">
       <w:start w:val="1"/>
       <w:numFmt w:val="decimal"/>
-      <w:pStyle w:val="Heading6"/>
+      <w:pStyle w:val="7"/>
       <w:lvlText w:val="%1.%2.%3.%4.%5.%6."/>
       <w:lvlJc w:val="left"/>
       <w:pPr>
@@ -7014,10 +7197,10 @@
         <w:rFonts w:hint="default"/>
       </w:rPr>
     </w:lvl>
-    <w:lvl w:ilvl="6">
+    <w:lvl w:ilvl="6" w:tentative="0">
       <w:start w:val="1"/>
       <w:numFmt w:val="decimal"/>
-      <w:pStyle w:val="Heading7"/>
+      <w:pStyle w:val="8"/>
       <w:lvlText w:val="%1.%2.%3.%4.%5.%6.%7."/>
       <w:lvlJc w:val="left"/>
       <w:pPr>
@@ -7027,10 +7210,10 @@
         <w:rFonts w:hint="default"/>
       </w:rPr>
     </w:lvl>
-    <w:lvl w:ilvl="7">
+    <w:lvl w:ilvl="7" w:tentative="0">
       <w:start w:val="1"/>
       <w:numFmt w:val="decimal"/>
-      <w:pStyle w:val="Heading8"/>
+      <w:pStyle w:val="9"/>
       <w:lvlText w:val="%1.%2.%3.%4.%5.%6.%7.%8."/>
       <w:lvlJc w:val="left"/>
       <w:pPr>
@@ -7040,10 +7223,10 @@
         <w:rFonts w:hint="default"/>
       </w:rPr>
     </w:lvl>
-    <w:lvl w:ilvl="8">
+    <w:lvl w:ilvl="8" w:tentative="0">
       <w:start w:val="1"/>
       <w:numFmt w:val="decimal"/>
-      <w:pStyle w:val="Heading9"/>
+      <w:pStyle w:val="10"/>
       <w:lvlText w:val="%1.%2.%3.%4.%5.%6.%7.%8.%9."/>
       <w:lvlJc w:val="left"/>
       <w:pPr>
@@ -7058,7 +7241,7 @@
     <w:nsid w:val="B6F7C9E3"/>
     <w:multiLevelType w:val="singleLevel"/>
     <w:tmpl w:val="B6F7C9E3"/>
-    <w:lvl w:ilvl="0">
+    <w:lvl w:ilvl="0" w:tentative="0">
       <w:start w:val="1"/>
       <w:numFmt w:val="decimal"/>
       <w:lvlText w:val="%1."/>
@@ -7075,7 +7258,7 @@
     <w:nsid w:val="F2EAE15F"/>
     <w:multiLevelType w:val="singleLevel"/>
     <w:tmpl w:val="F2EAE15F"/>
-    <w:lvl w:ilvl="0">
+    <w:lvl w:ilvl="0" w:tentative="0">
       <w:start w:val="1"/>
       <w:numFmt w:val="decimal"/>
       <w:lvlText w:val="%1."/>
@@ -7092,7 +7275,7 @@
     <w:nsid w:val="3EDBBD92"/>
     <w:multiLevelType w:val="singleLevel"/>
     <w:tmpl w:val="3EDBBD92"/>
-    <w:lvl w:ilvl="0">
+    <w:lvl w:ilvl="0" w:tentative="0">
       <w:start w:val="1"/>
       <w:numFmt w:val="decimal"/>
       <w:lvlText w:val="%1."/>
@@ -7124,267 +7307,269 @@
 </file>
 
 <file path=word/styles.xml><?xml version="1.0" encoding="utf-8"?>
-<w:styles xmlns:mc="http://schemas.openxmlformats.org/markup-compatibility/2006" xmlns:r="http://schemas.openxmlformats.org/officeDocument/2006/relationships" xmlns:w="http://schemas.openxmlformats.org/wordprocessingml/2006/main" xmlns:w14="http://schemas.microsoft.com/office/word/2010/wordml" xmlns:w15="http://schemas.microsoft.com/office/word/2012/wordml" mc:Ignorable="w14 w15">
+<w:styles xmlns:mc="http://schemas.openxmlformats.org/markup-compatibility/2006" xmlns:o="urn:schemas-microsoft-com:office:office" xmlns:r="http://schemas.openxmlformats.org/officeDocument/2006/relationships" xmlns:m="http://schemas.openxmlformats.org/officeDocument/2006/math" xmlns:v="urn:schemas-microsoft-com:vml" xmlns:w="http://schemas.openxmlformats.org/wordprocessingml/2006/main" xmlns:w14="http://schemas.microsoft.com/office/word/2010/wordml" xmlns:w10="urn:schemas-microsoft-com:office:word" xmlns:sl="http://schemas.openxmlformats.org/schemaLibrary/2006/main" xmlns:wpsCustomData="http://www.wps.cn/officeDocument/2013/wpsCustomData" mc:Ignorable="w14">
   <w:docDefaults>
     <w:rPrDefault>
       <w:rPr>
-        <w:rFonts w:ascii="Arial" w:eastAsia="Arial" w:hAnsi="Arial" w:cs="Arial"/>
+        <w:rFonts w:ascii="Times New Roman" w:hAnsi="Times New Roman" w:eastAsia="宋体" w:cs="Times New Roman"/>
       </w:rPr>
     </w:rPrDefault>
     <w:pPrDefault/>
   </w:docDefaults>
-  <w:latentStyles w:defLockedState="0" w:defUIPriority="99" w:defSemiHidden="1" w:defUnhideWhenUsed="1" w:defQFormat="0" w:count="260">
-    <w:lsdException w:name="Normal" w:semiHidden="0" w:uiPriority="0" w:unhideWhenUsed="0" w:qFormat="1"/>
-    <w:lsdException w:name="heading 1" w:semiHidden="0" w:uiPriority="0" w:unhideWhenUsed="0" w:qFormat="1"/>
-    <w:lsdException w:name="heading 2" w:semiHidden="0" w:uiPriority="0" w:qFormat="1"/>
-    <w:lsdException w:name="heading 3" w:uiPriority="0" w:qFormat="1"/>
-    <w:lsdException w:name="heading 4" w:semiHidden="0" w:uiPriority="0" w:qFormat="1"/>
-    <w:lsdException w:name="heading 5" w:uiPriority="0" w:qFormat="1"/>
-    <w:lsdException w:name="heading 6" w:uiPriority="0" w:qFormat="1"/>
-    <w:lsdException w:name="heading 7" w:uiPriority="0" w:qFormat="1"/>
-    <w:lsdException w:name="heading 8" w:uiPriority="0" w:qFormat="1"/>
-    <w:lsdException w:name="heading 9" w:uiPriority="0" w:qFormat="1"/>
-    <w:lsdException w:name="index 1" w:semiHidden="0" w:uiPriority="0" w:unhideWhenUsed="0"/>
-    <w:lsdException w:name="index 2" w:semiHidden="0" w:uiPriority="0" w:unhideWhenUsed="0"/>
-    <w:lsdException w:name="index 3" w:semiHidden="0" w:uiPriority="0" w:unhideWhenUsed="0"/>
-    <w:lsdException w:name="index 4" w:semiHidden="0" w:uiPriority="0" w:unhideWhenUsed="0"/>
-    <w:lsdException w:name="index 5" w:semiHidden="0" w:uiPriority="0" w:unhideWhenUsed="0"/>
-    <w:lsdException w:name="index 6" w:semiHidden="0" w:uiPriority="0" w:unhideWhenUsed="0"/>
-    <w:lsdException w:name="index 7" w:semiHidden="0" w:uiPriority="0" w:unhideWhenUsed="0"/>
-    <w:lsdException w:name="index 8" w:semiHidden="0" w:uiPriority="0" w:unhideWhenUsed="0"/>
-    <w:lsdException w:name="index 9" w:semiHidden="0" w:uiPriority="0" w:unhideWhenUsed="0"/>
-    <w:lsdException w:name="toc 1" w:semiHidden="0" w:uiPriority="0" w:unhideWhenUsed="0" w:qFormat="1"/>
-    <w:lsdException w:name="toc 2" w:semiHidden="0" w:uiPriority="0" w:unhideWhenUsed="0" w:qFormat="1"/>
-    <w:lsdException w:name="toc 3" w:semiHidden="0" w:uiPriority="0" w:unhideWhenUsed="0" w:qFormat="1"/>
-    <w:lsdException w:name="toc 4" w:semiHidden="0" w:uiPriority="0" w:unhideWhenUsed="0"/>
-    <w:lsdException w:name="toc 5" w:semiHidden="0" w:uiPriority="0" w:unhideWhenUsed="0"/>
-    <w:lsdException w:name="toc 6" w:semiHidden="0" w:uiPriority="0" w:unhideWhenUsed="0"/>
-    <w:lsdException w:name="toc 7" w:semiHidden="0" w:uiPriority="0" w:unhideWhenUsed="0"/>
-    <w:lsdException w:name="toc 8" w:semiHidden="0" w:uiPriority="0" w:unhideWhenUsed="0"/>
-    <w:lsdException w:name="toc 9" w:semiHidden="0" w:uiPriority="0" w:unhideWhenUsed="0"/>
-    <w:lsdException w:name="Normal Indent" w:semiHidden="0" w:uiPriority="0" w:unhideWhenUsed="0"/>
-    <w:lsdException w:name="footnote text" w:semiHidden="0" w:uiPriority="0" w:unhideWhenUsed="0"/>
-    <w:lsdException w:name="annotation text" w:semiHidden="0" w:uiPriority="0" w:unhideWhenUsed="0" w:qFormat="1"/>
-    <w:lsdException w:name="header" w:semiHidden="0" w:uiPriority="0" w:unhideWhenUsed="0" w:qFormat="1"/>
-    <w:lsdException w:name="footer" w:semiHidden="0" w:uiPriority="0" w:unhideWhenUsed="0" w:qFormat="1"/>
-    <w:lsdException w:name="index heading" w:semiHidden="0" w:uiPriority="0" w:unhideWhenUsed="0"/>
-    <w:lsdException w:name="caption" w:uiPriority="0" w:qFormat="1"/>
-    <w:lsdException w:name="table of figures" w:semiHidden="0" w:uiPriority="0" w:unhideWhenUsed="0"/>
-    <w:lsdException w:name="envelope address" w:semiHidden="0" w:uiPriority="0" w:unhideWhenUsed="0"/>
-    <w:lsdException w:name="envelope return" w:semiHidden="0" w:uiPriority="0" w:unhideWhenUsed="0"/>
-    <w:lsdException w:name="footnote reference" w:semiHidden="0" w:uiPriority="0" w:unhideWhenUsed="0"/>
-    <w:lsdException w:name="annotation reference" w:semiHidden="0" w:uiPriority="0" w:unhideWhenUsed="0"/>
-    <w:lsdException w:name="line number" w:semiHidden="0" w:uiPriority="0" w:unhideWhenUsed="0"/>
-    <w:lsdException w:name="page number" w:semiHidden="0" w:uiPriority="0" w:unhideWhenUsed="0"/>
-    <w:lsdException w:name="endnote reference" w:semiHidden="0" w:uiPriority="0" w:unhideWhenUsed="0"/>
-    <w:lsdException w:name="endnote text" w:semiHidden="0" w:uiPriority="0" w:unhideWhenUsed="0"/>
-    <w:lsdException w:name="table of authorities" w:semiHidden="0" w:uiPriority="0" w:unhideWhenUsed="0"/>
-    <w:lsdException w:name="macro" w:semiHidden="0" w:uiPriority="0" w:unhideWhenUsed="0"/>
-    <w:lsdException w:name="toa heading" w:semiHidden="0" w:uiPriority="0" w:unhideWhenUsed="0"/>
-    <w:lsdException w:name="List" w:semiHidden="0" w:uiPriority="0" w:unhideWhenUsed="0"/>
-    <w:lsdException w:name="List Bullet" w:semiHidden="0" w:uiPriority="0" w:unhideWhenUsed="0"/>
-    <w:lsdException w:name="List Number" w:semiHidden="0" w:uiPriority="0" w:unhideWhenUsed="0"/>
-    <w:lsdException w:name="List 2" w:semiHidden="0" w:uiPriority="0" w:unhideWhenUsed="0"/>
-    <w:lsdException w:name="List 3" w:semiHidden="0" w:uiPriority="0" w:unhideWhenUsed="0"/>
-    <w:lsdException w:name="List 4" w:semiHidden="0" w:uiPriority="0" w:unhideWhenUsed="0"/>
-    <w:lsdException w:name="List 5" w:semiHidden="0" w:uiPriority="0" w:unhideWhenUsed="0"/>
-    <w:lsdException w:name="List Bullet 2" w:semiHidden="0" w:uiPriority="0" w:unhideWhenUsed="0"/>
-    <w:lsdException w:name="List Bullet 3" w:semiHidden="0" w:uiPriority="0" w:unhideWhenUsed="0"/>
-    <w:lsdException w:name="List Bullet 4" w:semiHidden="0" w:uiPriority="0" w:unhideWhenUsed="0"/>
-    <w:lsdException w:name="List Bullet 5" w:semiHidden="0" w:uiPriority="0" w:unhideWhenUsed="0"/>
-    <w:lsdException w:name="List Number 2" w:semiHidden="0" w:uiPriority="0" w:unhideWhenUsed="0"/>
-    <w:lsdException w:name="List Number 3" w:semiHidden="0" w:uiPriority="0" w:unhideWhenUsed="0"/>
-    <w:lsdException w:name="List Number 4" w:semiHidden="0" w:uiPriority="0" w:unhideWhenUsed="0"/>
-    <w:lsdException w:name="List Number 5" w:semiHidden="0" w:uiPriority="0" w:unhideWhenUsed="0"/>
-    <w:lsdException w:name="Title" w:semiHidden="0" w:uiPriority="0" w:unhideWhenUsed="0" w:qFormat="1"/>
-    <w:lsdException w:name="Closing" w:semiHidden="0" w:uiPriority="0" w:unhideWhenUsed="0"/>
-    <w:lsdException w:name="Signature" w:semiHidden="0" w:uiPriority="0" w:unhideWhenUsed="0"/>
-    <w:lsdException w:name="Default Paragraph Font" w:uiPriority="0" w:unhideWhenUsed="0" w:qFormat="1"/>
-    <w:lsdException w:name="Body Text" w:uiPriority="0" w:unhideWhenUsed="0" w:qFormat="1"/>
-    <w:lsdException w:name="Body Text Indent" w:semiHidden="0" w:uiPriority="0" w:unhideWhenUsed="0"/>
-    <w:lsdException w:name="List Continue" w:semiHidden="0" w:uiPriority="0" w:unhideWhenUsed="0"/>
-    <w:lsdException w:name="List Continue 2" w:semiHidden="0" w:uiPriority="0" w:unhideWhenUsed="0"/>
-    <w:lsdException w:name="List Continue 3" w:semiHidden="0" w:uiPriority="0" w:unhideWhenUsed="0"/>
-    <w:lsdException w:name="List Continue 4" w:semiHidden="0" w:uiPriority="0" w:unhideWhenUsed="0"/>
-    <w:lsdException w:name="List Continue 5" w:semiHidden="0" w:uiPriority="0" w:unhideWhenUsed="0"/>
-    <w:lsdException w:name="Message Header" w:semiHidden="0" w:uiPriority="0" w:unhideWhenUsed="0"/>
-    <w:lsdException w:name="Subtitle" w:semiHidden="0" w:uiPriority="0" w:unhideWhenUsed="0" w:qFormat="1"/>
-    <w:lsdException w:name="Salutation" w:semiHidden="0" w:uiPriority="0" w:unhideWhenUsed="0"/>
-    <w:lsdException w:name="Date" w:semiHidden="0" w:uiPriority="0" w:unhideWhenUsed="0"/>
-    <w:lsdException w:name="Body Text First Indent" w:semiHidden="0" w:uiPriority="0" w:unhideWhenUsed="0"/>
-    <w:lsdException w:name="Body Text First Indent 2" w:semiHidden="0" w:uiPriority="0" w:unhideWhenUsed="0"/>
-    <w:lsdException w:name="Body Text 2" w:semiHidden="0" w:uiPriority="0" w:unhideWhenUsed="0"/>
-    <w:lsdException w:name="Body Text 3" w:semiHidden="0" w:uiPriority="0" w:unhideWhenUsed="0"/>
-    <w:lsdException w:name="Body Text Indent 2" w:semiHidden="0" w:uiPriority="0" w:unhideWhenUsed="0"/>
-    <w:lsdException w:name="Body Text Indent 3" w:semiHidden="0" w:uiPriority="0" w:unhideWhenUsed="0"/>
-    <w:lsdException w:name="Block Text" w:semiHidden="0" w:uiPriority="0" w:unhideWhenUsed="0"/>
-    <w:lsdException w:name="Hyperlink" w:semiHidden="0" w:uiPriority="0" w:unhideWhenUsed="0"/>
-    <w:lsdException w:name="FollowedHyperlink" w:semiHidden="0" w:uiPriority="0" w:unhideWhenUsed="0"/>
-    <w:lsdException w:name="Strong" w:semiHidden="0" w:uiPriority="0" w:unhideWhenUsed="0" w:qFormat="1"/>
-    <w:lsdException w:name="Emphasis" w:semiHidden="0" w:uiPriority="0" w:unhideWhenUsed="0" w:qFormat="1"/>
-    <w:lsdException w:name="Document Map" w:semiHidden="0" w:uiPriority="0" w:unhideWhenUsed="0"/>
-    <w:lsdException w:name="Plain Text" w:semiHidden="0" w:uiPriority="0" w:unhideWhenUsed="0"/>
-    <w:lsdException w:name="E-mail Signature" w:semiHidden="0" w:uiPriority="0" w:unhideWhenUsed="0"/>
-    <w:lsdException w:name="Normal (Web)" w:semiHidden="0" w:uiPriority="0" w:unhideWhenUsed="0" w:qFormat="1"/>
-    <w:lsdException w:name="HTML Acronym" w:semiHidden="0" w:uiPriority="0" w:unhideWhenUsed="0"/>
-    <w:lsdException w:name="HTML Address" w:semiHidden="0" w:uiPriority="0" w:unhideWhenUsed="0"/>
-    <w:lsdException w:name="HTML Cite" w:semiHidden="0" w:uiPriority="0" w:unhideWhenUsed="0"/>
-    <w:lsdException w:name="HTML Code" w:semiHidden="0" w:uiPriority="0" w:unhideWhenUsed="0"/>
-    <w:lsdException w:name="HTML Definition" w:semiHidden="0" w:uiPriority="0" w:unhideWhenUsed="0"/>
-    <w:lsdException w:name="HTML Keyboard" w:semiHidden="0" w:uiPriority="0" w:unhideWhenUsed="0"/>
-    <w:lsdException w:name="HTML Preformatted" w:semiHidden="0" w:uiPriority="0" w:unhideWhenUsed="0"/>
-    <w:lsdException w:name="HTML Sample" w:semiHidden="0" w:uiPriority="0" w:unhideWhenUsed="0"/>
-    <w:lsdException w:name="HTML Typewriter" w:semiHidden="0" w:uiPriority="0" w:unhideWhenUsed="0"/>
-    <w:lsdException w:name="HTML Variable" w:semiHidden="0" w:uiPriority="0" w:unhideWhenUsed="0"/>
-    <w:lsdException w:name="Normal Table" w:uiPriority="0" w:unhideWhenUsed="0" w:qFormat="1"/>
-    <w:lsdException w:name="annotation subject" w:semiHidden="0" w:uiPriority="0" w:unhideWhenUsed="0"/>
-    <w:lsdException w:name="Table Simple 1" w:semiHidden="0" w:uiPriority="0" w:unhideWhenUsed="0"/>
-    <w:lsdException w:name="Table Simple 2" w:semiHidden="0" w:uiPriority="0" w:unhideWhenUsed="0"/>
-    <w:lsdException w:name="Table Simple 3" w:semiHidden="0" w:uiPriority="0" w:unhideWhenUsed="0"/>
-    <w:lsdException w:name="Table Classic 1" w:semiHidden="0" w:uiPriority="0" w:unhideWhenUsed="0"/>
-    <w:lsdException w:name="Table Classic 2" w:semiHidden="0" w:uiPriority="0" w:unhideWhenUsed="0"/>
-    <w:lsdException w:name="Table Classic 3" w:semiHidden="0" w:uiPriority="0" w:unhideWhenUsed="0"/>
-    <w:lsdException w:name="Table Classic 4" w:semiHidden="0" w:uiPriority="0" w:unhideWhenUsed="0"/>
-    <w:lsdException w:name="Table Colorful 1" w:semiHidden="0" w:uiPriority="0" w:unhideWhenUsed="0"/>
-    <w:lsdException w:name="Table Colorful 2" w:semiHidden="0" w:uiPriority="0" w:unhideWhenUsed="0"/>
-    <w:lsdException w:name="Table Colorful 3" w:semiHidden="0" w:uiPriority="0" w:unhideWhenUsed="0"/>
-    <w:lsdException w:name="Table Columns 1" w:semiHidden="0" w:uiPriority="0" w:unhideWhenUsed="0"/>
-    <w:lsdException w:name="Table Columns 2" w:semiHidden="0" w:uiPriority="0" w:unhideWhenUsed="0"/>
-    <w:lsdException w:name="Table Columns 3" w:semiHidden="0" w:uiPriority="0" w:unhideWhenUsed="0"/>
-    <w:lsdException w:name="Table Columns 4" w:semiHidden="0" w:uiPriority="0" w:unhideWhenUsed="0"/>
-    <w:lsdException w:name="Table Columns 5" w:semiHidden="0" w:uiPriority="0" w:unhideWhenUsed="0"/>
-    <w:lsdException w:name="Table Grid 1" w:semiHidden="0" w:uiPriority="0" w:unhideWhenUsed="0"/>
-    <w:lsdException w:name="Table Grid 2" w:semiHidden="0" w:uiPriority="0" w:unhideWhenUsed="0"/>
-    <w:lsdException w:name="Table Grid 3" w:semiHidden="0" w:uiPriority="0" w:unhideWhenUsed="0"/>
-    <w:lsdException w:name="Table Grid 4" w:semiHidden="0" w:uiPriority="0" w:unhideWhenUsed="0"/>
-    <w:lsdException w:name="Table Grid 5" w:semiHidden="0" w:uiPriority="0" w:unhideWhenUsed="0"/>
-    <w:lsdException w:name="Table Grid 6" w:semiHidden="0" w:uiPriority="0" w:unhideWhenUsed="0"/>
-    <w:lsdException w:name="Table Grid 7" w:semiHidden="0" w:uiPriority="0" w:unhideWhenUsed="0"/>
-    <w:lsdException w:name="Table Grid 8" w:semiHidden="0" w:uiPriority="0" w:unhideWhenUsed="0"/>
-    <w:lsdException w:name="Table List 1" w:semiHidden="0" w:uiPriority="0" w:unhideWhenUsed="0"/>
-    <w:lsdException w:name="Table List 2" w:semiHidden="0" w:uiPriority="0" w:unhideWhenUsed="0"/>
-    <w:lsdException w:name="Table List 3" w:semiHidden="0" w:uiPriority="0" w:unhideWhenUsed="0"/>
-    <w:lsdException w:name="Table List 4" w:semiHidden="0" w:uiPriority="0" w:unhideWhenUsed="0"/>
-    <w:lsdException w:name="Table List 5" w:semiHidden="0" w:uiPriority="0" w:unhideWhenUsed="0"/>
-    <w:lsdException w:name="Table List 6" w:semiHidden="0" w:uiPriority="0" w:unhideWhenUsed="0"/>
-    <w:lsdException w:name="Table List 7" w:semiHidden="0" w:uiPriority="0" w:unhideWhenUsed="0"/>
-    <w:lsdException w:name="Table List 8" w:semiHidden="0" w:uiPriority="0" w:unhideWhenUsed="0"/>
-    <w:lsdException w:name="Table 3D effects 1" w:semiHidden="0" w:uiPriority="0" w:unhideWhenUsed="0"/>
-    <w:lsdException w:name="Table 3D effects 2" w:semiHidden="0" w:uiPriority="0" w:unhideWhenUsed="0"/>
-    <w:lsdException w:name="Table 3D effects 3" w:semiHidden="0" w:uiPriority="0" w:unhideWhenUsed="0"/>
-    <w:lsdException w:name="Table Contemporary" w:semiHidden="0" w:uiPriority="0" w:unhideWhenUsed="0"/>
-    <w:lsdException w:name="Table Elegant" w:semiHidden="0" w:uiPriority="0" w:unhideWhenUsed="0"/>
-    <w:lsdException w:name="Table Professional" w:semiHidden="0" w:uiPriority="0" w:unhideWhenUsed="0"/>
-    <w:lsdException w:name="Table Subtle 1" w:semiHidden="0" w:uiPriority="0" w:unhideWhenUsed="0"/>
-    <w:lsdException w:name="Table Subtle 2" w:semiHidden="0" w:uiPriority="0" w:unhideWhenUsed="0"/>
-    <w:lsdException w:name="Table Web 1" w:semiHidden="0" w:uiPriority="0" w:unhideWhenUsed="0"/>
-    <w:lsdException w:name="Table Web 2" w:semiHidden="0" w:uiPriority="0" w:unhideWhenUsed="0"/>
-    <w:lsdException w:name="Table Web 3" w:semiHidden="0" w:uiPriority="0" w:unhideWhenUsed="0"/>
-    <w:lsdException w:name="Balloon Text" w:semiHidden="0" w:uiPriority="0" w:unhideWhenUsed="0"/>
-    <w:lsdException w:name="Table Grid" w:semiHidden="0" w:uiPriority="0" w:unhideWhenUsed="0" w:qFormat="1"/>
-    <w:lsdException w:name="Table Theme" w:semiHidden="0" w:uiPriority="0" w:unhideWhenUsed="0"/>
-    <w:lsdException w:name="Light Shading" w:semiHidden="0" w:uiPriority="60" w:unhideWhenUsed="0"/>
-    <w:lsdException w:name="Light List" w:semiHidden="0" w:uiPriority="61" w:unhideWhenUsed="0"/>
-    <w:lsdException w:name="Light Grid" w:semiHidden="0" w:uiPriority="62" w:unhideWhenUsed="0"/>
-    <w:lsdException w:name="Medium Shading 1" w:semiHidden="0" w:uiPriority="63" w:unhideWhenUsed="0"/>
-    <w:lsdException w:name="Medium Shading 2" w:semiHidden="0" w:uiPriority="64" w:unhideWhenUsed="0"/>
-    <w:lsdException w:name="Medium List 1" w:semiHidden="0" w:uiPriority="65" w:unhideWhenUsed="0"/>
-    <w:lsdException w:name="Medium List 2" w:semiHidden="0" w:uiPriority="66" w:unhideWhenUsed="0"/>
-    <w:lsdException w:name="Medium Grid 1" w:semiHidden="0" w:uiPriority="67" w:unhideWhenUsed="0"/>
-    <w:lsdException w:name="Medium Grid 2" w:semiHidden="0" w:uiPriority="68" w:unhideWhenUsed="0"/>
-    <w:lsdException w:name="Medium Grid 3" w:semiHidden="0" w:uiPriority="69" w:unhideWhenUsed="0"/>
-    <w:lsdException w:name="Dark List" w:semiHidden="0" w:uiPriority="70" w:unhideWhenUsed="0"/>
-    <w:lsdException w:name="Colorful Shading" w:semiHidden="0" w:uiPriority="71" w:unhideWhenUsed="0"/>
-    <w:lsdException w:name="Colorful List" w:semiHidden="0" w:uiPriority="72" w:unhideWhenUsed="0"/>
-    <w:lsdException w:name="Colorful Grid" w:semiHidden="0" w:uiPriority="73" w:unhideWhenUsed="0"/>
-    <w:lsdException w:name="Light Shading Accent 1" w:semiHidden="0" w:uiPriority="60" w:unhideWhenUsed="0"/>
-    <w:lsdException w:name="Light List Accent 1" w:semiHidden="0" w:uiPriority="61" w:unhideWhenUsed="0"/>
-    <w:lsdException w:name="Light Grid Accent 1" w:semiHidden="0" w:uiPriority="62" w:unhideWhenUsed="0"/>
-    <w:lsdException w:name="Medium Shading 1 Accent 1" w:semiHidden="0" w:uiPriority="63" w:unhideWhenUsed="0"/>
-    <w:lsdException w:name="Medium Shading 2 Accent 1" w:semiHidden="0" w:uiPriority="64" w:unhideWhenUsed="0"/>
-    <w:lsdException w:name="Medium List 1 Accent 1" w:semiHidden="0" w:uiPriority="65" w:unhideWhenUsed="0"/>
-    <w:lsdException w:name="Medium List 2 Accent 1" w:semiHidden="0" w:uiPriority="66" w:unhideWhenUsed="0"/>
-    <w:lsdException w:name="Medium Grid 1 Accent 1" w:semiHidden="0" w:uiPriority="67" w:unhideWhenUsed="0"/>
-    <w:lsdException w:name="Medium Grid 2 Accent 1" w:semiHidden="0" w:uiPriority="68" w:unhideWhenUsed="0"/>
-    <w:lsdException w:name="Medium Grid 3 Accent 1" w:semiHidden="0" w:uiPriority="69" w:unhideWhenUsed="0"/>
-    <w:lsdException w:name="Dark List Accent 1" w:semiHidden="0" w:uiPriority="70" w:unhideWhenUsed="0"/>
-    <w:lsdException w:name="Colorful Shading Accent 1" w:semiHidden="0" w:uiPriority="71" w:unhideWhenUsed="0"/>
-    <w:lsdException w:name="Colorful List Accent 1" w:semiHidden="0" w:uiPriority="72" w:unhideWhenUsed="0"/>
-    <w:lsdException w:name="Colorful Grid Accent 1" w:semiHidden="0" w:uiPriority="73" w:unhideWhenUsed="0"/>
-    <w:lsdException w:name="Light Shading Accent 2" w:semiHidden="0" w:uiPriority="60" w:unhideWhenUsed="0"/>
-    <w:lsdException w:name="Light List Accent 2" w:semiHidden="0" w:uiPriority="61" w:unhideWhenUsed="0"/>
-    <w:lsdException w:name="Light Grid Accent 2" w:semiHidden="0" w:uiPriority="62" w:unhideWhenUsed="0"/>
-    <w:lsdException w:name="Medium Shading 1 Accent 2" w:semiHidden="0" w:uiPriority="63" w:unhideWhenUsed="0"/>
-    <w:lsdException w:name="Medium Shading 2 Accent 2" w:semiHidden="0" w:uiPriority="64" w:unhideWhenUsed="0"/>
-    <w:lsdException w:name="Medium List 1 Accent 2" w:semiHidden="0" w:uiPriority="65" w:unhideWhenUsed="0"/>
-    <w:lsdException w:name="Medium List 2 Accent 2" w:semiHidden="0" w:uiPriority="66" w:unhideWhenUsed="0"/>
-    <w:lsdException w:name="Medium Grid 1 Accent 2" w:semiHidden="0" w:uiPriority="67" w:unhideWhenUsed="0"/>
-    <w:lsdException w:name="Medium Grid 2 Accent 2" w:semiHidden="0" w:uiPriority="68" w:unhideWhenUsed="0"/>
-    <w:lsdException w:name="Medium Grid 3 Accent 2" w:semiHidden="0" w:uiPriority="69" w:unhideWhenUsed="0"/>
-    <w:lsdException w:name="Dark List Accent 2" w:semiHidden="0" w:uiPriority="70" w:unhideWhenUsed="0"/>
-    <w:lsdException w:name="Colorful Shading Accent 2" w:semiHidden="0" w:uiPriority="71" w:unhideWhenUsed="0"/>
-    <w:lsdException w:name="Colorful List Accent 2" w:semiHidden="0" w:uiPriority="72" w:unhideWhenUsed="0"/>
-    <w:lsdException w:name="Colorful Grid Accent 2" w:semiHidden="0" w:uiPriority="73" w:unhideWhenUsed="0"/>
-    <w:lsdException w:name="Light Shading Accent 3" w:semiHidden="0" w:uiPriority="60" w:unhideWhenUsed="0"/>
-    <w:lsdException w:name="Light List Accent 3" w:semiHidden="0" w:uiPriority="61" w:unhideWhenUsed="0"/>
-    <w:lsdException w:name="Light Grid Accent 3" w:semiHidden="0" w:uiPriority="62" w:unhideWhenUsed="0"/>
-    <w:lsdException w:name="Medium Shading 1 Accent 3" w:semiHidden="0" w:uiPriority="63" w:unhideWhenUsed="0"/>
-    <w:lsdException w:name="Medium Shading 2 Accent 3" w:semiHidden="0" w:uiPriority="64" w:unhideWhenUsed="0"/>
-    <w:lsdException w:name="Medium List 1 Accent 3" w:semiHidden="0" w:uiPriority="65" w:unhideWhenUsed="0"/>
-    <w:lsdException w:name="Medium List 2 Accent 3" w:semiHidden="0" w:uiPriority="66" w:unhideWhenUsed="0"/>
-    <w:lsdException w:name="Medium Grid 1 Accent 3" w:semiHidden="0" w:uiPriority="67" w:unhideWhenUsed="0"/>
-    <w:lsdException w:name="Medium Grid 2 Accent 3" w:semiHidden="0" w:uiPriority="68" w:unhideWhenUsed="0"/>
-    <w:lsdException w:name="Medium Grid 3 Accent 3" w:semiHidden="0" w:uiPriority="69" w:unhideWhenUsed="0"/>
-    <w:lsdException w:name="Dark List Accent 3" w:semiHidden="0" w:uiPriority="70" w:unhideWhenUsed="0"/>
-    <w:lsdException w:name="Colorful Shading Accent 3" w:semiHidden="0" w:uiPriority="71" w:unhideWhenUsed="0"/>
-    <w:lsdException w:name="Colorful List Accent 3" w:semiHidden="0" w:uiPriority="72" w:unhideWhenUsed="0"/>
-    <w:lsdException w:name="Colorful Grid Accent 3" w:semiHidden="0" w:uiPriority="73" w:unhideWhenUsed="0"/>
-    <w:lsdException w:name="Light Shading Accent 4" w:semiHidden="0" w:uiPriority="60" w:unhideWhenUsed="0"/>
-    <w:lsdException w:name="Light List Accent 4" w:semiHidden="0" w:uiPriority="61" w:unhideWhenUsed="0"/>
-    <w:lsdException w:name="Light Grid Accent 4" w:semiHidden="0" w:uiPriority="62" w:unhideWhenUsed="0"/>
-    <w:lsdException w:name="Medium Shading 1 Accent 4" w:semiHidden="0" w:uiPriority="63" w:unhideWhenUsed="0"/>
-    <w:lsdException w:name="Medium Shading 2 Accent 4" w:semiHidden="0" w:uiPriority="64" w:unhideWhenUsed="0"/>
-    <w:lsdException w:name="Medium List 1 Accent 4" w:semiHidden="0" w:uiPriority="65" w:unhideWhenUsed="0"/>
-    <w:lsdException w:name="Medium List 2 Accent 4" w:semiHidden="0" w:uiPriority="66" w:unhideWhenUsed="0"/>
-    <w:lsdException w:name="Medium Grid 1 Accent 4" w:semiHidden="0" w:uiPriority="67" w:unhideWhenUsed="0"/>
-    <w:lsdException w:name="Medium Grid 2 Accent 4" w:semiHidden="0" w:uiPriority="68" w:unhideWhenUsed="0"/>
-    <w:lsdException w:name="Medium Grid 3 Accent 4" w:semiHidden="0" w:uiPriority="69" w:unhideWhenUsed="0"/>
-    <w:lsdException w:name="Dark List Accent 4" w:semiHidden="0" w:uiPriority="70" w:unhideWhenUsed="0"/>
-    <w:lsdException w:name="Colorful Shading Accent 4" w:semiHidden="0" w:uiPriority="71" w:unhideWhenUsed="0"/>
-    <w:lsdException w:name="Colorful List Accent 4" w:semiHidden="0" w:uiPriority="72" w:unhideWhenUsed="0"/>
-    <w:lsdException w:name="Colorful Grid Accent 4" w:semiHidden="0" w:uiPriority="73" w:unhideWhenUsed="0"/>
-    <w:lsdException w:name="Light Shading Accent 5" w:semiHidden="0" w:uiPriority="60" w:unhideWhenUsed="0"/>
-    <w:lsdException w:name="Light List Accent 5" w:semiHidden="0" w:uiPriority="61" w:unhideWhenUsed="0"/>
-    <w:lsdException w:name="Light Grid Accent 5" w:semiHidden="0" w:uiPriority="62" w:unhideWhenUsed="0"/>
-    <w:lsdException w:name="Medium Shading 1 Accent 5" w:semiHidden="0" w:uiPriority="63" w:unhideWhenUsed="0"/>
-    <w:lsdException w:name="Medium Shading 2 Accent 5" w:semiHidden="0" w:uiPriority="64" w:unhideWhenUsed="0"/>
-    <w:lsdException w:name="Medium List 1 Accent 5" w:semiHidden="0" w:uiPriority="65" w:unhideWhenUsed="0"/>
-    <w:lsdException w:name="Medium List 2 Accent 5" w:semiHidden="0" w:uiPriority="66" w:unhideWhenUsed="0"/>
-    <w:lsdException w:name="Medium Grid 1 Accent 5" w:semiHidden="0" w:uiPriority="67" w:unhideWhenUsed="0"/>
-    <w:lsdException w:name="Medium Grid 2 Accent 5" w:semiHidden="0" w:uiPriority="68" w:unhideWhenUsed="0"/>
-    <w:lsdException w:name="Medium Grid 3 Accent 5" w:semiHidden="0" w:uiPriority="69" w:unhideWhenUsed="0"/>
-    <w:lsdException w:name="Dark List Accent 5" w:semiHidden="0" w:uiPriority="70" w:unhideWhenUsed="0"/>
-    <w:lsdException w:name="Colorful Shading Accent 5" w:semiHidden="0" w:uiPriority="71" w:unhideWhenUsed="0"/>
-    <w:lsdException w:name="Colorful List Accent 5" w:semiHidden="0" w:uiPriority="72" w:unhideWhenUsed="0"/>
-    <w:lsdException w:name="Colorful Grid Accent 5" w:semiHidden="0" w:uiPriority="73" w:unhideWhenUsed="0"/>
-    <w:lsdException w:name="Light Shading Accent 6" w:semiHidden="0" w:uiPriority="60" w:unhideWhenUsed="0"/>
-    <w:lsdException w:name="Light List Accent 6" w:semiHidden="0" w:uiPriority="61" w:unhideWhenUsed="0"/>
-    <w:lsdException w:name="Light Grid Accent 6" w:semiHidden="0" w:uiPriority="62" w:unhideWhenUsed="0"/>
-    <w:lsdException w:name="Medium Shading 1 Accent 6" w:semiHidden="0" w:uiPriority="63" w:unhideWhenUsed="0"/>
-    <w:lsdException w:name="Medium Shading 2 Accent 6" w:semiHidden="0" w:uiPriority="64" w:unhideWhenUsed="0"/>
-    <w:lsdException w:name="Medium List 1 Accent 6" w:semiHidden="0" w:uiPriority="65" w:unhideWhenUsed="0"/>
-    <w:lsdException w:name="Medium List 2 Accent 6" w:semiHidden="0" w:uiPriority="66" w:unhideWhenUsed="0"/>
-    <w:lsdException w:name="Medium Grid 1 Accent 6" w:semiHidden="0" w:uiPriority="67" w:unhideWhenUsed="0"/>
-    <w:lsdException w:name="Medium Grid 2 Accent 6" w:semiHidden="0" w:uiPriority="68" w:unhideWhenUsed="0"/>
-    <w:lsdException w:name="Medium Grid 3 Accent 6" w:semiHidden="0" w:uiPriority="69" w:unhideWhenUsed="0"/>
-    <w:lsdException w:name="Dark List Accent 6" w:semiHidden="0" w:uiPriority="70" w:unhideWhenUsed="0"/>
-    <w:lsdException w:name="Colorful Shading Accent 6" w:semiHidden="0" w:uiPriority="71" w:unhideWhenUsed="0"/>
-    <w:lsdException w:name="Colorful List Accent 6" w:semiHidden="0" w:uiPriority="72" w:unhideWhenUsed="0"/>
-    <w:lsdException w:name="Colorful Grid Accent 6" w:semiHidden="0" w:uiPriority="73" w:unhideWhenUsed="0"/>
+  <w:latentStyles w:count="260" w:defQFormat="0" w:defUnhideWhenUsed="1" w:defSemiHidden="1" w:defUIPriority="99" w:defLockedState="0">
+    <w:lsdException w:qFormat="1" w:unhideWhenUsed="0" w:uiPriority="0" w:semiHidden="0" w:name="Normal"/>
+    <w:lsdException w:qFormat="1" w:unhideWhenUsed="0" w:uiPriority="0" w:semiHidden="0" w:name="heading 1"/>
+    <w:lsdException w:qFormat="1" w:uiPriority="0" w:semiHidden="0" w:name="heading 2"/>
+    <w:lsdException w:qFormat="1" w:uiPriority="0" w:name="heading 3"/>
+    <w:lsdException w:qFormat="1" w:uiPriority="0" w:semiHidden="0" w:name="heading 4"/>
+    <w:lsdException w:qFormat="1" w:uiPriority="0" w:name="heading 5"/>
+    <w:lsdException w:qFormat="1" w:uiPriority="0" w:name="heading 6"/>
+    <w:lsdException w:qFormat="1" w:uiPriority="0" w:name="heading 7"/>
+    <w:lsdException w:qFormat="1" w:uiPriority="0" w:name="heading 8"/>
+    <w:lsdException w:qFormat="1" w:uiPriority="0" w:name="heading 9"/>
+    <w:lsdException w:unhideWhenUsed="0" w:uiPriority="0" w:semiHidden="0" w:name="index 1"/>
+    <w:lsdException w:unhideWhenUsed="0" w:uiPriority="0" w:semiHidden="0" w:name="index 2"/>
+    <w:lsdException w:unhideWhenUsed="0" w:uiPriority="0" w:semiHidden="0" w:name="index 3"/>
+    <w:lsdException w:unhideWhenUsed="0" w:uiPriority="0" w:semiHidden="0" w:name="index 4"/>
+    <w:lsdException w:unhideWhenUsed="0" w:uiPriority="0" w:semiHidden="0" w:name="index 5"/>
+    <w:lsdException w:unhideWhenUsed="0" w:uiPriority="0" w:semiHidden="0" w:name="index 6"/>
+    <w:lsdException w:unhideWhenUsed="0" w:uiPriority="0" w:semiHidden="0" w:name="index 7"/>
+    <w:lsdException w:unhideWhenUsed="0" w:uiPriority="0" w:semiHidden="0" w:name="index 8"/>
+    <w:lsdException w:unhideWhenUsed="0" w:uiPriority="0" w:semiHidden="0" w:name="index 9"/>
+    <w:lsdException w:qFormat="1" w:unhideWhenUsed="0" w:uiPriority="0" w:semiHidden="0" w:name="toc 1"/>
+    <w:lsdException w:qFormat="1" w:unhideWhenUsed="0" w:uiPriority="0" w:semiHidden="0" w:name="toc 2"/>
+    <w:lsdException w:qFormat="1" w:unhideWhenUsed="0" w:uiPriority="0" w:semiHidden="0" w:name="toc 3"/>
+    <w:lsdException w:unhideWhenUsed="0" w:uiPriority="0" w:semiHidden="0" w:name="toc 4"/>
+    <w:lsdException w:unhideWhenUsed="0" w:uiPriority="0" w:semiHidden="0" w:name="toc 5"/>
+    <w:lsdException w:unhideWhenUsed="0" w:uiPriority="0" w:semiHidden="0" w:name="toc 6"/>
+    <w:lsdException w:unhideWhenUsed="0" w:uiPriority="0" w:semiHidden="0" w:name="toc 7"/>
+    <w:lsdException w:unhideWhenUsed="0" w:uiPriority="0" w:semiHidden="0" w:name="toc 8"/>
+    <w:lsdException w:unhideWhenUsed="0" w:uiPriority="0" w:semiHidden="0" w:name="toc 9"/>
+    <w:lsdException w:unhideWhenUsed="0" w:uiPriority="0" w:semiHidden="0" w:name="Normal Indent"/>
+    <w:lsdException w:unhideWhenUsed="0" w:uiPriority="0" w:semiHidden="0" w:name="footnote text"/>
+    <w:lsdException w:qFormat="1" w:unhideWhenUsed="0" w:uiPriority="0" w:semiHidden="0" w:name="annotation text"/>
+    <w:lsdException w:qFormat="1" w:unhideWhenUsed="0" w:uiPriority="0" w:semiHidden="0" w:name="header"/>
+    <w:lsdException w:qFormat="1" w:unhideWhenUsed="0" w:uiPriority="0" w:semiHidden="0" w:name="footer"/>
+    <w:lsdException w:unhideWhenUsed="0" w:uiPriority="0" w:semiHidden="0" w:name="index heading"/>
+    <w:lsdException w:qFormat="1" w:uiPriority="0" w:name="caption"/>
+    <w:lsdException w:unhideWhenUsed="0" w:uiPriority="0" w:semiHidden="0" w:name="table of figures"/>
+    <w:lsdException w:unhideWhenUsed="0" w:uiPriority="0" w:semiHidden="0" w:name="envelope address"/>
+    <w:lsdException w:unhideWhenUsed="0" w:uiPriority="0" w:semiHidden="0" w:name="envelope return"/>
+    <w:lsdException w:unhideWhenUsed="0" w:uiPriority="0" w:semiHidden="0" w:name="footnote reference"/>
+    <w:lsdException w:unhideWhenUsed="0" w:uiPriority="0" w:semiHidden="0" w:name="annotation reference"/>
+    <w:lsdException w:unhideWhenUsed="0" w:uiPriority="0" w:semiHidden="0" w:name="line number"/>
+    <w:lsdException w:unhideWhenUsed="0" w:uiPriority="0" w:semiHidden="0" w:name="page number"/>
+    <w:lsdException w:unhideWhenUsed="0" w:uiPriority="0" w:semiHidden="0" w:name="endnote reference"/>
+    <w:lsdException w:unhideWhenUsed="0" w:uiPriority="0" w:semiHidden="0" w:name="endnote text"/>
+    <w:lsdException w:unhideWhenUsed="0" w:uiPriority="0" w:semiHidden="0" w:name="table of authorities"/>
+    <w:lsdException w:unhideWhenUsed="0" w:uiPriority="0" w:semiHidden="0" w:name="macro"/>
+    <w:lsdException w:unhideWhenUsed="0" w:uiPriority="0" w:semiHidden="0" w:name="toa heading"/>
+    <w:lsdException w:unhideWhenUsed="0" w:uiPriority="0" w:semiHidden="0" w:name="List"/>
+    <w:lsdException w:unhideWhenUsed="0" w:uiPriority="0" w:semiHidden="0" w:name="List Bullet"/>
+    <w:lsdException w:unhideWhenUsed="0" w:uiPriority="0" w:semiHidden="0" w:name="List Number"/>
+    <w:lsdException w:unhideWhenUsed="0" w:uiPriority="0" w:semiHidden="0" w:name="List 2"/>
+    <w:lsdException w:unhideWhenUsed="0" w:uiPriority="0" w:semiHidden="0" w:name="List 3"/>
+    <w:lsdException w:unhideWhenUsed="0" w:uiPriority="0" w:semiHidden="0" w:name="List 4"/>
+    <w:lsdException w:unhideWhenUsed="0" w:uiPriority="0" w:semiHidden="0" w:name="List 5"/>
+    <w:lsdException w:unhideWhenUsed="0" w:uiPriority="0" w:semiHidden="0" w:name="List Bullet 2"/>
+    <w:lsdException w:unhideWhenUsed="0" w:uiPriority="0" w:semiHidden="0" w:name="List Bullet 3"/>
+    <w:lsdException w:unhideWhenUsed="0" w:uiPriority="0" w:semiHidden="0" w:name="List Bullet 4"/>
+    <w:lsdException w:unhideWhenUsed="0" w:uiPriority="0" w:semiHidden="0" w:name="List Bullet 5"/>
+    <w:lsdException w:unhideWhenUsed="0" w:uiPriority="0" w:semiHidden="0" w:name="List Number 2"/>
+    <w:lsdException w:unhideWhenUsed="0" w:uiPriority="0" w:semiHidden="0" w:name="List Number 3"/>
+    <w:lsdException w:unhideWhenUsed="0" w:uiPriority="0" w:semiHidden="0" w:name="List Number 4"/>
+    <w:lsdException w:unhideWhenUsed="0" w:uiPriority="0" w:semiHidden="0" w:name="List Number 5"/>
+    <w:lsdException w:qFormat="1" w:unhideWhenUsed="0" w:uiPriority="0" w:semiHidden="0" w:name="Title"/>
+    <w:lsdException w:unhideWhenUsed="0" w:uiPriority="0" w:semiHidden="0" w:name="Closing"/>
+    <w:lsdException w:unhideWhenUsed="0" w:uiPriority="0" w:semiHidden="0" w:name="Signature"/>
+    <w:lsdException w:qFormat="1" w:unhideWhenUsed="0" w:uiPriority="0" w:name="Default Paragraph Font"/>
+    <w:lsdException w:qFormat="1" w:unhideWhenUsed="0" w:uiPriority="0" w:name="Body Text"/>
+    <w:lsdException w:unhideWhenUsed="0" w:uiPriority="0" w:semiHidden="0" w:name="Body Text Indent"/>
+    <w:lsdException w:unhideWhenUsed="0" w:uiPriority="0" w:semiHidden="0" w:name="List Continue"/>
+    <w:lsdException w:unhideWhenUsed="0" w:uiPriority="0" w:semiHidden="0" w:name="List Continue 2"/>
+    <w:lsdException w:unhideWhenUsed="0" w:uiPriority="0" w:semiHidden="0" w:name="List Continue 3"/>
+    <w:lsdException w:unhideWhenUsed="0" w:uiPriority="0" w:semiHidden="0" w:name="List Continue 4"/>
+    <w:lsdException w:unhideWhenUsed="0" w:uiPriority="0" w:semiHidden="0" w:name="List Continue 5"/>
+    <w:lsdException w:unhideWhenUsed="0" w:uiPriority="0" w:semiHidden="0" w:name="Message Header"/>
+    <w:lsdException w:qFormat="1" w:unhideWhenUsed="0" w:uiPriority="0" w:semiHidden="0" w:name="Subtitle"/>
+    <w:lsdException w:unhideWhenUsed="0" w:uiPriority="0" w:semiHidden="0" w:name="Salutation"/>
+    <w:lsdException w:unhideWhenUsed="0" w:uiPriority="0" w:semiHidden="0" w:name="Date"/>
+    <w:lsdException w:unhideWhenUsed="0" w:uiPriority="0" w:semiHidden="0" w:name="Body Text First Indent"/>
+    <w:lsdException w:unhideWhenUsed="0" w:uiPriority="0" w:semiHidden="0" w:name="Body Text First Indent 2"/>
+    <w:lsdException w:uiPriority="99" w:name="Note Heading"/>
+    <w:lsdException w:unhideWhenUsed="0" w:uiPriority="0" w:semiHidden="0" w:name="Body Text 2"/>
+    <w:lsdException w:unhideWhenUsed="0" w:uiPriority="0" w:semiHidden="0" w:name="Body Text 3"/>
+    <w:lsdException w:unhideWhenUsed="0" w:uiPriority="0" w:semiHidden="0" w:name="Body Text Indent 2"/>
+    <w:lsdException w:unhideWhenUsed="0" w:uiPriority="0" w:semiHidden="0" w:name="Body Text Indent 3"/>
+    <w:lsdException w:unhideWhenUsed="0" w:uiPriority="0" w:semiHidden="0" w:name="Block Text"/>
+    <w:lsdException w:unhideWhenUsed="0" w:uiPriority="0" w:semiHidden="0" w:name="Hyperlink"/>
+    <w:lsdException w:unhideWhenUsed="0" w:uiPriority="0" w:semiHidden="0" w:name="FollowedHyperlink"/>
+    <w:lsdException w:qFormat="1" w:unhideWhenUsed="0" w:uiPriority="0" w:semiHidden="0" w:name="Strong"/>
+    <w:lsdException w:qFormat="1" w:unhideWhenUsed="0" w:uiPriority="0" w:semiHidden="0" w:name="Emphasis"/>
+    <w:lsdException w:unhideWhenUsed="0" w:uiPriority="0" w:semiHidden="0" w:name="Document Map"/>
+    <w:lsdException w:unhideWhenUsed="0" w:uiPriority="0" w:semiHidden="0" w:name="Plain Text"/>
+    <w:lsdException w:unhideWhenUsed="0" w:uiPriority="0" w:semiHidden="0" w:name="E-mail Signature"/>
+    <w:lsdException w:qFormat="1" w:unhideWhenUsed="0" w:uiPriority="0" w:semiHidden="0" w:name="Normal (Web)"/>
+    <w:lsdException w:unhideWhenUsed="0" w:uiPriority="0" w:semiHidden="0" w:name="HTML Acronym"/>
+    <w:lsdException w:unhideWhenUsed="0" w:uiPriority="0" w:semiHidden="0" w:name="HTML Address"/>
+    <w:lsdException w:unhideWhenUsed="0" w:uiPriority="0" w:semiHidden="0" w:name="HTML Cite"/>
+    <w:lsdException w:unhideWhenUsed="0" w:uiPriority="0" w:semiHidden="0" w:name="HTML Code"/>
+    <w:lsdException w:unhideWhenUsed="0" w:uiPriority="0" w:semiHidden="0" w:name="HTML Definition"/>
+    <w:lsdException w:unhideWhenUsed="0" w:uiPriority="0" w:semiHidden="0" w:name="HTML Keyboard"/>
+    <w:lsdException w:unhideWhenUsed="0" w:uiPriority="0" w:semiHidden="0" w:name="HTML Preformatted"/>
+    <w:lsdException w:unhideWhenUsed="0" w:uiPriority="0" w:semiHidden="0" w:name="HTML Sample"/>
+    <w:lsdException w:unhideWhenUsed="0" w:uiPriority="0" w:semiHidden="0" w:name="HTML Typewriter"/>
+    <w:lsdException w:unhideWhenUsed="0" w:uiPriority="0" w:semiHidden="0" w:name="HTML Variable"/>
+    <w:lsdException w:qFormat="1" w:unhideWhenUsed="0" w:uiPriority="0" w:name="Normal Table"/>
+    <w:lsdException w:unhideWhenUsed="0" w:uiPriority="0" w:semiHidden="0" w:name="annotation subject"/>
+    <w:lsdException w:unhideWhenUsed="0" w:uiPriority="0" w:semiHidden="0" w:name="Table Simple 1"/>
+    <w:lsdException w:unhideWhenUsed="0" w:uiPriority="0" w:semiHidden="0" w:name="Table Simple 2"/>
+    <w:lsdException w:unhideWhenUsed="0" w:uiPriority="0" w:semiHidden="0" w:name="Table Simple 3"/>
+    <w:lsdException w:unhideWhenUsed="0" w:uiPriority="0" w:semiHidden="0" w:name="Table Classic 1"/>
+    <w:lsdException w:unhideWhenUsed="0" w:uiPriority="0" w:semiHidden="0" w:name="Table Classic 2"/>
+    <w:lsdException w:unhideWhenUsed="0" w:uiPriority="0" w:semiHidden="0" w:name="Table Classic 3"/>
+    <w:lsdException w:unhideWhenUsed="0" w:uiPriority="0" w:semiHidden="0" w:name="Table Classic 4"/>
+    <w:lsdException w:unhideWhenUsed="0" w:uiPriority="0" w:semiHidden="0" w:name="Table Colorful 1"/>
+    <w:lsdException w:unhideWhenUsed="0" w:uiPriority="0" w:semiHidden="0" w:name="Table Colorful 2"/>
+    <w:lsdException w:unhideWhenUsed="0" w:uiPriority="0" w:semiHidden="0" w:name="Table Colorful 3"/>
+    <w:lsdException w:unhideWhenUsed="0" w:uiPriority="0" w:semiHidden="0" w:name="Table Columns 1"/>
+    <w:lsdException w:unhideWhenUsed="0" w:uiPriority="0" w:semiHidden="0" w:name="Table Columns 2"/>
+    <w:lsdException w:unhideWhenUsed="0" w:uiPriority="0" w:semiHidden="0" w:name="Table Columns 3"/>
+    <w:lsdException w:unhideWhenUsed="0" w:uiPriority="0" w:semiHidden="0" w:name="Table Columns 4"/>
+    <w:lsdException w:unhideWhenUsed="0" w:uiPriority="0" w:semiHidden="0" w:name="Table Columns 5"/>
+    <w:lsdException w:unhideWhenUsed="0" w:uiPriority="0" w:semiHidden="0" w:name="Table Grid 1"/>
+    <w:lsdException w:unhideWhenUsed="0" w:uiPriority="0" w:semiHidden="0" w:name="Table Grid 2"/>
+    <w:lsdException w:unhideWhenUsed="0" w:uiPriority="0" w:semiHidden="0" w:name="Table Grid 3"/>
+    <w:lsdException w:unhideWhenUsed="0" w:uiPriority="0" w:semiHidden="0" w:name="Table Grid 4"/>
+    <w:lsdException w:unhideWhenUsed="0" w:uiPriority="0" w:semiHidden="0" w:name="Table Grid 5"/>
+    <w:lsdException w:unhideWhenUsed="0" w:uiPriority="0" w:semiHidden="0" w:name="Table Grid 6"/>
+    <w:lsdException w:unhideWhenUsed="0" w:uiPriority="0" w:semiHidden="0" w:name="Table Grid 7"/>
+    <w:lsdException w:unhideWhenUsed="0" w:uiPriority="0" w:semiHidden="0" w:name="Table Grid 8"/>
+    <w:lsdException w:unhideWhenUsed="0" w:uiPriority="0" w:semiHidden="0" w:name="Table List 1"/>
+    <w:lsdException w:unhideWhenUsed="0" w:uiPriority="0" w:semiHidden="0" w:name="Table List 2"/>
+    <w:lsdException w:unhideWhenUsed="0" w:uiPriority="0" w:semiHidden="0" w:name="Table List 3"/>
+    <w:lsdException w:unhideWhenUsed="0" w:uiPriority="0" w:semiHidden="0" w:name="Table List 4"/>
+    <w:lsdException w:unhideWhenUsed="0" w:uiPriority="0" w:semiHidden="0" w:name="Table List 5"/>
+    <w:lsdException w:unhideWhenUsed="0" w:uiPriority="0" w:semiHidden="0" w:name="Table List 6"/>
+    <w:lsdException w:unhideWhenUsed="0" w:uiPriority="0" w:semiHidden="0" w:name="Table List 7"/>
+    <w:lsdException w:unhideWhenUsed="0" w:uiPriority="0" w:semiHidden="0" w:name="Table List 8"/>
+    <w:lsdException w:unhideWhenUsed="0" w:uiPriority="0" w:semiHidden="0" w:name="Table 3D effects 1"/>
+    <w:lsdException w:unhideWhenUsed="0" w:uiPriority="0" w:semiHidden="0" w:name="Table 3D effects 2"/>
+    <w:lsdException w:unhideWhenUsed="0" w:uiPriority="0" w:semiHidden="0" w:name="Table 3D effects 3"/>
+    <w:lsdException w:unhideWhenUsed="0" w:uiPriority="0" w:semiHidden="0" w:name="Table Contemporary"/>
+    <w:lsdException w:unhideWhenUsed="0" w:uiPriority="0" w:semiHidden="0" w:name="Table Elegant"/>
+    <w:lsdException w:unhideWhenUsed="0" w:uiPriority="0" w:semiHidden="0" w:name="Table Professional"/>
+    <w:lsdException w:unhideWhenUsed="0" w:uiPriority="0" w:semiHidden="0" w:name="Table Subtle 1"/>
+    <w:lsdException w:unhideWhenUsed="0" w:uiPriority="0" w:semiHidden="0" w:name="Table Subtle 2"/>
+    <w:lsdException w:unhideWhenUsed="0" w:uiPriority="0" w:semiHidden="0" w:name="Table Web 1"/>
+    <w:lsdException w:unhideWhenUsed="0" w:uiPriority="0" w:semiHidden="0" w:name="Table Web 2"/>
+    <w:lsdException w:unhideWhenUsed="0" w:uiPriority="0" w:semiHidden="0" w:name="Table Web 3"/>
+    <w:lsdException w:unhideWhenUsed="0" w:uiPriority="0" w:semiHidden="0" w:name="Balloon Text"/>
+    <w:lsdException w:qFormat="1" w:unhideWhenUsed="0" w:uiPriority="0" w:semiHidden="0" w:name="Table Grid"/>
+    <w:lsdException w:unhideWhenUsed="0" w:uiPriority="0" w:semiHidden="0" w:name="Table Theme"/>
+    <w:lsdException w:unhideWhenUsed="0" w:uiPriority="60" w:semiHidden="0" w:name="Light Shading"/>
+    <w:lsdException w:unhideWhenUsed="0" w:uiPriority="61" w:semiHidden="0" w:name="Light List"/>
+    <w:lsdException w:unhideWhenUsed="0" w:uiPriority="62" w:semiHidden="0" w:name="Light Grid"/>
+    <w:lsdException w:unhideWhenUsed="0" w:uiPriority="63" w:semiHidden="0" w:name="Medium Shading 1"/>
+    <w:lsdException w:unhideWhenUsed="0" w:uiPriority="64" w:semiHidden="0" w:name="Medium Shading 2"/>
+    <w:lsdException w:unhideWhenUsed="0" w:uiPriority="65" w:semiHidden="0" w:name="Medium List 1"/>
+    <w:lsdException w:unhideWhenUsed="0" w:uiPriority="66" w:semiHidden="0" w:name="Medium List 2"/>
+    <w:lsdException w:unhideWhenUsed="0" w:uiPriority="67" w:semiHidden="0" w:name="Medium Grid 1"/>
+    <w:lsdException w:unhideWhenUsed="0" w:uiPriority="68" w:semiHidden="0" w:name="Medium Grid 2"/>
+    <w:lsdException w:unhideWhenUsed="0" w:uiPriority="69" w:semiHidden="0" w:name="Medium Grid 3"/>
+    <w:lsdException w:unhideWhenUsed="0" w:uiPriority="70" w:semiHidden="0" w:name="Dark List"/>
+    <w:lsdException w:unhideWhenUsed="0" w:uiPriority="71" w:semiHidden="0" w:name="Colorful Shading"/>
+    <w:lsdException w:unhideWhenUsed="0" w:uiPriority="72" w:semiHidden="0" w:name="Colorful List"/>
+    <w:lsdException w:unhideWhenUsed="0" w:uiPriority="73" w:semiHidden="0" w:name="Colorful Grid"/>
+    <w:lsdException w:unhideWhenUsed="0" w:uiPriority="60" w:semiHidden="0" w:name="Light Shading Accent 1"/>
+    <w:lsdException w:unhideWhenUsed="0" w:uiPriority="61" w:semiHidden="0" w:name="Light List Accent 1"/>
+    <w:lsdException w:unhideWhenUsed="0" w:uiPriority="62" w:semiHidden="0" w:name="Light Grid Accent 1"/>
+    <w:lsdException w:unhideWhenUsed="0" w:uiPriority="63" w:semiHidden="0" w:name="Medium Shading 1 Accent 1"/>
+    <w:lsdException w:unhideWhenUsed="0" w:uiPriority="64" w:semiHidden="0" w:name="Medium Shading 2 Accent 1"/>
+    <w:lsdException w:unhideWhenUsed="0" w:uiPriority="65" w:semiHidden="0" w:name="Medium List 1 Accent 1"/>
+    <w:lsdException w:unhideWhenUsed="0" w:uiPriority="66" w:semiHidden="0" w:name="Medium List 2 Accent 1"/>
+    <w:lsdException w:unhideWhenUsed="0" w:uiPriority="67" w:semiHidden="0" w:name="Medium Grid 1 Accent 1"/>
+    <w:lsdException w:unhideWhenUsed="0" w:uiPriority="68" w:semiHidden="0" w:name="Medium Grid 2 Accent 1"/>
+    <w:lsdException w:unhideWhenUsed="0" w:uiPriority="69" w:semiHidden="0" w:name="Medium Grid 3 Accent 1"/>
+    <w:lsdException w:unhideWhenUsed="0" w:uiPriority="70" w:semiHidden="0" w:name="Dark List Accent 1"/>
+    <w:lsdException w:unhideWhenUsed="0" w:uiPriority="71" w:semiHidden="0" w:name="Colorful Shading Accent 1"/>
+    <w:lsdException w:unhideWhenUsed="0" w:uiPriority="72" w:semiHidden="0" w:name="Colorful List Accent 1"/>
+    <w:lsdException w:unhideWhenUsed="0" w:uiPriority="73" w:semiHidden="0" w:name="Colorful Grid Accent 1"/>
+    <w:lsdException w:unhideWhenUsed="0" w:uiPriority="60" w:semiHidden="0" w:name="Light Shading Accent 2"/>
+    <w:lsdException w:unhideWhenUsed="0" w:uiPriority="61" w:semiHidden="0" w:name="Light List Accent 2"/>
+    <w:lsdException w:unhideWhenUsed="0" w:uiPriority="62" w:semiHidden="0" w:name="Light Grid Accent 2"/>
+    <w:lsdException w:unhideWhenUsed="0" w:uiPriority="63" w:semiHidden="0" w:name="Medium Shading 1 Accent 2"/>
+    <w:lsdException w:unhideWhenUsed="0" w:uiPriority="64" w:semiHidden="0" w:name="Medium Shading 2 Accent 2"/>
+    <w:lsdException w:unhideWhenUsed="0" w:uiPriority="65" w:semiHidden="0" w:name="Medium List 1 Accent 2"/>
+    <w:lsdException w:unhideWhenUsed="0" w:uiPriority="66" w:semiHidden="0" w:name="Medium List 2 Accent 2"/>
+    <w:lsdException w:unhideWhenUsed="0" w:uiPriority="67" w:semiHidden="0" w:name="Medium Grid 1 Accent 2"/>
+    <w:lsdException w:unhideWhenUsed="0" w:uiPriority="68" w:semiHidden="0" w:name="Medium Grid 2 Accent 2"/>
+    <w:lsdException w:unhideWhenUsed="0" w:uiPriority="69" w:semiHidden="0" w:name="Medium Grid 3 Accent 2"/>
+    <w:lsdException w:unhideWhenUsed="0" w:uiPriority="70" w:semiHidden="0" w:name="Dark List Accent 2"/>
+    <w:lsdException w:unhideWhenUsed="0" w:uiPriority="71" w:semiHidden="0" w:name="Colorful Shading Accent 2"/>
+    <w:lsdException w:unhideWhenUsed="0" w:uiPriority="72" w:semiHidden="0" w:name="Colorful List Accent 2"/>
+    <w:lsdException w:unhideWhenUsed="0" w:uiPriority="73" w:semiHidden="0" w:name="Colorful Grid Accent 2"/>
+    <w:lsdException w:unhideWhenUsed="0" w:uiPriority="60" w:semiHidden="0" w:name="Light Shading Accent 3"/>
+    <w:lsdException w:unhideWhenUsed="0" w:uiPriority="61" w:semiHidden="0" w:name="Light List Accent 3"/>
+    <w:lsdException w:unhideWhenUsed="0" w:uiPriority="62" w:semiHidden="0" w:name="Light Grid Accent 3"/>
+    <w:lsdException w:unhideWhenUsed="0" w:uiPriority="63" w:semiHidden="0" w:name="Medium Shading 1 Accent 3"/>
+    <w:lsdException w:unhideWhenUsed="0" w:uiPriority="64" w:semiHidden="0" w:name="Medium Shading 2 Accent 3"/>
+    <w:lsdException w:unhideWhenUsed="0" w:uiPriority="65" w:semiHidden="0" w:name="Medium List 1 Accent 3"/>
+    <w:lsdException w:unhideWhenUsed="0" w:uiPriority="66" w:semiHidden="0" w:name="Medium List 2 Accent 3"/>
+    <w:lsdException w:unhideWhenUsed="0" w:uiPriority="67" w:semiHidden="0" w:name="Medium Grid 1 Accent 3"/>
+    <w:lsdException w:unhideWhenUsed="0" w:uiPriority="68" w:semiHidden="0" w:name="Medium Grid 2 Accent 3"/>
+    <w:lsdException w:unhideWhenUsed="0" w:uiPriority="69" w:semiHidden="0" w:name="Medium Grid 3 Accent 3"/>
+    <w:lsdException w:unhideWhenUsed="0" w:uiPriority="70" w:semiHidden="0" w:name="Dark List Accent 3"/>
+    <w:lsdException w:unhideWhenUsed="0" w:uiPriority="71" w:semiHidden="0" w:name="Colorful Shading Accent 3"/>
+    <w:lsdException w:unhideWhenUsed="0" w:uiPriority="72" w:semiHidden="0" w:name="Colorful List Accent 3"/>
+    <w:lsdException w:unhideWhenUsed="0" w:uiPriority="73" w:semiHidden="0" w:name="Colorful Grid Accent 3"/>
+    <w:lsdException w:unhideWhenUsed="0" w:uiPriority="60" w:semiHidden="0" w:name="Light Shading Accent 4"/>
+    <w:lsdException w:unhideWhenUsed="0" w:uiPriority="61" w:semiHidden="0" w:name="Light List Accent 4"/>
+    <w:lsdException w:unhideWhenUsed="0" w:uiPriority="62" w:semiHidden="0" w:name="Light Grid Accent 4"/>
+    <w:lsdException w:unhideWhenUsed="0" w:uiPriority="63" w:semiHidden="0" w:name="Medium Shading 1 Accent 4"/>
+    <w:lsdException w:unhideWhenUsed="0" w:uiPriority="64" w:semiHidden="0" w:name="Medium Shading 2 Accent 4"/>
+    <w:lsdException w:unhideWhenUsed="0" w:uiPriority="65" w:semiHidden="0" w:name="Medium List 1 Accent 4"/>
+    <w:lsdException w:unhideWhenUsed="0" w:uiPriority="66" w:semiHidden="0" w:name="Medium List 2 Accent 4"/>
+    <w:lsdException w:unhideWhenUsed="0" w:uiPriority="67" w:semiHidden="0" w:name="Medium Grid 1 Accent 4"/>
+    <w:lsdException w:unhideWhenUsed="0" w:uiPriority="68" w:semiHidden="0" w:name="Medium Grid 2 Accent 4"/>
+    <w:lsdException w:unhideWhenUsed="0" w:uiPriority="69" w:semiHidden="0" w:name="Medium Grid 3 Accent 4"/>
+    <w:lsdException w:unhideWhenUsed="0" w:uiPriority="70" w:semiHidden="0" w:name="Dark List Accent 4"/>
+    <w:lsdException w:unhideWhenUsed="0" w:uiPriority="71" w:semiHidden="0" w:name="Colorful Shading Accent 4"/>
+    <w:lsdException w:unhideWhenUsed="0" w:uiPriority="72" w:semiHidden="0" w:name="Colorful List Accent 4"/>
+    <w:lsdException w:unhideWhenUsed="0" w:uiPriority="73" w:semiHidden="0" w:name="Colorful Grid Accent 4"/>
+    <w:lsdException w:unhideWhenUsed="0" w:uiPriority="60" w:semiHidden="0" w:name="Light Shading Accent 5"/>
+    <w:lsdException w:unhideWhenUsed="0" w:uiPriority="61" w:semiHidden="0" w:name="Light List Accent 5"/>
+    <w:lsdException w:unhideWhenUsed="0" w:uiPriority="62" w:semiHidden="0" w:name="Light Grid Accent 5"/>
+    <w:lsdException w:unhideWhenUsed="0" w:uiPriority="63" w:semiHidden="0" w:name="Medium Shading 1 Accent 5"/>
+    <w:lsdException w:unhideWhenUsed="0" w:uiPriority="64" w:semiHidden="0" w:name="Medium Shading 2 Accent 5"/>
+    <w:lsdException w:unhideWhenUsed="0" w:uiPriority="65" w:semiHidden="0" w:name="Medium List 1 Accent 5"/>
+    <w:lsdException w:unhideWhenUsed="0" w:uiPriority="66" w:semiHidden="0" w:name="Medium List 2 Accent 5"/>
+    <w:lsdException w:unhideWhenUsed="0" w:uiPriority="67" w:semiHidden="0" w:name="Medium Grid 1 Accent 5"/>
+    <w:lsdException w:unhideWhenUsed="0" w:uiPriority="68" w:semiHidden="0" w:name="Medium Grid 2 Accent 5"/>
+    <w:lsdException w:unhideWhenUsed="0" w:uiPriority="69" w:semiHidden="0" w:name="Medium Grid 3 Accent 5"/>
+    <w:lsdException w:unhideWhenUsed="0" w:uiPriority="70" w:semiHidden="0" w:name="Dark List Accent 5"/>
+    <w:lsdException w:unhideWhenUsed="0" w:uiPriority="71" w:semiHidden="0" w:name="Colorful Shading Accent 5"/>
+    <w:lsdException w:unhideWhenUsed="0" w:uiPriority="72" w:semiHidden="0" w:name="Colorful List Accent 5"/>
+    <w:lsdException w:unhideWhenUsed="0" w:uiPriority="73" w:semiHidden="0" w:name="Colorful Grid Accent 5"/>
+    <w:lsdException w:unhideWhenUsed="0" w:uiPriority="60" w:semiHidden="0" w:name="Light Shading Accent 6"/>
+    <w:lsdException w:unhideWhenUsed="0" w:uiPriority="61" w:semiHidden="0" w:name="Light List Accent 6"/>
+    <w:lsdException w:unhideWhenUsed="0" w:uiPriority="62" w:semiHidden="0" w:name="Light Grid Accent 6"/>
+    <w:lsdException w:unhideWhenUsed="0" w:uiPriority="63" w:semiHidden="0" w:name="Medium Shading 1 Accent 6"/>
+    <w:lsdException w:unhideWhenUsed="0" w:uiPriority="64" w:semiHidden="0" w:name="Medium Shading 2 Accent 6"/>
+    <w:lsdException w:unhideWhenUsed="0" w:uiPriority="65" w:semiHidden="0" w:name="Medium List 1 Accent 6"/>
+    <w:lsdException w:unhideWhenUsed="0" w:uiPriority="66" w:semiHidden="0" w:name="Medium List 2 Accent 6"/>
+    <w:lsdException w:unhideWhenUsed="0" w:uiPriority="67" w:semiHidden="0" w:name="Medium Grid 1 Accent 6"/>
+    <w:lsdException w:unhideWhenUsed="0" w:uiPriority="68" w:semiHidden="0" w:name="Medium Grid 2 Accent 6"/>
+    <w:lsdException w:unhideWhenUsed="0" w:uiPriority="69" w:semiHidden="0" w:name="Medium Grid 3 Accent 6"/>
+    <w:lsdException w:unhideWhenUsed="0" w:uiPriority="70" w:semiHidden="0" w:name="Dark List Accent 6"/>
+    <w:lsdException w:unhideWhenUsed="0" w:uiPriority="71" w:semiHidden="0" w:name="Colorful Shading Accent 6"/>
+    <w:lsdException w:unhideWhenUsed="0" w:uiPriority="72" w:semiHidden="0" w:name="Colorful List Accent 6"/>
+    <w:lsdException w:unhideWhenUsed="0" w:uiPriority="73" w:semiHidden="0" w:name="Colorful Grid Accent 6"/>
   </w:latentStyles>
-  <w:style w:type="paragraph" w:default="1" w:styleId="Normal">
+  <w:style w:type="paragraph" w:default="1" w:styleId="1">
     <w:name w:val="Normal"/>
     <w:qFormat/>
+    <w:uiPriority w:val="0"/>
     <w:pPr>
       <w:kinsoku w:val="0"/>
       <w:autoSpaceDE w:val="0"/>
@@ -7396,7 +7581,7 @@
       <w:textAlignment w:val="baseline"/>
     </w:pPr>
     <w:rPr>
-      <w:rFonts w:ascii="Arial" w:eastAsia="宋体" w:hAnsi="Arial" w:cs="Arial"/>
+      <w:rFonts w:ascii="Arial" w:hAnsi="Arial" w:eastAsia="宋体" w:cs="Arial"/>
       <w:snapToGrid w:val="0"/>
       <w:color w:val="000000"/>
       <w:kern w:val="0"/>
@@ -7405,11 +7590,12 @@
       <w:lang w:val="en-US" w:eastAsia="en-US" w:bidi="ar-SA"/>
     </w:rPr>
   </w:style>
-  <w:style w:type="paragraph" w:styleId="Heading1">
+  <w:style w:type="paragraph" w:styleId="2">
     <w:name w:val="heading 1"/>
-    <w:basedOn w:val="Normal"/>
-    <w:next w:val="Normal"/>
+    <w:basedOn w:val="1"/>
+    <w:next w:val="1"/>
     <w:qFormat/>
+    <w:uiPriority w:val="0"/>
     <w:pPr>
       <w:keepNext/>
       <w:keepLines/>
@@ -7427,12 +7613,13 @@
       <w:sz w:val="44"/>
     </w:rPr>
   </w:style>
-  <w:style w:type="paragraph" w:styleId="Heading2">
+  <w:style w:type="paragraph" w:styleId="3">
     <w:name w:val="heading 2"/>
-    <w:basedOn w:val="Normal"/>
-    <w:next w:val="Normal"/>
+    <w:basedOn w:val="1"/>
+    <w:next w:val="1"/>
     <w:unhideWhenUsed/>
     <w:qFormat/>
+    <w:uiPriority w:val="0"/>
     <w:pPr>
       <w:keepNext/>
       <w:keepLines/>
@@ -7445,18 +7632,19 @@
       <w:outlineLvl w:val="1"/>
     </w:pPr>
     <w:rPr>
-      <w:rFonts w:ascii="Arial" w:eastAsia="黑体" w:hAnsi="Arial"/>
+      <w:rFonts w:ascii="Arial" w:hAnsi="Arial" w:eastAsia="黑体"/>
       <w:b/>
       <w:sz w:val="32"/>
     </w:rPr>
   </w:style>
-  <w:style w:type="paragraph" w:styleId="Heading3">
+  <w:style w:type="paragraph" w:styleId="4">
     <w:name w:val="heading 3"/>
-    <w:basedOn w:val="Normal"/>
-    <w:next w:val="Normal"/>
+    <w:basedOn w:val="1"/>
+    <w:next w:val="1"/>
     <w:semiHidden/>
     <w:unhideWhenUsed/>
     <w:qFormat/>
+    <w:uiPriority w:val="0"/>
     <w:pPr>
       <w:keepNext/>
       <w:keepLines/>
@@ -7473,12 +7661,13 @@
       <w:sz w:val="32"/>
     </w:rPr>
   </w:style>
-  <w:style w:type="paragraph" w:styleId="Heading4">
+  <w:style w:type="paragraph" w:styleId="5">
     <w:name w:val="heading 4"/>
-    <w:basedOn w:val="Normal"/>
-    <w:next w:val="Normal"/>
+    <w:basedOn w:val="1"/>
+    <w:next w:val="1"/>
     <w:unhideWhenUsed/>
     <w:qFormat/>
+    <w:uiPriority w:val="0"/>
     <w:pPr>
       <w:keepNext/>
       <w:keepLines/>
@@ -7491,18 +7680,19 @@
       <w:outlineLvl w:val="3"/>
     </w:pPr>
     <w:rPr>
-      <w:rFonts w:ascii="Arial" w:eastAsia="黑体" w:hAnsi="Arial"/>
+      <w:rFonts w:ascii="Arial" w:hAnsi="Arial" w:eastAsia="黑体"/>
       <w:b/>
       <w:sz w:val="28"/>
     </w:rPr>
   </w:style>
-  <w:style w:type="paragraph" w:styleId="Heading5">
+  <w:style w:type="paragraph" w:styleId="6">
     <w:name w:val="heading 5"/>
-    <w:basedOn w:val="Normal"/>
-    <w:next w:val="Normal"/>
+    <w:basedOn w:val="1"/>
+    <w:next w:val="1"/>
     <w:semiHidden/>
     <w:unhideWhenUsed/>
     <w:qFormat/>
+    <w:uiPriority w:val="0"/>
     <w:pPr>
       <w:keepNext/>
       <w:keepLines/>
@@ -7519,13 +7709,14 @@
       <w:sz w:val="28"/>
     </w:rPr>
   </w:style>
-  <w:style w:type="paragraph" w:styleId="Heading6">
+  <w:style w:type="paragraph" w:styleId="7">
     <w:name w:val="heading 6"/>
-    <w:basedOn w:val="Normal"/>
-    <w:next w:val="Normal"/>
+    <w:basedOn w:val="1"/>
+    <w:next w:val="1"/>
     <w:semiHidden/>
     <w:unhideWhenUsed/>
     <w:qFormat/>
+    <w:uiPriority w:val="0"/>
     <w:pPr>
       <w:keepNext/>
       <w:keepLines/>
@@ -7538,18 +7729,19 @@
       <w:outlineLvl w:val="5"/>
     </w:pPr>
     <w:rPr>
-      <w:rFonts w:ascii="Arial" w:eastAsia="黑体" w:hAnsi="Arial"/>
+      <w:rFonts w:ascii="Arial" w:hAnsi="Arial" w:eastAsia="黑体"/>
       <w:b/>
       <w:sz w:val="24"/>
     </w:rPr>
   </w:style>
-  <w:style w:type="paragraph" w:styleId="Heading7">
+  <w:style w:type="paragraph" w:styleId="8">
     <w:name w:val="heading 7"/>
-    <w:basedOn w:val="Normal"/>
-    <w:next w:val="Normal"/>
+    <w:basedOn w:val="1"/>
+    <w:next w:val="1"/>
     <w:semiHidden/>
     <w:unhideWhenUsed/>
     <w:qFormat/>
+    <w:uiPriority w:val="0"/>
     <w:pPr>
       <w:keepNext/>
       <w:keepLines/>
@@ -7566,13 +7758,14 @@
       <w:sz w:val="24"/>
     </w:rPr>
   </w:style>
-  <w:style w:type="paragraph" w:styleId="Heading8">
+  <w:style w:type="paragraph" w:styleId="9">
     <w:name w:val="heading 8"/>
-    <w:basedOn w:val="Normal"/>
-    <w:next w:val="Normal"/>
+    <w:basedOn w:val="1"/>
+    <w:next w:val="1"/>
     <w:semiHidden/>
     <w:unhideWhenUsed/>
     <w:qFormat/>
+    <w:uiPriority w:val="0"/>
     <w:pPr>
       <w:keepNext/>
       <w:keepLines/>
@@ -7585,17 +7778,18 @@
       <w:outlineLvl w:val="7"/>
     </w:pPr>
     <w:rPr>
-      <w:rFonts w:ascii="Arial" w:eastAsia="黑体" w:hAnsi="Arial"/>
+      <w:rFonts w:ascii="Arial" w:hAnsi="Arial" w:eastAsia="黑体"/>
       <w:sz w:val="24"/>
     </w:rPr>
   </w:style>
-  <w:style w:type="paragraph" w:styleId="Heading9">
+  <w:style w:type="paragraph" w:styleId="10">
     <w:name w:val="heading 9"/>
-    <w:basedOn w:val="Normal"/>
-    <w:next w:val="Normal"/>
+    <w:basedOn w:val="1"/>
+    <w:next w:val="1"/>
     <w:semiHidden/>
     <w:unhideWhenUsed/>
     <w:qFormat/>
+    <w:uiPriority w:val="0"/>
     <w:pPr>
       <w:keepNext/>
       <w:keepLines/>
@@ -7608,19 +7802,21 @@
       <w:outlineLvl w:val="8"/>
     </w:pPr>
     <w:rPr>
-      <w:rFonts w:ascii="Arial" w:eastAsia="黑体" w:hAnsi="Arial"/>
+      <w:rFonts w:ascii="Arial" w:hAnsi="Arial" w:eastAsia="黑体"/>
       <w:sz w:val="21"/>
     </w:rPr>
   </w:style>
-  <w:style w:type="character" w:default="1" w:styleId="DefaultParagraphFont">
+  <w:style w:type="character" w:default="1" w:styleId="22">
     <w:name w:val="Default Paragraph Font"/>
     <w:semiHidden/>
     <w:qFormat/>
+    <w:uiPriority w:val="0"/>
   </w:style>
-  <w:style w:type="table" w:default="1" w:styleId="TableNormal">
+  <w:style w:type="table" w:default="1" w:styleId="20">
     <w:name w:val="Normal Table"/>
     <w:semiHidden/>
     <w:qFormat/>
+    <w:uiPriority w:val="0"/>
     <w:tblPr>
       <w:tblCellMar>
         <w:top w:w="0" w:type="dxa"/>
@@ -7630,39 +7826,43 @@
       </w:tblCellMar>
     </w:tblPr>
   </w:style>
-  <w:style w:type="paragraph" w:styleId="CommentText">
+  <w:style w:type="paragraph" w:styleId="11">
     <w:name w:val="annotation text"/>
-    <w:basedOn w:val="Normal"/>
+    <w:basedOn w:val="1"/>
     <w:qFormat/>
+    <w:uiPriority w:val="0"/>
     <w:pPr>
       <w:jc w:val="left"/>
     </w:pPr>
   </w:style>
-  <w:style w:type="paragraph" w:styleId="BodyText">
+  <w:style w:type="paragraph" w:styleId="12">
     <w:name w:val="Body Text"/>
-    <w:basedOn w:val="Normal"/>
+    <w:basedOn w:val="1"/>
     <w:semiHidden/>
     <w:qFormat/>
+    <w:uiPriority w:val="0"/>
     <w:rPr>
-      <w:rFonts w:ascii="Arial" w:eastAsia="Arial" w:hAnsi="Arial" w:cs="Arial"/>
+      <w:rFonts w:ascii="Arial" w:hAnsi="Arial" w:eastAsia="Arial" w:cs="Arial"/>
       <w:sz w:val="21"/>
       <w:szCs w:val="21"/>
       <w:lang w:val="en-US" w:eastAsia="en-US" w:bidi="ar-SA"/>
     </w:rPr>
   </w:style>
-  <w:style w:type="paragraph" w:styleId="TOC3">
+  <w:style w:type="paragraph" w:styleId="13">
     <w:name w:val="toc 3"/>
-    <w:basedOn w:val="Normal"/>
-    <w:next w:val="Normal"/>
+    <w:basedOn w:val="1"/>
+    <w:next w:val="1"/>
     <w:qFormat/>
+    <w:uiPriority w:val="0"/>
     <w:pPr>
       <w:ind w:left="840" w:leftChars="400"/>
     </w:pPr>
   </w:style>
-  <w:style w:type="paragraph" w:styleId="Footer">
+  <w:style w:type="paragraph" w:styleId="14">
     <w:name w:val="footer"/>
-    <w:basedOn w:val="Normal"/>
+    <w:basedOn w:val="1"/>
     <w:qFormat/>
+    <w:uiPriority w:val="0"/>
     <w:pPr>
       <w:tabs>
         <w:tab w:val="center" w:pos="4153"/>
@@ -7675,16 +7875,17 @@
       <w:sz w:val="18"/>
     </w:rPr>
   </w:style>
-  <w:style w:type="paragraph" w:styleId="Header">
+  <w:style w:type="paragraph" w:styleId="15">
     <w:name w:val="header"/>
-    <w:basedOn w:val="Normal"/>
+    <w:basedOn w:val="1"/>
     <w:qFormat/>
+    <w:uiPriority w:val="0"/>
     <w:pPr>
       <w:pBdr>
-        <w:top w:val="nil"/>
-        <w:left w:val="nil"/>
-        <w:bottom w:val="nil"/>
-        <w:right w:val="nil"/>
+        <w:top w:val="none" w:color="auto" w:sz="0" w:space="0"/>
+        <w:left w:val="none" w:color="auto" w:sz="0" w:space="0"/>
+        <w:bottom w:val="none" w:color="auto" w:sz="0" w:space="0"/>
+        <w:right w:val="none" w:color="auto" w:sz="0" w:space="0"/>
       </w:pBdr>
       <w:tabs>
         <w:tab w:val="center" w:pos="4153"/>
@@ -7699,37 +7900,41 @@
       <w:sz w:val="18"/>
     </w:rPr>
   </w:style>
-  <w:style w:type="paragraph" w:styleId="TOC1">
+  <w:style w:type="paragraph" w:styleId="16">
     <w:name w:val="toc 1"/>
-    <w:basedOn w:val="Normal"/>
-    <w:next w:val="Normal"/>
+    <w:basedOn w:val="1"/>
+    <w:next w:val="1"/>
     <w:qFormat/>
+    <w:uiPriority w:val="0"/>
     <w:rPr>
-      <w:rFonts w:ascii="Arial" w:eastAsia="Microsoft JhengHei" w:hAnsi="Arial"/>
+      <w:rFonts w:ascii="Arial" w:hAnsi="Arial" w:eastAsia="Microsoft JhengHei"/>
       <w:sz w:val="24"/>
     </w:rPr>
   </w:style>
-  <w:style w:type="paragraph" w:styleId="TOC2">
+  <w:style w:type="paragraph" w:styleId="17">
     <w:name w:val="toc 2"/>
-    <w:basedOn w:val="Normal"/>
-    <w:next w:val="Normal"/>
+    <w:basedOn w:val="1"/>
+    <w:next w:val="1"/>
     <w:qFormat/>
+    <w:uiPriority w:val="0"/>
     <w:pPr>
       <w:ind w:left="420" w:leftChars="200"/>
     </w:pPr>
   </w:style>
-  <w:style w:type="paragraph" w:styleId="NormalWeb">
+  <w:style w:type="paragraph" w:styleId="18">
     <w:name w:val="Normal (Web)"/>
-    <w:basedOn w:val="Normal"/>
+    <w:basedOn w:val="1"/>
     <w:qFormat/>
+    <w:uiPriority w:val="0"/>
     <w:rPr>
       <w:sz w:val="24"/>
     </w:rPr>
   </w:style>
-  <w:style w:type="paragraph" w:styleId="Title">
+  <w:style w:type="paragraph" w:styleId="19">
     <w:name w:val="Title"/>
-    <w:basedOn w:val="Normal"/>
+    <w:basedOn w:val="1"/>
     <w:qFormat/>
+    <w:uiPriority w:val="0"/>
     <w:pPr>
       <w:spacing w:before="240" w:beforeLines="0" w:beforeAutospacing="0" w:after="60" w:afterLines="0" w:afterAutospacing="0"/>
       <w:jc w:val="center"/>
@@ -7741,38 +7946,41 @@
       <w:sz w:val="32"/>
     </w:rPr>
   </w:style>
-  <w:style w:type="table" w:styleId="TableGrid">
+  <w:style w:type="table" w:styleId="21">
     <w:name w:val="Table Grid"/>
-    <w:basedOn w:val="TableNormal"/>
+    <w:basedOn w:val="20"/>
     <w:qFormat/>
+    <w:uiPriority w:val="0"/>
     <w:pPr>
       <w:widowControl w:val="0"/>
       <w:jc w:val="both"/>
     </w:pPr>
     <w:tblPr>
       <w:tblBorders>
-        <w:top w:val="single" w:sz="4" w:space="0" w:color="auto"/>
-        <w:left w:val="single" w:sz="4" w:space="0" w:color="auto"/>
-        <w:bottom w:val="single" w:sz="4" w:space="0" w:color="auto"/>
-        <w:right w:val="single" w:sz="4" w:space="0" w:color="auto"/>
-        <w:insideH w:val="single" w:sz="4" w:space="0" w:color="auto"/>
-        <w:insideV w:val="single" w:sz="4" w:space="0" w:color="auto"/>
+        <w:top w:val="single" w:color="auto" w:sz="4" w:space="0"/>
+        <w:left w:val="single" w:color="auto" w:sz="4" w:space="0"/>
+        <w:bottom w:val="single" w:color="auto" w:sz="4" w:space="0"/>
+        <w:right w:val="single" w:color="auto" w:sz="4" w:space="0"/>
+        <w:insideH w:val="single" w:color="auto" w:sz="4" w:space="0"/>
+        <w:insideV w:val="single" w:color="auto" w:sz="4" w:space="0"/>
       </w:tblBorders>
     </w:tblPr>
   </w:style>
-  <w:style w:type="character" w:styleId="Strong">
+  <w:style w:type="character" w:styleId="23">
     <w:name w:val="Strong"/>
-    <w:basedOn w:val="DefaultParagraphFont"/>
+    <w:basedOn w:val="22"/>
     <w:qFormat/>
+    <w:uiPriority w:val="0"/>
     <w:rPr>
       <w:b/>
     </w:rPr>
   </w:style>
-  <w:style w:type="table" w:customStyle="1" w:styleId="TableNormal0">
+  <w:style w:type="table" w:customStyle="1" w:styleId="24">
     <w:name w:val="Table Normal_0"/>
     <w:semiHidden/>
     <w:unhideWhenUsed/>
     <w:qFormat/>
+    <w:uiPriority w:val="0"/>
     <w:tblPr>
       <w:tblCellMar>
         <w:top w:w="0" w:type="dxa"/>
@@ -7782,81 +7990,87 @@
       </w:tblCellMar>
     </w:tblPr>
   </w:style>
-  <w:style w:type="paragraph" w:customStyle="1" w:styleId="TableText">
+  <w:style w:type="paragraph" w:customStyle="1" w:styleId="25">
     <w:name w:val="Table Text"/>
-    <w:basedOn w:val="Normal"/>
+    <w:basedOn w:val="1"/>
     <w:semiHidden/>
     <w:qFormat/>
+    <w:uiPriority w:val="0"/>
     <w:rPr>
-      <w:rFonts w:ascii="宋体" w:eastAsia="宋体" w:hAnsi="宋体" w:cs="宋体"/>
+      <w:rFonts w:ascii="宋体" w:hAnsi="宋体" w:eastAsia="宋体" w:cs="宋体"/>
       <w:sz w:val="21"/>
       <w:szCs w:val="21"/>
       <w:lang w:val="en-US" w:eastAsia="en-US" w:bidi="ar-SA"/>
     </w:rPr>
   </w:style>
-  <w:style w:type="paragraph" w:customStyle="1" w:styleId="1">
+  <w:style w:type="paragraph" w:customStyle="1" w:styleId="26">
     <w:name w:val="柴_标题1"/>
-    <w:basedOn w:val="Heading1"/>
-    <w:next w:val="a"/>
-    <w:link w:val="1Char"/>
+    <w:basedOn w:val="2"/>
+    <w:next w:val="27"/>
+    <w:link w:val="38"/>
     <w:qFormat/>
+    <w:uiPriority w:val="0"/>
     <w:pPr>
       <w:spacing w:before="100" w:after="90" w:line="360" w:lineRule="auto"/>
     </w:pPr>
     <w:rPr>
-      <w:rFonts w:ascii="Arial" w:eastAsia="宋体" w:hAnsi="Arial"/>
+      <w:rFonts w:ascii="Arial" w:hAnsi="Arial" w:eastAsia="宋体"/>
       <w:sz w:val="32"/>
     </w:rPr>
   </w:style>
-  <w:style w:type="paragraph" w:customStyle="1" w:styleId="a">
+  <w:style w:type="paragraph" w:customStyle="1" w:styleId="27">
     <w:name w:val="柴_正文"/>
-    <w:basedOn w:val="BodyText"/>
-    <w:link w:val="Char"/>
+    <w:basedOn w:val="12"/>
+    <w:link w:val="41"/>
     <w:qFormat/>
+    <w:uiPriority w:val="0"/>
     <w:pPr>
       <w:spacing w:line="360" w:lineRule="auto"/>
       <w:ind w:firstLine="470" w:firstLineChars="200"/>
     </w:pPr>
     <w:rPr>
-      <w:rFonts w:ascii="Arial" w:eastAsia="宋体" w:hAnsi="Arial"/>
+      <w:rFonts w:ascii="Arial" w:hAnsi="Arial" w:eastAsia="宋体"/>
       <w:sz w:val="24"/>
       <w:lang w:eastAsia="zh-CN"/>
     </w:rPr>
   </w:style>
-  <w:style w:type="paragraph" w:customStyle="1" w:styleId="2">
+  <w:style w:type="paragraph" w:customStyle="1" w:styleId="28">
     <w:name w:val="柴_标题2"/>
-    <w:basedOn w:val="Heading2"/>
-    <w:next w:val="a"/>
+    <w:basedOn w:val="3"/>
+    <w:next w:val="27"/>
     <w:qFormat/>
+    <w:uiPriority w:val="0"/>
     <w:pPr>
       <w:spacing w:line="360" w:lineRule="auto"/>
     </w:pPr>
     <w:rPr>
-      <w:rFonts w:ascii="Arial" w:eastAsia="宋体" w:hAnsi="Arial"/>
+      <w:rFonts w:ascii="Arial" w:hAnsi="Arial" w:eastAsia="宋体"/>
       <w:sz w:val="28"/>
     </w:rPr>
   </w:style>
-  <w:style w:type="paragraph" w:customStyle="1" w:styleId="3">
+  <w:style w:type="paragraph" w:customStyle="1" w:styleId="29">
     <w:name w:val="柴_标题3"/>
-    <w:basedOn w:val="Heading3"/>
-    <w:next w:val="a"/>
+    <w:basedOn w:val="4"/>
+    <w:next w:val="27"/>
     <w:qFormat/>
+    <w:uiPriority w:val="0"/>
     <w:pPr>
       <w:spacing w:line="360" w:lineRule="auto"/>
       <w:ind w:left="0" w:firstLine="472" w:firstLineChars="200"/>
     </w:pPr>
     <w:rPr>
-      <w:rFonts w:ascii="宋体" w:eastAsia="宋体" w:hAnsi="宋体" w:cs="宋体"/>
+      <w:rFonts w:ascii="宋体" w:hAnsi="宋体" w:eastAsia="宋体" w:cs="宋体"/>
       <w:spacing w:val="-2"/>
       <w:sz w:val="24"/>
       <w:szCs w:val="24"/>
     </w:rPr>
   </w:style>
-  <w:style w:type="paragraph" w:customStyle="1" w:styleId="a0">
+  <w:style w:type="paragraph" w:customStyle="1" w:styleId="30">
     <w:name w:val="柴_目录"/>
-    <w:basedOn w:val="Normal"/>
-    <w:next w:val="BodyText"/>
+    <w:basedOn w:val="1"/>
+    <w:next w:val="12"/>
     <w:qFormat/>
+    <w:uiPriority w:val="0"/>
     <w:pPr>
       <w:tabs>
         <w:tab w:val="right" w:leader="dot" w:pos="8442"/>
@@ -7864,89 +8078,96 @@
       <w:ind w:left="0" w:leftChars="0"/>
     </w:pPr>
     <w:rPr>
-      <w:rFonts w:ascii="Arial" w:eastAsia="Microsoft JhengHei" w:hAnsi="Arial"/>
+      <w:rFonts w:ascii="Arial" w:hAnsi="Arial" w:eastAsia="Microsoft JhengHei"/>
       <w:sz w:val="24"/>
     </w:rPr>
   </w:style>
-  <w:style w:type="paragraph" w:customStyle="1" w:styleId="a1">
+  <w:style w:type="paragraph" w:customStyle="1" w:styleId="31">
     <w:name w:val="柴_公司名"/>
-    <w:basedOn w:val="Title"/>
+    <w:basedOn w:val="19"/>
     <w:qFormat/>
+    <w:uiPriority w:val="0"/>
     <w:pPr>
       <w:spacing w:after="600" w:afterLines="600"/>
     </w:pPr>
     <w:rPr>
-      <w:rFonts w:ascii="宋体" w:eastAsia="宋体" w:hAnsi="宋体" w:cs="宋体" w:hint="eastAsia"/>
+      <w:rFonts w:hint="eastAsia" w:ascii="宋体" w:hAnsi="宋体" w:eastAsia="宋体" w:cs="宋体"/>
       <w:bCs/>
       <w:spacing w:val="-6"/>
       <w:sz w:val="52"/>
       <w:szCs w:val="52"/>
     </w:rPr>
   </w:style>
-  <w:style w:type="paragraph" w:customStyle="1" w:styleId="a2">
+  <w:style w:type="paragraph" w:customStyle="1" w:styleId="32">
     <w:name w:val="柴_文档名"/>
-    <w:basedOn w:val="Title"/>
+    <w:basedOn w:val="19"/>
     <w:qFormat/>
+    <w:uiPriority w:val="0"/>
     <w:pPr>
       <w:spacing w:after="900" w:afterLines="900"/>
     </w:pPr>
     <w:rPr>
-      <w:rFonts w:ascii="黑体" w:eastAsia="黑体" w:hAnsi="黑体" w:cs="黑体"/>
+      <w:rFonts w:ascii="黑体" w:hAnsi="黑体" w:eastAsia="黑体" w:cs="黑体"/>
       <w:bCs/>
       <w:spacing w:val="-7"/>
       <w:sz w:val="52"/>
       <w:szCs w:val="52"/>
     </w:rPr>
   </w:style>
-  <w:style w:type="paragraph" w:customStyle="1" w:styleId="WPSOffice1">
+  <w:style w:type="paragraph" w:customStyle="1" w:styleId="33">
     <w:name w:val="WPSOffice手动目录 1"/>
     <w:qFormat/>
+    <w:uiPriority w:val="0"/>
     <w:pPr>
       <w:ind w:leftChars="0"/>
     </w:pPr>
     <w:rPr>
-      <w:rFonts w:ascii="Times New Roman" w:eastAsia="宋体" w:hAnsi="Times New Roman" w:cs="Times New Roman"/>
+      <w:rFonts w:ascii="Times New Roman" w:hAnsi="Times New Roman" w:eastAsia="宋体" w:cs="Times New Roman"/>
       <w:sz w:val="20"/>
       <w:szCs w:val="20"/>
     </w:rPr>
   </w:style>
-  <w:style w:type="paragraph" w:customStyle="1" w:styleId="WPSOffice2">
+  <w:style w:type="paragraph" w:customStyle="1" w:styleId="34">
     <w:name w:val="WPSOffice手动目录 2"/>
     <w:qFormat/>
+    <w:uiPriority w:val="0"/>
     <w:pPr>
       <w:ind w:leftChars="200"/>
     </w:pPr>
     <w:rPr>
-      <w:rFonts w:ascii="Times New Roman" w:eastAsia="宋体" w:hAnsi="Times New Roman" w:cs="Times New Roman"/>
+      <w:rFonts w:ascii="Times New Roman" w:hAnsi="Times New Roman" w:eastAsia="宋体" w:cs="Times New Roman"/>
       <w:sz w:val="20"/>
       <w:szCs w:val="20"/>
     </w:rPr>
   </w:style>
-  <w:style w:type="paragraph" w:customStyle="1" w:styleId="WPSOffice3">
+  <w:style w:type="paragraph" w:customStyle="1" w:styleId="35">
     <w:name w:val="WPSOffice手动目录 3"/>
     <w:qFormat/>
+    <w:uiPriority w:val="0"/>
     <w:pPr>
       <w:ind w:leftChars="400"/>
     </w:pPr>
     <w:rPr>
-      <w:rFonts w:ascii="Times New Roman" w:eastAsia="宋体" w:hAnsi="Times New Roman" w:cs="Times New Roman"/>
+      <w:rFonts w:ascii="Times New Roman" w:hAnsi="Times New Roman" w:eastAsia="宋体" w:cs="Times New Roman"/>
       <w:sz w:val="20"/>
       <w:szCs w:val="20"/>
     </w:rPr>
   </w:style>
-  <w:style w:type="paragraph" w:customStyle="1" w:styleId="Compact">
+  <w:style w:type="paragraph" w:customStyle="1" w:styleId="36">
     <w:name w:val="Compact"/>
-    <w:basedOn w:val="BodyText"/>
+    <w:basedOn w:val="12"/>
     <w:qFormat/>
+    <w:uiPriority w:val="0"/>
     <w:pPr>
       <w:spacing w:before="36" w:after="36"/>
     </w:pPr>
   </w:style>
-  <w:style w:type="table" w:customStyle="1" w:styleId="Table">
+  <w:style w:type="table" w:customStyle="1" w:styleId="37">
     <w:name w:val="Table"/>
     <w:semiHidden/>
     <w:unhideWhenUsed/>
     <w:qFormat/>
+    <w:uiPriority w:val="0"/>
     <w:tblPr>
       <w:tblCellMar>
         <w:top w:w="0" w:type="dxa"/>
@@ -7958,25 +8179,27 @@
     <w:tblStylePr w:type="firstRow">
       <w:tcPr>
         <w:tcBorders>
-          <w:bottom w:val="single" w:sz="0" w:space="0" w:color="auto"/>
+          <w:bottom w:val="single" w:color="auto" w:sz="0" w:space="0"/>
         </w:tcBorders>
         <w:vAlign w:val="bottom"/>
       </w:tcPr>
     </w:tblStylePr>
   </w:style>
-  <w:style w:type="character" w:customStyle="1" w:styleId="1Char">
+  <w:style w:type="character" w:customStyle="1" w:styleId="38">
     <w:name w:val="柴_标题1 Char"/>
-    <w:link w:val="1"/>
+    <w:link w:val="26"/>
     <w:qFormat/>
+    <w:uiPriority w:val="0"/>
     <w:rPr>
-      <w:rFonts w:ascii="Arial" w:eastAsia="宋体" w:hAnsi="Arial"/>
+      <w:rFonts w:ascii="Arial" w:hAnsi="Arial" w:eastAsia="宋体"/>
       <w:sz w:val="32"/>
     </w:rPr>
   </w:style>
-  <w:style w:type="paragraph" w:customStyle="1" w:styleId="a3">
+  <w:style w:type="paragraph" w:customStyle="1" w:styleId="39">
     <w:name w:val="柴_正文_无缩进"/>
-    <w:basedOn w:val="Normal"/>
+    <w:basedOn w:val="1"/>
     <w:qFormat/>
+    <w:uiPriority w:val="0"/>
     <w:pPr>
       <w:ind w:firstLine="0" w:firstLineChars="0"/>
     </w:pPr>
@@ -7986,29 +8209,31 @@
       <w:lang w:eastAsia="zh-CN"/>
     </w:rPr>
   </w:style>
-  <w:style w:type="paragraph" w:customStyle="1" w:styleId="4">
+  <w:style w:type="paragraph" w:customStyle="1" w:styleId="40">
     <w:name w:val="柴_标题4"/>
-    <w:basedOn w:val="Heading4"/>
-    <w:next w:val="Normal"/>
+    <w:basedOn w:val="5"/>
+    <w:next w:val="1"/>
     <w:qFormat/>
+    <w:uiPriority w:val="0"/>
     <w:pPr>
       <w:widowControl w:val="0"/>
       <w:spacing w:before="160" w:line="360" w:lineRule="auto"/>
-      <w:ind w:left="981" w:hanging="862" w:leftChars="300"/>
+      <w:ind w:left="981" w:leftChars="300" w:hanging="862"/>
     </w:pPr>
     <w:rPr>
-      <w:rFonts w:ascii="Calibri" w:eastAsia="宋体" w:hAnsi="Calibri" w:cs="宋体" w:hint="eastAsia"/>
+      <w:rFonts w:hint="eastAsia" w:ascii="Calibri" w:hAnsi="Calibri" w:eastAsia="宋体" w:cs="宋体"/>
       <w:sz w:val="24"/>
       <w:szCs w:val="24"/>
       <w:lang w:eastAsia="zh-CN" w:bidi="zh-CN"/>
     </w:rPr>
   </w:style>
-  <w:style w:type="character" w:customStyle="1" w:styleId="Char">
+  <w:style w:type="character" w:customStyle="1" w:styleId="41">
     <w:name w:val="柴_正文 Char"/>
-    <w:link w:val="a"/>
+    <w:link w:val="27"/>
     <w:qFormat/>
+    <w:uiPriority w:val="0"/>
     <w:rPr>
-      <w:rFonts w:ascii="Arial" w:eastAsia="宋体" w:hAnsi="Arial"/>
+      <w:rFonts w:ascii="Arial" w:hAnsi="Arial" w:eastAsia="宋体"/>
       <w:sz w:val="24"/>
       <w:lang w:eastAsia="zh-CN"/>
     </w:rPr>
